--- a/docs/memoria escrita.docx
+++ b/docs/memoria escrita.docx
@@ -4435,7 +4435,16 @@
         <w:t xml:space="preserve"> (Persistencia Relacional): </w:t>
       </w:r>
       <w:r>
-        <w:t>Diseñar e implementar una base de datos relacional en MySQL, con las entidades Usuarios, Eventos y Reservas</w:t>
+        <w:t>Diseñar e implementar una base de datos relacional en MySQL, con las entidades Usuarios, Eventos</w:t>
+      </w:r>
+      <w:r>
+        <w:t>,</w:t>
+      </w:r>
+      <w:r>
+        <w:t xml:space="preserve"> Reservas</w:t>
+      </w:r>
+      <w:r>
+        <w:t>, Comentarios y Valoraciones</w:t>
       </w:r>
       <w:r>
         <w:t xml:space="preserve"> como </w:t>
@@ -4444,13 +4453,7 @@
         <w:t xml:space="preserve">estructura </w:t>
       </w:r>
       <w:r>
-        <w:t xml:space="preserve">relacional </w:t>
-      </w:r>
-      <w:r>
-        <w:t>mínim</w:t>
-      </w:r>
-      <w:r>
-        <w:t>a</w:t>
+        <w:t>relacional</w:t>
       </w:r>
       <w:r>
         <w:t>, para el almacenamiento seguro, persistente y con integridad referencial</w:t>
@@ -8291,21 +8294,13 @@
         <w:t xml:space="preserve"> del proyecto un archivo </w:t>
       </w:r>
       <w:r>
-        <w:t xml:space="preserve">de filtrado </w:t>
-      </w:r>
-      <w:proofErr w:type="gramStart"/>
-      <w:r>
-        <w:t>(</w:t>
+        <w:t>de filtrado (</w:t>
       </w:r>
       <w:r>
         <w:t>.</w:t>
       </w:r>
       <w:r>
-        <w:t>gitignore</w:t>
-      </w:r>
-      <w:proofErr w:type="gramEnd"/>
-      <w:r>
-        <w:t xml:space="preserve">) </w:t>
+        <w:t xml:space="preserve">gitignore) </w:t>
       </w:r>
       <w:r>
         <w:t xml:space="preserve">en la raíz del proyecto </w:t>
@@ -8717,7 +8712,10 @@
             </w:r>
             <w:proofErr w:type="spellStart"/>
             <w:r>
-              <w:t>foundation</w:t>
+              <w:t>F</w:t>
+            </w:r>
+            <w:r>
+              <w:t>oundation</w:t>
             </w:r>
             <w:proofErr w:type="spellEnd"/>
             <w:r>
@@ -10123,6 +10121,23 @@
       </w:r>
       <w:r>
         <w:t xml:space="preserve"> proporcionado</w:t>
+      </w:r>
+      <w:r>
+        <w:t xml:space="preserve"> </w:t>
+      </w:r>
+      <w:r>
+        <w:t>(Ga</w:t>
+      </w:r>
+      <w:r>
+        <w:t xml:space="preserve">nttProject </w:t>
+      </w:r>
+      <w:proofErr w:type="spellStart"/>
+      <w:r>
+        <w:t>Team</w:t>
+      </w:r>
+      <w:proofErr w:type="spellEnd"/>
+      <w:r>
+        <w:t>. (2026)</w:t>
       </w:r>
       <w:r>
         <w:t>.</w:t>
@@ -10238,30 +10253,14 @@
           <w:i/>
           <w:iCs/>
         </w:rPr>
-        <w:t xml:space="preserve">Figura </w:t>
-      </w:r>
-      <w:proofErr w:type="gramStart"/>
+        <w:t>Figura 2.</w:t>
+      </w:r>
       <w:r>
         <w:rPr>
           <w:i/>
           <w:iCs/>
         </w:rPr>
-        <w:t>2.</w:t>
-      </w:r>
-      <w:r>
-        <w:rPr>
-          <w:i/>
-          <w:iCs/>
-        </w:rPr>
-        <w:t>Diagrama</w:t>
-      </w:r>
-      <w:proofErr w:type="gramEnd"/>
-      <w:r>
-        <w:rPr>
-          <w:i/>
-          <w:iCs/>
-        </w:rPr>
-        <w:t xml:space="preserve"> de Gantt inicial del proyecto. Fuente: elaboración propia.</w:t>
+        <w:t>Diagrama de Gantt inicial del proyecto. Fuente: elaboración propia.</w:t>
       </w:r>
     </w:p>
     <w:p>
@@ -11967,6 +11966,49 @@
           <w:iCs/>
         </w:rPr>
         <w:t>https://spring.io/projects/spring-boot</w:t>
+      </w:r>
+    </w:p>
+    <w:p>
+      <w:pPr>
+        <w:pStyle w:val="Prrafodelista"/>
+        <w:numPr>
+          <w:ilvl w:val="0"/>
+          <w:numId w:val="16"/>
+        </w:numPr>
+        <w:rPr>
+          <w:i/>
+          <w:iCs/>
+        </w:rPr>
+      </w:pPr>
+      <w:r>
+        <w:rPr>
+          <w:i/>
+          <w:iCs/>
+        </w:rPr>
+        <w:t xml:space="preserve">GanttProject </w:t>
+      </w:r>
+      <w:proofErr w:type="spellStart"/>
+      <w:r>
+        <w:rPr>
+          <w:i/>
+          <w:iCs/>
+        </w:rPr>
+        <w:t>Team</w:t>
+      </w:r>
+      <w:proofErr w:type="spellEnd"/>
+      <w:r>
+        <w:rPr>
+          <w:i/>
+          <w:iCs/>
+        </w:rPr>
+        <w:t xml:space="preserve">. (2026). GanttProject: Free Project Management App. Recuperado de </w:t>
+      </w:r>
+      <w:r>
+        <w:rPr>
+          <w:i/>
+          <w:iCs/>
+        </w:rPr>
+        <w:t>https://www.ganttproject.biz/</w:t>
       </w:r>
     </w:p>
     <w:p>
@@ -16646,7 +16688,6 @@
   <w:style w:type="character" w:default="1" w:styleId="Fuentedeprrafopredeter">
     <w:name w:val="Default Paragraph Font"/>
     <w:uiPriority w:val="1"/>
-    <w:semiHidden/>
     <w:unhideWhenUsed/>
   </w:style>
   <w:style w:type="table" w:default="1" w:styleId="Tablanormal">

--- a/docs/memoria escrita.docx
+++ b/docs/memoria escrita.docx
@@ -161,28 +161,12 @@
         </w:rPr>
         <w:t xml:space="preserve">Fecha de entrega: </w:t>
       </w:r>
-      <w:proofErr w:type="spellStart"/>
       <w:r>
         <w:rPr>
           <w:color w:val="FF0000"/>
         </w:rPr>
-        <w:t>dd</w:t>
-      </w:r>
-      <w:proofErr w:type="spellEnd"/>
-      <w:r>
-        <w:rPr>
-          <w:color w:val="FF0000"/>
-        </w:rPr>
-        <w:t>/mm/</w:t>
-      </w:r>
-      <w:proofErr w:type="spellStart"/>
-      <w:r>
-        <w:rPr>
-          <w:color w:val="FF0000"/>
-        </w:rPr>
-        <w:t>aaaa</w:t>
-      </w:r>
-      <w:proofErr w:type="spellEnd"/>
+        <w:t>dd/mm/aaaa</w:t>
+      </w:r>
     </w:p>
     <w:p>
       <w:pPr>
@@ -2888,1323 +2872,43 @@
         </w:numPr>
       </w:pPr>
       <w:bookmarkStart w:id="4" w:name="_Toc159224215"/>
-      <w:proofErr w:type="spellStart"/>
       <w:r>
         <w:t>Abstract</w:t>
       </w:r>
       <w:bookmarkEnd w:id="4"/>
-      <w:proofErr w:type="spellEnd"/>
-    </w:p>
-    <w:p>
-      <w:proofErr w:type="spellStart"/>
-      <w:r>
-        <w:t>The</w:t>
-      </w:r>
-      <w:proofErr w:type="spellEnd"/>
-      <w:r>
-        <w:t xml:space="preserve"> </w:t>
-      </w:r>
-      <w:proofErr w:type="spellStart"/>
-      <w:r>
-        <w:t>primary</w:t>
-      </w:r>
-      <w:proofErr w:type="spellEnd"/>
-      <w:r>
-        <w:t xml:space="preserve"> </w:t>
-      </w:r>
-      <w:proofErr w:type="spellStart"/>
-      <w:r>
-        <w:t>objective</w:t>
-      </w:r>
-      <w:proofErr w:type="spellEnd"/>
-      <w:r>
-        <w:t xml:space="preserve"> </w:t>
-      </w:r>
-      <w:proofErr w:type="spellStart"/>
-      <w:r>
-        <w:t>of</w:t>
-      </w:r>
-      <w:proofErr w:type="spellEnd"/>
-      <w:r>
-        <w:t xml:space="preserve"> </w:t>
-      </w:r>
-      <w:proofErr w:type="spellStart"/>
-      <w:r>
-        <w:t>the</w:t>
-      </w:r>
-      <w:proofErr w:type="spellEnd"/>
-      <w:r>
-        <w:t xml:space="preserve"> DeportEA Match </w:t>
-      </w:r>
-      <w:proofErr w:type="spellStart"/>
-      <w:r>
-        <w:t>project</w:t>
-      </w:r>
-      <w:proofErr w:type="spellEnd"/>
-      <w:r>
-        <w:t xml:space="preserve"> </w:t>
-      </w:r>
-      <w:proofErr w:type="spellStart"/>
-      <w:r>
-        <w:t>is</w:t>
-      </w:r>
-      <w:proofErr w:type="spellEnd"/>
-      <w:r>
-        <w:t xml:space="preserve"> </w:t>
-      </w:r>
-      <w:proofErr w:type="spellStart"/>
-      <w:r>
-        <w:t>to</w:t>
-      </w:r>
-      <w:proofErr w:type="spellEnd"/>
-      <w:r>
-        <w:t xml:space="preserve"> </w:t>
-      </w:r>
-      <w:proofErr w:type="spellStart"/>
-      <w:r>
-        <w:t>build</w:t>
-      </w:r>
-      <w:proofErr w:type="spellEnd"/>
-      <w:r>
-        <w:t xml:space="preserve"> a social </w:t>
-      </w:r>
-      <w:proofErr w:type="spellStart"/>
-      <w:r>
-        <w:t>network</w:t>
-      </w:r>
-      <w:proofErr w:type="spellEnd"/>
-      <w:r>
-        <w:t xml:space="preserve"> </w:t>
-      </w:r>
-      <w:proofErr w:type="spellStart"/>
-      <w:r>
-        <w:t>for</w:t>
-      </w:r>
-      <w:proofErr w:type="spellEnd"/>
-      <w:r>
-        <w:t xml:space="preserve"> local socio-</w:t>
-      </w:r>
-      <w:proofErr w:type="spellStart"/>
-      <w:r>
-        <w:t>sporting</w:t>
-      </w:r>
-      <w:proofErr w:type="spellEnd"/>
-      <w:r>
-        <w:t xml:space="preserve"> matchmaking—</w:t>
-      </w:r>
-      <w:proofErr w:type="spellStart"/>
-      <w:r>
-        <w:t>specifically</w:t>
-      </w:r>
-      <w:proofErr w:type="spellEnd"/>
-      <w:r>
-        <w:t xml:space="preserve">, a native Android </w:t>
-      </w:r>
-      <w:proofErr w:type="spellStart"/>
-      <w:r>
-        <w:t>application</w:t>
-      </w:r>
-      <w:proofErr w:type="spellEnd"/>
-      <w:r>
-        <w:t xml:space="preserve"> </w:t>
-      </w:r>
-      <w:proofErr w:type="spellStart"/>
-      <w:r>
-        <w:t>based</w:t>
-      </w:r>
-      <w:proofErr w:type="spellEnd"/>
-      <w:r>
-        <w:t xml:space="preserve"> </w:t>
-      </w:r>
-      <w:proofErr w:type="spellStart"/>
-      <w:r>
-        <w:t>on</w:t>
-      </w:r>
-      <w:proofErr w:type="spellEnd"/>
-      <w:r>
-        <w:t xml:space="preserve"> a </w:t>
-      </w:r>
-      <w:proofErr w:type="spellStart"/>
-      <w:r>
-        <w:t>client</w:t>
-      </w:r>
-      <w:proofErr w:type="spellEnd"/>
-      <w:r>
-        <w:t xml:space="preserve">-server </w:t>
-      </w:r>
-      <w:proofErr w:type="spellStart"/>
-      <w:r>
-        <w:t>architecture</w:t>
-      </w:r>
-      <w:proofErr w:type="spellEnd"/>
-      <w:r>
-        <w:t>—</w:t>
-      </w:r>
-      <w:proofErr w:type="spellStart"/>
-      <w:r>
-        <w:t>designed</w:t>
-      </w:r>
-      <w:proofErr w:type="spellEnd"/>
-      <w:r>
-        <w:t xml:space="preserve"> </w:t>
-      </w:r>
-      <w:proofErr w:type="spellStart"/>
-      <w:r>
-        <w:t>to</w:t>
-      </w:r>
-      <w:proofErr w:type="spellEnd"/>
-      <w:r>
-        <w:t xml:space="preserve"> </w:t>
-      </w:r>
-      <w:proofErr w:type="spellStart"/>
-      <w:r>
-        <w:t>overcome</w:t>
-      </w:r>
-      <w:proofErr w:type="spellEnd"/>
-      <w:r>
-        <w:t xml:space="preserve"> </w:t>
-      </w:r>
-      <w:proofErr w:type="spellStart"/>
-      <w:r>
-        <w:t>the</w:t>
-      </w:r>
-      <w:proofErr w:type="spellEnd"/>
-      <w:r>
-        <w:t xml:space="preserve"> </w:t>
-      </w:r>
-      <w:proofErr w:type="spellStart"/>
-      <w:r>
-        <w:t>barriers</w:t>
-      </w:r>
-      <w:proofErr w:type="spellEnd"/>
-      <w:r>
-        <w:t xml:space="preserve"> </w:t>
-      </w:r>
-      <w:proofErr w:type="spellStart"/>
-      <w:r>
-        <w:t>associated</w:t>
-      </w:r>
-      <w:proofErr w:type="spellEnd"/>
-      <w:r>
-        <w:t xml:space="preserve"> </w:t>
-      </w:r>
-      <w:proofErr w:type="spellStart"/>
-      <w:r>
-        <w:t>with</w:t>
-      </w:r>
-      <w:proofErr w:type="spellEnd"/>
-      <w:r>
-        <w:t xml:space="preserve"> </w:t>
-      </w:r>
-      <w:proofErr w:type="spellStart"/>
-      <w:r>
-        <w:t>engaging</w:t>
-      </w:r>
-      <w:proofErr w:type="spellEnd"/>
-      <w:r>
-        <w:t xml:space="preserve"> in </w:t>
-      </w:r>
-      <w:proofErr w:type="spellStart"/>
-      <w:r>
-        <w:t>sports</w:t>
-      </w:r>
-      <w:proofErr w:type="spellEnd"/>
-      <w:r>
-        <w:t xml:space="preserve"> and cultural </w:t>
-      </w:r>
-      <w:proofErr w:type="spellStart"/>
-      <w:r>
-        <w:t>activities</w:t>
-      </w:r>
-      <w:proofErr w:type="spellEnd"/>
-      <w:r>
-        <w:t xml:space="preserve"> in </w:t>
-      </w:r>
-      <w:proofErr w:type="spellStart"/>
-      <w:r>
-        <w:t>one's</w:t>
-      </w:r>
-      <w:proofErr w:type="spellEnd"/>
-      <w:r>
-        <w:t xml:space="preserve"> local </w:t>
-      </w:r>
-      <w:proofErr w:type="spellStart"/>
-      <w:r>
-        <w:t>area</w:t>
-      </w:r>
-      <w:proofErr w:type="spellEnd"/>
-      <w:r>
-        <w:t xml:space="preserve">. </w:t>
-      </w:r>
-      <w:proofErr w:type="spellStart"/>
-      <w:r>
-        <w:t>The</w:t>
-      </w:r>
-      <w:proofErr w:type="spellEnd"/>
-      <w:r>
-        <w:t xml:space="preserve"> app </w:t>
-      </w:r>
-      <w:proofErr w:type="spellStart"/>
-      <w:r>
-        <w:t>allows</w:t>
-      </w:r>
-      <w:proofErr w:type="spellEnd"/>
-      <w:r>
-        <w:t xml:space="preserve"> </w:t>
-      </w:r>
-      <w:proofErr w:type="spellStart"/>
-      <w:r>
-        <w:t>users</w:t>
-      </w:r>
-      <w:proofErr w:type="spellEnd"/>
-      <w:r>
-        <w:t xml:space="preserve"> </w:t>
-      </w:r>
-      <w:proofErr w:type="spellStart"/>
-      <w:r>
-        <w:t>to</w:t>
-      </w:r>
-      <w:proofErr w:type="spellEnd"/>
-      <w:r>
-        <w:t xml:space="preserve"> </w:t>
-      </w:r>
-      <w:proofErr w:type="spellStart"/>
-      <w:r>
-        <w:t>organize</w:t>
-      </w:r>
-      <w:proofErr w:type="spellEnd"/>
-      <w:r>
-        <w:t xml:space="preserve"> </w:t>
-      </w:r>
-      <w:proofErr w:type="spellStart"/>
-      <w:r>
-        <w:t>or</w:t>
-      </w:r>
-      <w:proofErr w:type="spellEnd"/>
-      <w:r>
-        <w:t xml:space="preserve"> </w:t>
-      </w:r>
-      <w:proofErr w:type="spellStart"/>
-      <w:r>
-        <w:t>join</w:t>
-      </w:r>
-      <w:proofErr w:type="spellEnd"/>
-      <w:r>
-        <w:t xml:space="preserve"> socio-</w:t>
-      </w:r>
-      <w:proofErr w:type="spellStart"/>
-      <w:r>
-        <w:t>sporting</w:t>
-      </w:r>
-      <w:proofErr w:type="spellEnd"/>
-      <w:r>
-        <w:t xml:space="preserve"> </w:t>
-      </w:r>
-      <w:proofErr w:type="spellStart"/>
-      <w:r>
-        <w:t>or</w:t>
-      </w:r>
-      <w:proofErr w:type="spellEnd"/>
-      <w:r>
-        <w:t xml:space="preserve"> cultural </w:t>
-      </w:r>
-      <w:proofErr w:type="spellStart"/>
-      <w:r>
-        <w:t>events</w:t>
-      </w:r>
-      <w:proofErr w:type="spellEnd"/>
-      <w:r>
-        <w:t xml:space="preserve"> and </w:t>
-      </w:r>
-      <w:proofErr w:type="spellStart"/>
-      <w:r>
-        <w:t>groups</w:t>
-      </w:r>
-      <w:proofErr w:type="spellEnd"/>
-      <w:r>
-        <w:t xml:space="preserve">; </w:t>
-      </w:r>
-      <w:proofErr w:type="spellStart"/>
-      <w:r>
-        <w:t>examples</w:t>
-      </w:r>
-      <w:proofErr w:type="spellEnd"/>
-      <w:r>
-        <w:t xml:space="preserve"> </w:t>
-      </w:r>
-      <w:proofErr w:type="spellStart"/>
-      <w:r>
-        <w:t>include</w:t>
-      </w:r>
-      <w:proofErr w:type="spellEnd"/>
-      <w:r>
-        <w:t xml:space="preserve"> </w:t>
-      </w:r>
-      <w:proofErr w:type="spellStart"/>
-      <w:r>
-        <w:t>filling</w:t>
-      </w:r>
-      <w:proofErr w:type="spellEnd"/>
-      <w:r>
-        <w:t xml:space="preserve"> a match roster </w:t>
-      </w:r>
-      <w:proofErr w:type="spellStart"/>
-      <w:r>
-        <w:t>with</w:t>
-      </w:r>
-      <w:proofErr w:type="spellEnd"/>
-      <w:r>
-        <w:t xml:space="preserve"> </w:t>
-      </w:r>
-      <w:proofErr w:type="spellStart"/>
-      <w:r>
-        <w:t>last</w:t>
-      </w:r>
-      <w:proofErr w:type="spellEnd"/>
-      <w:r>
-        <w:t xml:space="preserve">-minute </w:t>
-      </w:r>
-      <w:proofErr w:type="spellStart"/>
-      <w:r>
-        <w:t>players</w:t>
-      </w:r>
-      <w:proofErr w:type="spellEnd"/>
-      <w:r>
-        <w:t xml:space="preserve">, </w:t>
-      </w:r>
-      <w:proofErr w:type="spellStart"/>
-      <w:r>
-        <w:t>finding</w:t>
-      </w:r>
-      <w:proofErr w:type="spellEnd"/>
-      <w:r>
-        <w:t xml:space="preserve"> a training </w:t>
-      </w:r>
-      <w:proofErr w:type="spellStart"/>
-      <w:r>
-        <w:t>partner</w:t>
-      </w:r>
-      <w:proofErr w:type="spellEnd"/>
-      <w:r>
-        <w:t xml:space="preserve"> </w:t>
-      </w:r>
-      <w:proofErr w:type="spellStart"/>
-      <w:r>
-        <w:t>of</w:t>
-      </w:r>
-      <w:proofErr w:type="spellEnd"/>
-      <w:r>
-        <w:t xml:space="preserve"> a similar </w:t>
-      </w:r>
-      <w:proofErr w:type="spellStart"/>
-      <w:r>
-        <w:t>skill</w:t>
-      </w:r>
-      <w:proofErr w:type="spellEnd"/>
-      <w:r>
-        <w:t xml:space="preserve"> </w:t>
-      </w:r>
-      <w:proofErr w:type="spellStart"/>
-      <w:r>
-        <w:t>level</w:t>
-      </w:r>
-      <w:proofErr w:type="spellEnd"/>
-      <w:r>
-        <w:t xml:space="preserve">, </w:t>
-      </w:r>
-      <w:proofErr w:type="spellStart"/>
-      <w:r>
-        <w:t>or</w:t>
-      </w:r>
-      <w:proofErr w:type="spellEnd"/>
-      <w:r>
-        <w:t xml:space="preserve"> </w:t>
-      </w:r>
-      <w:proofErr w:type="spellStart"/>
-      <w:r>
-        <w:t>organizing</w:t>
-      </w:r>
-      <w:proofErr w:type="spellEnd"/>
-      <w:r>
-        <w:t xml:space="preserve"> a </w:t>
-      </w:r>
-      <w:proofErr w:type="spellStart"/>
-      <w:r>
-        <w:t>group</w:t>
-      </w:r>
-      <w:proofErr w:type="spellEnd"/>
-      <w:r>
-        <w:t xml:space="preserve"> </w:t>
-      </w:r>
-      <w:proofErr w:type="spellStart"/>
-      <w:r>
-        <w:t>hiking</w:t>
-      </w:r>
-      <w:proofErr w:type="spellEnd"/>
-      <w:r>
-        <w:t xml:space="preserve"> </w:t>
-      </w:r>
-      <w:proofErr w:type="spellStart"/>
-      <w:r>
-        <w:t>trip</w:t>
-      </w:r>
-      <w:proofErr w:type="spellEnd"/>
-      <w:r>
-        <w:t>.</w:t>
+    </w:p>
+    <w:p>
+      <w:r>
+        <w:t>The primary objective of the DeportEA Match project is to build a social network for local socio-sporting matchmaking—specifically, a native Android application based on a client-server architecture—designed to overcome the barriers associated with engaging in sports and cultural activities in one's local area. The app allows users to organize or join socio-sporting or cultural events and groups; examples include filling a match roster with last-minute players, finding a training partner of a similar skill level, or organizing a group hiking trip.</w:t>
       </w:r>
     </w:p>
     <w:p/>
     <w:p>
-      <w:proofErr w:type="spellStart"/>
       <w:r>
         <w:lastRenderedPageBreak/>
-        <w:t>The</w:t>
-      </w:r>
-      <w:proofErr w:type="spellEnd"/>
-      <w:r>
-        <w:t xml:space="preserve"> backend </w:t>
-      </w:r>
-      <w:proofErr w:type="spellStart"/>
-      <w:r>
-        <w:t>is</w:t>
-      </w:r>
-      <w:proofErr w:type="spellEnd"/>
-      <w:r>
-        <w:t xml:space="preserve"> </w:t>
-      </w:r>
-      <w:proofErr w:type="spellStart"/>
-      <w:r>
-        <w:t>programmed</w:t>
-      </w:r>
-      <w:proofErr w:type="spellEnd"/>
-      <w:r>
-        <w:t xml:space="preserve"> in Java </w:t>
-      </w:r>
-      <w:proofErr w:type="spellStart"/>
-      <w:r>
-        <w:t>using</w:t>
-      </w:r>
-      <w:proofErr w:type="spellEnd"/>
-      <w:r>
-        <w:t xml:space="preserve"> </w:t>
-      </w:r>
-      <w:proofErr w:type="spellStart"/>
-      <w:r>
-        <w:t>the</w:t>
-      </w:r>
-      <w:proofErr w:type="spellEnd"/>
-      <w:r>
-        <w:t xml:space="preserve"> Spring Boot framework </w:t>
-      </w:r>
-      <w:proofErr w:type="spellStart"/>
-      <w:r>
-        <w:t>within</w:t>
-      </w:r>
-      <w:proofErr w:type="spellEnd"/>
-      <w:r>
-        <w:t xml:space="preserve"> IntelliJ IDEA, </w:t>
-      </w:r>
-      <w:proofErr w:type="spellStart"/>
-      <w:r>
-        <w:t>exposing</w:t>
-      </w:r>
-      <w:proofErr w:type="spellEnd"/>
-      <w:r>
-        <w:t xml:space="preserve"> a </w:t>
-      </w:r>
-      <w:proofErr w:type="spellStart"/>
-      <w:r>
-        <w:t>custom</w:t>
-      </w:r>
-      <w:proofErr w:type="spellEnd"/>
-      <w:r>
-        <w:t xml:space="preserve"> REST API </w:t>
-      </w:r>
-      <w:proofErr w:type="spellStart"/>
-      <w:r>
-        <w:t>that</w:t>
-      </w:r>
-      <w:proofErr w:type="spellEnd"/>
-      <w:r>
-        <w:t xml:space="preserve"> </w:t>
-      </w:r>
-      <w:proofErr w:type="spellStart"/>
-      <w:r>
-        <w:t>facilitates</w:t>
-      </w:r>
-      <w:proofErr w:type="spellEnd"/>
-      <w:r>
-        <w:t xml:space="preserve"> </w:t>
-      </w:r>
-      <w:proofErr w:type="spellStart"/>
-      <w:r>
-        <w:t>communication</w:t>
-      </w:r>
-      <w:proofErr w:type="spellEnd"/>
-      <w:r>
-        <w:t xml:space="preserve"> </w:t>
-      </w:r>
-      <w:proofErr w:type="spellStart"/>
-      <w:r>
-        <w:t>between</w:t>
-      </w:r>
-      <w:proofErr w:type="spellEnd"/>
-      <w:r>
-        <w:t xml:space="preserve"> </w:t>
-      </w:r>
-      <w:proofErr w:type="spellStart"/>
-      <w:r>
-        <w:t>the</w:t>
-      </w:r>
-      <w:proofErr w:type="spellEnd"/>
-      <w:r>
-        <w:t xml:space="preserve"> </w:t>
-      </w:r>
-      <w:proofErr w:type="spellStart"/>
-      <w:r>
-        <w:t>mobile</w:t>
-      </w:r>
-      <w:proofErr w:type="spellEnd"/>
-      <w:r>
-        <w:t xml:space="preserve"> </w:t>
-      </w:r>
-      <w:proofErr w:type="spellStart"/>
-      <w:r>
-        <w:t>client</w:t>
-      </w:r>
-      <w:proofErr w:type="spellEnd"/>
-      <w:r>
-        <w:t xml:space="preserve"> and </w:t>
-      </w:r>
-      <w:proofErr w:type="spellStart"/>
-      <w:r>
-        <w:t>the</w:t>
-      </w:r>
-      <w:proofErr w:type="spellEnd"/>
-      <w:r>
-        <w:t xml:space="preserve"> server </w:t>
-      </w:r>
-      <w:proofErr w:type="spellStart"/>
-      <w:r>
-        <w:t>while</w:t>
-      </w:r>
-      <w:proofErr w:type="spellEnd"/>
-      <w:r>
-        <w:t xml:space="preserve"> </w:t>
-      </w:r>
-      <w:proofErr w:type="spellStart"/>
-      <w:r>
-        <w:t>ensuring</w:t>
-      </w:r>
-      <w:proofErr w:type="spellEnd"/>
-      <w:r>
-        <w:t xml:space="preserve"> </w:t>
-      </w:r>
-      <w:proofErr w:type="spellStart"/>
-      <w:r>
-        <w:t>proper</w:t>
-      </w:r>
-      <w:proofErr w:type="spellEnd"/>
-      <w:r>
-        <w:t xml:space="preserve"> </w:t>
-      </w:r>
-      <w:proofErr w:type="spellStart"/>
-      <w:r>
-        <w:t>management</w:t>
-      </w:r>
-      <w:proofErr w:type="spellEnd"/>
-      <w:r>
-        <w:t xml:space="preserve"> and data </w:t>
-      </w:r>
-      <w:proofErr w:type="spellStart"/>
-      <w:r>
-        <w:t>persistence</w:t>
-      </w:r>
-      <w:proofErr w:type="spellEnd"/>
-      <w:r>
-        <w:t xml:space="preserve"> in a MySQL </w:t>
-      </w:r>
-      <w:proofErr w:type="spellStart"/>
-      <w:r>
-        <w:t>relational</w:t>
-      </w:r>
-      <w:proofErr w:type="spellEnd"/>
-      <w:r>
-        <w:t xml:space="preserve"> </w:t>
-      </w:r>
-      <w:proofErr w:type="spellStart"/>
-      <w:r>
-        <w:t>database</w:t>
-      </w:r>
-      <w:proofErr w:type="spellEnd"/>
-      <w:r>
-        <w:t xml:space="preserve"> </w:t>
-      </w:r>
-      <w:proofErr w:type="spellStart"/>
-      <w:r>
-        <w:t>via</w:t>
-      </w:r>
-      <w:proofErr w:type="spellEnd"/>
-      <w:r>
-        <w:t xml:space="preserve"> Hibernate and Maven. </w:t>
-      </w:r>
-      <w:proofErr w:type="spellStart"/>
-      <w:r>
-        <w:t>On</w:t>
-      </w:r>
-      <w:proofErr w:type="spellEnd"/>
-      <w:r>
-        <w:t xml:space="preserve"> </w:t>
-      </w:r>
-      <w:proofErr w:type="spellStart"/>
-      <w:r>
-        <w:t>the</w:t>
-      </w:r>
-      <w:proofErr w:type="spellEnd"/>
-      <w:r>
-        <w:t xml:space="preserve"> </w:t>
-      </w:r>
-      <w:proofErr w:type="spellStart"/>
-      <w:r>
-        <w:t>client</w:t>
-      </w:r>
-      <w:proofErr w:type="spellEnd"/>
-      <w:r>
-        <w:t xml:space="preserve"> </w:t>
-      </w:r>
-      <w:proofErr w:type="spellStart"/>
-      <w:r>
-        <w:t>side</w:t>
-      </w:r>
-      <w:proofErr w:type="spellEnd"/>
-      <w:r>
-        <w:t xml:space="preserve">, </w:t>
-      </w:r>
-      <w:proofErr w:type="spellStart"/>
-      <w:r>
-        <w:t>the</w:t>
-      </w:r>
-      <w:proofErr w:type="spellEnd"/>
-      <w:r>
-        <w:t xml:space="preserve"> frontend </w:t>
-      </w:r>
-      <w:proofErr w:type="spellStart"/>
-      <w:r>
-        <w:t>consists</w:t>
-      </w:r>
-      <w:proofErr w:type="spellEnd"/>
-      <w:r>
-        <w:t xml:space="preserve"> </w:t>
-      </w:r>
-      <w:proofErr w:type="spellStart"/>
-      <w:r>
-        <w:t>of</w:t>
-      </w:r>
-      <w:proofErr w:type="spellEnd"/>
-      <w:r>
-        <w:t xml:space="preserve"> a native Android </w:t>
-      </w:r>
-      <w:proofErr w:type="spellStart"/>
-      <w:r>
-        <w:t>application</w:t>
-      </w:r>
-      <w:proofErr w:type="spellEnd"/>
-      <w:r>
-        <w:t xml:space="preserve"> </w:t>
-      </w:r>
-      <w:proofErr w:type="spellStart"/>
-      <w:r>
-        <w:t>developed</w:t>
-      </w:r>
-      <w:proofErr w:type="spellEnd"/>
-      <w:r>
-        <w:t xml:space="preserve"> in Kotlin </w:t>
+        <w:t xml:space="preserve">The backend is programmed in Java using the Spring Boot framework within IntelliJ IDEA, exposing a custom REST API that facilitates communication between the mobile client and the server while ensuring proper management and data persistence in a MySQL relational database via Hibernate and Maven. On the client side, the frontend consists of a native Android application developed in Kotlin </w:t>
       </w:r>
       <w:r>
         <w:t xml:space="preserve">and Jetpack Compose </w:t>
       </w:r>
-      <w:proofErr w:type="spellStart"/>
-      <w:r>
-        <w:t>using</w:t>
-      </w:r>
-      <w:proofErr w:type="spellEnd"/>
-      <w:r>
-        <w:t xml:space="preserve"> Android Studio, </w:t>
-      </w:r>
-      <w:proofErr w:type="spellStart"/>
-      <w:r>
-        <w:t>adhering</w:t>
-      </w:r>
-      <w:proofErr w:type="spellEnd"/>
-      <w:r>
-        <w:t xml:space="preserve"> </w:t>
-      </w:r>
-      <w:proofErr w:type="spellStart"/>
-      <w:r>
-        <w:t>to</w:t>
-      </w:r>
-      <w:proofErr w:type="spellEnd"/>
-      <w:r>
-        <w:t xml:space="preserve"> standard </w:t>
-      </w:r>
-      <w:proofErr w:type="spellStart"/>
-      <w:r>
-        <w:t>usability</w:t>
-      </w:r>
-      <w:proofErr w:type="spellEnd"/>
-      <w:r>
-        <w:t xml:space="preserve"> </w:t>
-      </w:r>
-      <w:proofErr w:type="spellStart"/>
-      <w:r>
-        <w:t>guidelines</w:t>
-      </w:r>
-      <w:proofErr w:type="spellEnd"/>
-      <w:r>
-        <w:t>.</w:t>
-      </w:r>
-    </w:p>
-    <w:p>
-      <w:proofErr w:type="spellStart"/>
-      <w:r>
-        <w:t>The</w:t>
-      </w:r>
-      <w:proofErr w:type="spellEnd"/>
-      <w:r>
-        <w:t xml:space="preserve"> </w:t>
-      </w:r>
-      <w:proofErr w:type="spellStart"/>
-      <w:r>
-        <w:t>application</w:t>
-      </w:r>
-      <w:proofErr w:type="spellEnd"/>
-      <w:r>
-        <w:t xml:space="preserve"> </w:t>
-      </w:r>
-      <w:proofErr w:type="spellStart"/>
-      <w:r>
-        <w:t>features</w:t>
-      </w:r>
-      <w:proofErr w:type="spellEnd"/>
-      <w:r>
-        <w:t xml:space="preserve"> </w:t>
-      </w:r>
-      <w:proofErr w:type="spellStart"/>
-      <w:r>
-        <w:t>five</w:t>
-      </w:r>
-      <w:proofErr w:type="spellEnd"/>
-      <w:r>
-        <w:t xml:space="preserve"> </w:t>
-      </w:r>
-      <w:proofErr w:type="spellStart"/>
-      <w:r>
-        <w:t>core</w:t>
-      </w:r>
-      <w:proofErr w:type="spellEnd"/>
-      <w:r>
-        <w:t xml:space="preserve"> </w:t>
-      </w:r>
-      <w:proofErr w:type="spellStart"/>
-      <w:r>
-        <w:t>functions</w:t>
-      </w:r>
-      <w:proofErr w:type="spellEnd"/>
-      <w:r>
-        <w:t xml:space="preserve">: 1) </w:t>
-      </w:r>
-      <w:proofErr w:type="spellStart"/>
-      <w:r>
-        <w:t>registration</w:t>
-      </w:r>
-      <w:proofErr w:type="spellEnd"/>
-      <w:r>
-        <w:t xml:space="preserve"> and </w:t>
-      </w:r>
-      <w:proofErr w:type="spellStart"/>
-      <w:r>
-        <w:t>management</w:t>
-      </w:r>
-      <w:proofErr w:type="spellEnd"/>
-      <w:r>
-        <w:t xml:space="preserve"> </w:t>
-      </w:r>
-      <w:proofErr w:type="spellStart"/>
-      <w:r>
-        <w:t>of</w:t>
-      </w:r>
-      <w:proofErr w:type="spellEnd"/>
-      <w:r>
-        <w:t xml:space="preserve"> socio-</w:t>
-      </w:r>
-      <w:proofErr w:type="spellStart"/>
-      <w:r>
-        <w:t>sporting</w:t>
-      </w:r>
-      <w:proofErr w:type="spellEnd"/>
-      <w:r>
-        <w:t xml:space="preserve"> </w:t>
-      </w:r>
-      <w:proofErr w:type="spellStart"/>
-      <w:r>
-        <w:t>profiles</w:t>
-      </w:r>
-      <w:proofErr w:type="spellEnd"/>
-      <w:r>
-        <w:t xml:space="preserve"> (</w:t>
-      </w:r>
-      <w:proofErr w:type="spellStart"/>
-      <w:r>
-        <w:t>including</w:t>
-      </w:r>
-      <w:proofErr w:type="spellEnd"/>
-      <w:r>
-        <w:t xml:space="preserve"> LOB </w:t>
-      </w:r>
-      <w:proofErr w:type="spellStart"/>
-      <w:r>
-        <w:t>image</w:t>
-      </w:r>
-      <w:proofErr w:type="spellEnd"/>
-      <w:r>
-        <w:t xml:space="preserve"> </w:t>
-      </w:r>
-      <w:proofErr w:type="spellStart"/>
-      <w:r>
-        <w:t>storage</w:t>
-      </w:r>
-      <w:proofErr w:type="spellEnd"/>
-      <w:r>
-        <w:t xml:space="preserve"> and </w:t>
-      </w:r>
-      <w:proofErr w:type="spellStart"/>
-      <w:r>
-        <w:t>statistics</w:t>
-      </w:r>
-      <w:proofErr w:type="spellEnd"/>
-      <w:r>
-        <w:t xml:space="preserve">); 2) </w:t>
-      </w:r>
-      <w:proofErr w:type="spellStart"/>
-      <w:r>
-        <w:t>event</w:t>
-      </w:r>
-      <w:proofErr w:type="spellEnd"/>
-      <w:r>
-        <w:t xml:space="preserve"> </w:t>
-      </w:r>
-      <w:proofErr w:type="spellStart"/>
-      <w:r>
-        <w:t>scheduling</w:t>
-      </w:r>
-      <w:proofErr w:type="spellEnd"/>
-      <w:r>
-        <w:t xml:space="preserve"> and </w:t>
-      </w:r>
-      <w:proofErr w:type="spellStart"/>
-      <w:r>
-        <w:t>search</w:t>
-      </w:r>
-      <w:proofErr w:type="spellEnd"/>
-      <w:r>
-        <w:t xml:space="preserve"> </w:t>
-      </w:r>
-      <w:proofErr w:type="spellStart"/>
-      <w:r>
-        <w:t>filtering</w:t>
-      </w:r>
-      <w:proofErr w:type="spellEnd"/>
-      <w:r>
-        <w:t xml:space="preserve"> </w:t>
-      </w:r>
-      <w:proofErr w:type="spellStart"/>
-      <w:r>
-        <w:t>based</w:t>
-      </w:r>
-      <w:proofErr w:type="spellEnd"/>
-      <w:r>
-        <w:t xml:space="preserve"> </w:t>
-      </w:r>
-      <w:proofErr w:type="spellStart"/>
-      <w:r>
-        <w:t>on</w:t>
-      </w:r>
-      <w:proofErr w:type="spellEnd"/>
-      <w:r>
-        <w:t xml:space="preserve"> </w:t>
-      </w:r>
-      <w:proofErr w:type="spellStart"/>
-      <w:r>
-        <w:t>activity</w:t>
-      </w:r>
-      <w:proofErr w:type="spellEnd"/>
-      <w:r>
-        <w:t xml:space="preserve"> </w:t>
-      </w:r>
-      <w:proofErr w:type="spellStart"/>
-      <w:r>
-        <w:t>type</w:t>
-      </w:r>
-      <w:proofErr w:type="spellEnd"/>
-      <w:r>
-        <w:t xml:space="preserve">, </w:t>
-      </w:r>
-      <w:proofErr w:type="spellStart"/>
-      <w:r>
-        <w:t>skill</w:t>
-      </w:r>
-      <w:proofErr w:type="spellEnd"/>
-      <w:r>
-        <w:t xml:space="preserve"> </w:t>
-      </w:r>
-      <w:proofErr w:type="spellStart"/>
-      <w:r>
-        <w:t>level</w:t>
-      </w:r>
-      <w:proofErr w:type="spellEnd"/>
-      <w:r>
-        <w:t xml:space="preserve">, and </w:t>
-      </w:r>
-      <w:proofErr w:type="spellStart"/>
-      <w:r>
-        <w:t>available</w:t>
-      </w:r>
-      <w:proofErr w:type="spellEnd"/>
-      <w:r>
-        <w:t xml:space="preserve"> spots; 3) </w:t>
-      </w:r>
-      <w:proofErr w:type="spellStart"/>
-      <w:r>
-        <w:t>geolocation</w:t>
-      </w:r>
-      <w:proofErr w:type="spellEnd"/>
-      <w:r>
-        <w:t xml:space="preserve"> </w:t>
-      </w:r>
-      <w:proofErr w:type="spellStart"/>
-      <w:r>
-        <w:t>of</w:t>
-      </w:r>
-      <w:proofErr w:type="spellEnd"/>
-      <w:r>
-        <w:t xml:space="preserve"> meeting </w:t>
-      </w:r>
-      <w:proofErr w:type="spellStart"/>
-      <w:r>
-        <w:t>points</w:t>
-      </w:r>
-      <w:proofErr w:type="spellEnd"/>
-      <w:r>
-        <w:t xml:space="preserve"> </w:t>
-      </w:r>
-      <w:proofErr w:type="spellStart"/>
-      <w:r>
-        <w:t>via</w:t>
-      </w:r>
-      <w:proofErr w:type="spellEnd"/>
-      <w:r>
-        <w:t xml:space="preserve"> Google Maps API </w:t>
-      </w:r>
-      <w:proofErr w:type="spellStart"/>
-      <w:r>
-        <w:t>integration</w:t>
-      </w:r>
-      <w:proofErr w:type="spellEnd"/>
-      <w:r>
-        <w:t xml:space="preserve">; 4) </w:t>
-      </w:r>
-      <w:proofErr w:type="spellStart"/>
-      <w:r>
-        <w:t>an</w:t>
-      </w:r>
-      <w:proofErr w:type="spellEnd"/>
-      <w:r>
-        <w:t xml:space="preserve"> </w:t>
-      </w:r>
-      <w:proofErr w:type="spellStart"/>
-      <w:r>
-        <w:t>internal</w:t>
-      </w:r>
-      <w:proofErr w:type="spellEnd"/>
-      <w:r>
-        <w:t xml:space="preserve"> </w:t>
-      </w:r>
-      <w:proofErr w:type="spellStart"/>
-      <w:r>
-        <w:t>communication</w:t>
-      </w:r>
-      <w:proofErr w:type="spellEnd"/>
-      <w:r>
-        <w:t xml:space="preserve"> </w:t>
-      </w:r>
-      <w:proofErr w:type="spellStart"/>
-      <w:r>
-        <w:t>system</w:t>
-      </w:r>
-      <w:proofErr w:type="spellEnd"/>
-      <w:r>
-        <w:t xml:space="preserve"> </w:t>
-      </w:r>
-      <w:proofErr w:type="spellStart"/>
-      <w:r>
-        <w:t>featuring</w:t>
-      </w:r>
-      <w:proofErr w:type="spellEnd"/>
-      <w:r>
-        <w:t xml:space="preserve"> a </w:t>
-      </w:r>
-      <w:proofErr w:type="spellStart"/>
-      <w:r>
-        <w:t>comment</w:t>
-      </w:r>
-      <w:proofErr w:type="spellEnd"/>
-      <w:r>
-        <w:t xml:space="preserve"> </w:t>
-      </w:r>
-      <w:proofErr w:type="spellStart"/>
-      <w:r>
-        <w:t>board</w:t>
-      </w:r>
-      <w:proofErr w:type="spellEnd"/>
-      <w:r>
-        <w:t xml:space="preserve"> and </w:t>
-      </w:r>
-      <w:proofErr w:type="spellStart"/>
-      <w:r>
-        <w:t>event-specific</w:t>
-      </w:r>
-      <w:proofErr w:type="spellEnd"/>
-      <w:r>
-        <w:t xml:space="preserve"> </w:t>
-      </w:r>
-      <w:proofErr w:type="spellStart"/>
-      <w:r>
-        <w:t>notifications</w:t>
-      </w:r>
-      <w:proofErr w:type="spellEnd"/>
-      <w:r>
-        <w:t xml:space="preserve">; and 5) a </w:t>
-      </w:r>
-      <w:proofErr w:type="spellStart"/>
-      <w:r>
-        <w:t>user</w:t>
-      </w:r>
-      <w:proofErr w:type="spellEnd"/>
-      <w:r>
-        <w:t xml:space="preserve"> rating </w:t>
-      </w:r>
-      <w:proofErr w:type="spellStart"/>
-      <w:r>
-        <w:t>system</w:t>
-      </w:r>
-      <w:proofErr w:type="spellEnd"/>
-      <w:r>
-        <w:t xml:space="preserve"> (1 </w:t>
-      </w:r>
-      <w:proofErr w:type="spellStart"/>
-      <w:r>
-        <w:t>to</w:t>
-      </w:r>
-      <w:proofErr w:type="spellEnd"/>
-      <w:r>
-        <w:t xml:space="preserve"> 5 </w:t>
-      </w:r>
-      <w:proofErr w:type="spellStart"/>
-      <w:r>
-        <w:t>stars</w:t>
-      </w:r>
-      <w:proofErr w:type="spellEnd"/>
-      <w:r>
-        <w:t xml:space="preserve">) </w:t>
-      </w:r>
-      <w:proofErr w:type="spellStart"/>
-      <w:r>
-        <w:t>to</w:t>
-      </w:r>
-      <w:proofErr w:type="spellEnd"/>
-      <w:r>
-        <w:t xml:space="preserve"> </w:t>
-      </w:r>
-      <w:proofErr w:type="spellStart"/>
-      <w:r>
-        <w:t>encourage</w:t>
-      </w:r>
-      <w:proofErr w:type="spellEnd"/>
-      <w:r>
-        <w:t xml:space="preserve"> </w:t>
-      </w:r>
-      <w:proofErr w:type="spellStart"/>
-      <w:r>
-        <w:t>commitment</w:t>
-      </w:r>
-      <w:proofErr w:type="spellEnd"/>
-      <w:r>
-        <w:t xml:space="preserve"> </w:t>
-      </w:r>
-      <w:proofErr w:type="spellStart"/>
-      <w:r>
-        <w:t>to</w:t>
-      </w:r>
-      <w:proofErr w:type="spellEnd"/>
-      <w:r>
-        <w:t xml:space="preserve"> future </w:t>
-      </w:r>
-      <w:proofErr w:type="spellStart"/>
-      <w:r>
-        <w:t>activities</w:t>
-      </w:r>
-      <w:proofErr w:type="spellEnd"/>
-      <w:r>
-        <w:t>.</w:t>
-      </w:r>
-    </w:p>
-    <w:p>
-      <w:r>
-        <w:t xml:space="preserve">DeportEA Match </w:t>
-      </w:r>
-      <w:proofErr w:type="spellStart"/>
-      <w:r>
-        <w:t>delivers</w:t>
-      </w:r>
-      <w:proofErr w:type="spellEnd"/>
-      <w:r>
-        <w:t xml:space="preserve"> a </w:t>
-      </w:r>
-      <w:proofErr w:type="spellStart"/>
-      <w:r>
-        <w:t>stable</w:t>
-      </w:r>
-      <w:proofErr w:type="spellEnd"/>
-      <w:r>
-        <w:t xml:space="preserve">, </w:t>
-      </w:r>
-      <w:proofErr w:type="spellStart"/>
-      <w:r>
-        <w:t>functional</w:t>
-      </w:r>
-      <w:proofErr w:type="spellEnd"/>
-      <w:r>
-        <w:t xml:space="preserve">, and </w:t>
-      </w:r>
-      <w:proofErr w:type="spellStart"/>
-      <w:r>
-        <w:t>scalable</w:t>
-      </w:r>
-      <w:proofErr w:type="spellEnd"/>
-      <w:r>
-        <w:t xml:space="preserve"> </w:t>
-      </w:r>
-      <w:proofErr w:type="spellStart"/>
-      <w:r>
-        <w:t>application</w:t>
-      </w:r>
-      <w:proofErr w:type="spellEnd"/>
-      <w:r>
-        <w:t xml:space="preserve"> </w:t>
-      </w:r>
-      <w:proofErr w:type="spellStart"/>
-      <w:r>
-        <w:t>that</w:t>
-      </w:r>
-      <w:proofErr w:type="spellEnd"/>
-      <w:r>
-        <w:t xml:space="preserve"> </w:t>
-      </w:r>
-      <w:proofErr w:type="spellStart"/>
-      <w:r>
-        <w:t>connects</w:t>
-      </w:r>
-      <w:proofErr w:type="spellEnd"/>
-      <w:r>
-        <w:t xml:space="preserve"> </w:t>
-      </w:r>
-      <w:proofErr w:type="spellStart"/>
-      <w:r>
-        <w:t>like-minded</w:t>
-      </w:r>
-      <w:proofErr w:type="spellEnd"/>
-      <w:r>
-        <w:t xml:space="preserve"> </w:t>
-      </w:r>
-      <w:proofErr w:type="spellStart"/>
-      <w:r>
-        <w:t>people</w:t>
-      </w:r>
-      <w:proofErr w:type="spellEnd"/>
-      <w:r>
-        <w:t xml:space="preserve"> </w:t>
-      </w:r>
-      <w:proofErr w:type="spellStart"/>
-      <w:r>
-        <w:t>locally</w:t>
-      </w:r>
-      <w:proofErr w:type="spellEnd"/>
-      <w:r>
-        <w:t xml:space="preserve"> </w:t>
-      </w:r>
-      <w:proofErr w:type="spellStart"/>
-      <w:r>
-        <w:t>while</w:t>
-      </w:r>
-      <w:proofErr w:type="spellEnd"/>
-      <w:r>
-        <w:t xml:space="preserve"> </w:t>
-      </w:r>
-      <w:proofErr w:type="spellStart"/>
-      <w:r>
-        <w:t>fostering</w:t>
-      </w:r>
-      <w:proofErr w:type="spellEnd"/>
-      <w:r>
-        <w:t xml:space="preserve"> </w:t>
-      </w:r>
-      <w:proofErr w:type="spellStart"/>
-      <w:r>
-        <w:t>physical</w:t>
-      </w:r>
-      <w:proofErr w:type="spellEnd"/>
-      <w:r>
-        <w:t xml:space="preserve"> </w:t>
-      </w:r>
-      <w:proofErr w:type="spellStart"/>
-      <w:r>
-        <w:t>activity</w:t>
-      </w:r>
-      <w:proofErr w:type="spellEnd"/>
-      <w:r>
-        <w:t xml:space="preserve">, social </w:t>
-      </w:r>
-      <w:proofErr w:type="spellStart"/>
-      <w:r>
-        <w:t>connections</w:t>
-      </w:r>
-      <w:proofErr w:type="spellEnd"/>
-      <w:r>
-        <w:t xml:space="preserve">, and </w:t>
-      </w:r>
-      <w:proofErr w:type="spellStart"/>
-      <w:r>
-        <w:t>healthy</w:t>
-      </w:r>
-      <w:proofErr w:type="spellEnd"/>
-      <w:r>
-        <w:t xml:space="preserve"> </w:t>
-      </w:r>
-      <w:proofErr w:type="spellStart"/>
-      <w:r>
-        <w:t>habits</w:t>
-      </w:r>
-      <w:proofErr w:type="spellEnd"/>
-      <w:r>
-        <w:t>.</w:t>
-      </w:r>
-    </w:p>
-    <w:p>
-      <w:proofErr w:type="spellStart"/>
+      <w:r>
+        <w:t>using Android Studio, adhering to standard usability guidelines.</w:t>
+      </w:r>
+    </w:p>
+    <w:p>
+      <w:r>
+        <w:t>The application features five core functions: 1) registration and management of socio-sporting profiles (including LOB image storage and statistics); 2) event scheduling and search filtering based on activity type, skill level, and available spots; 3) geolocation of meeting points via Google Maps API integration; 4) an internal communication system featuring a comment board and event-specific notifications; and 5) a user rating system (1 to 5 stars) to encourage commitment to future activities.</w:t>
+      </w:r>
+    </w:p>
+    <w:p>
+      <w:r>
+        <w:t>DeportEA Match delivers a stable, functional, and scalable application that connects like-minded people locally while fostering physical activity, social connections, and healthy habits.</w:t>
+      </w:r>
+    </w:p>
+    <w:p>
       <w:r>
         <w:t>Keywords</w:t>
       </w:r>
-      <w:proofErr w:type="spellEnd"/>
       <w:r>
         <w:t>:</w:t>
       </w:r>
@@ -4215,15 +2919,7 @@
         <w:t xml:space="preserve">Jetpack Compose, </w:t>
       </w:r>
       <w:r>
-        <w:t>MySQL, Hibernate, REST API, Matchmaking, Socio-</w:t>
-      </w:r>
-      <w:proofErr w:type="spellStart"/>
-      <w:r>
-        <w:t>sports</w:t>
-      </w:r>
-      <w:proofErr w:type="spellEnd"/>
-      <w:r>
-        <w:t>.</w:t>
+        <w:t>MySQL, Hibernate, REST API, Matchmaking, Socio-sports.</w:t>
       </w:r>
       <w:bookmarkStart w:id="5" w:name="_Toc159224216"/>
     </w:p>
@@ -4947,13 +3643,8 @@
         <w:t>.</w:t>
       </w:r>
       <w:r>
-        <w:t xml:space="preserve"> </w:t>
-      </w:r>
-      <w:proofErr w:type="spellStart"/>
-      <w:r>
-        <w:t>Playtomic</w:t>
-      </w:r>
-      <w:proofErr w:type="spellEnd"/>
+        <w:t xml:space="preserve"> Playtomic</w:t>
+      </w:r>
       <w:r>
         <w:t>.</w:t>
       </w:r>
@@ -4962,24 +3653,11 @@
       <w:r>
         <w:t xml:space="preserve">Descripción y funcionalidad: </w:t>
       </w:r>
-      <w:proofErr w:type="spellStart"/>
-      <w:r>
-        <w:t>Playtomic</w:t>
-      </w:r>
-      <w:proofErr w:type="spellEnd"/>
-      <w:r>
-        <w:t xml:space="preserve"> </w:t>
-      </w:r>
-      <w:r>
-        <w:t>(</w:t>
-      </w:r>
-      <w:proofErr w:type="spellStart"/>
-      <w:r>
-        <w:t>Playtomic</w:t>
-      </w:r>
-      <w:proofErr w:type="spellEnd"/>
-      <w:r>
-        <w:t>, 2026)</w:t>
+      <w:r>
+        <w:t xml:space="preserve">Playtomic </w:t>
+      </w:r>
+      <w:r>
+        <w:t>(Playtomic, 2026)</w:t>
       </w:r>
       <w:r>
         <w:t xml:space="preserve"> e</w:t>
@@ -5155,11 +3833,9 @@
       <w:r>
         <w:t xml:space="preserve"> </w:t>
       </w:r>
-      <w:proofErr w:type="spellStart"/>
       <w:r>
         <w:t>Meetup</w:t>
       </w:r>
-      <w:proofErr w:type="spellEnd"/>
       <w:r>
         <w:t>.</w:t>
       </w:r>
@@ -5223,23 +3899,7 @@
         <w:t xml:space="preserve"> </w:t>
       </w:r>
       <w:r>
-        <w:t xml:space="preserve">de </w:t>
-      </w:r>
-      <w:proofErr w:type="spellStart"/>
-      <w:r>
-        <w:t>Meetup</w:t>
-      </w:r>
-      <w:proofErr w:type="spellEnd"/>
-      <w:r>
-        <w:t xml:space="preserve"> (</w:t>
-      </w:r>
-      <w:proofErr w:type="spellStart"/>
-      <w:r>
-        <w:t>Meetup</w:t>
-      </w:r>
-      <w:proofErr w:type="spellEnd"/>
-      <w:r>
-        <w:t>, 2026)</w:t>
+        <w:t>de Meetup (Meetup, 2026)</w:t>
       </w:r>
       <w:r>
         <w:t xml:space="preserve"> es </w:t>
@@ -5354,140 +4014,125 @@
         <w:t>.</w:t>
       </w:r>
       <w:r>
+        <w:t xml:space="preserve"> Timpik</w:t>
+      </w:r>
+      <w:r>
+        <w:t>.</w:t>
+      </w:r>
+    </w:p>
+    <w:p>
+      <w:r>
+        <w:t xml:space="preserve">Descripción y funcionalidad. </w:t>
+      </w:r>
+      <w:r>
+        <w:t>Timpik</w:t>
+      </w:r>
+      <w:r>
+        <w:t xml:space="preserve"> (Timpik,2026) e</w:t>
+      </w:r>
+      <w:r>
+        <w:t xml:space="preserve">s una aplicación a modo de Red social enfocada </w:t>
+      </w:r>
+      <w:r>
+        <w:t>a la realización de</w:t>
+      </w:r>
+      <w:r>
+        <w:t xml:space="preserve"> deportes amateurs</w:t>
+      </w:r>
+      <w:r>
+        <w:t xml:space="preserve">, </w:t>
+      </w:r>
+      <w:r>
+        <w:t>como por ejemplo el futbol</w:t>
+      </w:r>
+      <w:r>
+        <w:t>,</w:t>
+      </w:r>
+      <w:r>
+        <w:t xml:space="preserve"> el baloncesto y otros deportes de raqueta</w:t>
+      </w:r>
+      <w:r>
+        <w:t>;</w:t>
+      </w:r>
+      <w:r>
         <w:t xml:space="preserve"> </w:t>
       </w:r>
-      <w:proofErr w:type="spellStart"/>
-      <w:r>
-        <w:t>Timpik</w:t>
-      </w:r>
-      <w:proofErr w:type="spellEnd"/>
+      <w:r>
+        <w:t>cuyas funcionalidades principales son</w:t>
+      </w:r>
+      <w:r>
+        <w:t xml:space="preserve"> </w:t>
+      </w:r>
+      <w:r>
+        <w:t xml:space="preserve">reservar y </w:t>
+      </w:r>
+      <w:r>
+        <w:t>organizar</w:t>
+      </w:r>
+      <w:r>
+        <w:t xml:space="preserve"> </w:t>
+      </w:r>
+      <w:r>
+        <w:t xml:space="preserve">partidos y </w:t>
+      </w:r>
+      <w:r>
+        <w:t>eventos deportivos</w:t>
+      </w:r>
+      <w:r>
+        <w:t xml:space="preserve"> de manera sencilla.</w:t>
+      </w:r>
+      <w:r>
+        <w:t xml:space="preserve"> Su objetivo principal gira en torno al deporte</w:t>
+      </w:r>
+      <w:r>
+        <w:t xml:space="preserve">, </w:t>
+      </w:r>
+      <w:r>
+        <w:t xml:space="preserve">y su mayor virtud son los filtros </w:t>
+      </w:r>
+      <w:r>
+        <w:t>avanzados de</w:t>
+      </w:r>
+      <w:r>
+        <w:t xml:space="preserve"> búsqueda de jugadores, que suelen ser </w:t>
+      </w:r>
+      <w:r>
+        <w:t xml:space="preserve">muy precisos y amplios, </w:t>
+      </w:r>
+      <w:r>
+        <w:t>especialmente</w:t>
+      </w:r>
+      <w:r>
+        <w:t xml:space="preserve"> en </w:t>
+      </w:r>
+      <w:r>
+        <w:t xml:space="preserve">uno de los aspectos más importantes </w:t>
+      </w:r>
+      <w:r>
+        <w:t xml:space="preserve">y valorado por los usuarios </w:t>
+      </w:r>
+      <w:r>
+        <w:t>de este sector</w:t>
+      </w:r>
+      <w:r>
+        <w:t xml:space="preserve">: </w:t>
+      </w:r>
+      <w:r>
+        <w:t>el nivel requerido</w:t>
+      </w:r>
       <w:r>
         <w:t>.</w:t>
       </w:r>
     </w:p>
     <w:p>
       <w:r>
-        <w:t xml:space="preserve">Descripción y funcionalidad. </w:t>
-      </w:r>
-      <w:proofErr w:type="spellStart"/>
-      <w:r>
-        <w:t>Timpik</w:t>
-      </w:r>
-      <w:proofErr w:type="spellEnd"/>
-      <w:r>
-        <w:t xml:space="preserve"> (Timpik,2026) e</w:t>
-      </w:r>
-      <w:r>
-        <w:t xml:space="preserve">s una aplicación a modo de Red social enfocada </w:t>
-      </w:r>
-      <w:r>
-        <w:t>a la realización de</w:t>
-      </w:r>
-      <w:r>
-        <w:t xml:space="preserve"> deportes amateurs</w:t>
-      </w:r>
-      <w:r>
-        <w:t xml:space="preserve">, </w:t>
-      </w:r>
-      <w:r>
-        <w:t>como por ejemplo el futbol</w:t>
-      </w:r>
-      <w:r>
-        <w:t>,</w:t>
-      </w:r>
-      <w:r>
-        <w:t xml:space="preserve"> el baloncesto y otros deportes de raqueta</w:t>
-      </w:r>
-      <w:r>
-        <w:t>;</w:t>
-      </w:r>
-      <w:r>
-        <w:t xml:space="preserve"> </w:t>
-      </w:r>
-      <w:r>
-        <w:t>cuyas funcionalidades principales son</w:t>
-      </w:r>
-      <w:r>
-        <w:t xml:space="preserve"> </w:t>
-      </w:r>
-      <w:r>
-        <w:t xml:space="preserve">reservar y </w:t>
-      </w:r>
-      <w:r>
-        <w:t>organizar</w:t>
-      </w:r>
-      <w:r>
-        <w:t xml:space="preserve"> </w:t>
-      </w:r>
-      <w:r>
-        <w:t xml:space="preserve">partidos y </w:t>
-      </w:r>
-      <w:r>
-        <w:t>eventos deportivos</w:t>
-      </w:r>
-      <w:r>
-        <w:t xml:space="preserve"> de manera sencilla.</w:t>
-      </w:r>
-      <w:r>
-        <w:t xml:space="preserve"> Su objetivo principal gira en torno al deporte</w:t>
-      </w:r>
-      <w:r>
-        <w:t xml:space="preserve">, </w:t>
-      </w:r>
-      <w:r>
-        <w:t xml:space="preserve">y su mayor virtud son los filtros </w:t>
-      </w:r>
-      <w:r>
-        <w:t>avanzados de</w:t>
-      </w:r>
-      <w:r>
-        <w:t xml:space="preserve"> búsqueda de jugadores, que suelen ser </w:t>
-      </w:r>
-      <w:r>
-        <w:t xml:space="preserve">muy precisos y amplios, </w:t>
-      </w:r>
-      <w:r>
-        <w:t>especialmente</w:t>
-      </w:r>
-      <w:r>
-        <w:t xml:space="preserve"> en </w:t>
-      </w:r>
-      <w:r>
-        <w:t xml:space="preserve">uno de los aspectos más importantes </w:t>
-      </w:r>
-      <w:r>
-        <w:t xml:space="preserve">y valorado por los usuarios </w:t>
-      </w:r>
-      <w:r>
-        <w:t>de este sector</w:t>
-      </w:r>
-      <w:r>
-        <w:t xml:space="preserve">: </w:t>
-      </w:r>
-      <w:r>
-        <w:t>el nivel requerido</w:t>
-      </w:r>
-      <w:r>
-        <w:t>.</w:t>
-      </w:r>
-    </w:p>
-    <w:p>
-      <w:r>
         <w:t xml:space="preserve">Limitaciones y funcionalidad. </w:t>
       </w:r>
       <w:r>
         <w:t>S</w:t>
       </w:r>
       <w:r>
-        <w:t xml:space="preserve">in duda de todas las propuestas es la solución más parecida a </w:t>
-      </w:r>
-      <w:proofErr w:type="spellStart"/>
-      <w:r>
-        <w:t>DeporEA</w:t>
-      </w:r>
-      <w:proofErr w:type="spellEnd"/>
-      <w:r>
-        <w:t xml:space="preserve"> Match.</w:t>
+        <w:t>in duda de todas las propuestas es la solución más parecida a DeporEA Match.</w:t>
       </w:r>
       <w:r>
         <w:t xml:space="preserve"> Aunque como de costumbre nuestra aplicación es </w:t>
@@ -5511,15 +4156,7 @@
         <w:t xml:space="preserve"> llegar.</w:t>
       </w:r>
       <w:r>
-        <w:t xml:space="preserve"> </w:t>
-      </w:r>
-      <w:proofErr w:type="spellStart"/>
-      <w:r>
-        <w:t>Timpik</w:t>
-      </w:r>
-      <w:proofErr w:type="spellEnd"/>
-      <w:r>
-        <w:t xml:space="preserve"> posee una interf</w:t>
+        <w:t xml:space="preserve"> Timpik posee una interf</w:t>
       </w:r>
       <w:r>
         <w:t>az</w:t>
@@ -5655,13 +4292,8 @@
         <w:t>2.2.</w:t>
       </w:r>
       <w:r>
-        <w:t xml:space="preserve">4. </w:t>
-      </w:r>
-      <w:proofErr w:type="spellStart"/>
-      <w:r>
-        <w:t>Strava</w:t>
-      </w:r>
-      <w:proofErr w:type="spellEnd"/>
+        <w:t>4. Strava</w:t>
+      </w:r>
       <w:r>
         <w:t>.</w:t>
       </w:r>
@@ -5676,13 +4308,8 @@
       <w:r>
         <w:t xml:space="preserve">la red social dominante en el ámbito de los entrenamientos deportivos. </w:t>
       </w:r>
-      <w:proofErr w:type="spellStart"/>
-      <w:r>
-        <w:t>Strava</w:t>
-      </w:r>
-      <w:proofErr w:type="spellEnd"/>
-      <w:r>
-        <w:t xml:space="preserve"> (Strava,2026) e</w:t>
+      <w:r>
+        <w:t>Strava (Strava,2026) e</w:t>
       </w:r>
       <w:r>
         <w:t>s una aplicación que</w:t>
@@ -5885,11 +4512,9 @@
             <w:pPr>
               <w:jc w:val="center"/>
             </w:pPr>
-            <w:proofErr w:type="spellStart"/>
             <w:r>
               <w:t>Playtomic</w:t>
             </w:r>
-            <w:proofErr w:type="spellEnd"/>
           </w:p>
         </w:tc>
         <w:tc>
@@ -5900,11 +4525,9 @@
             <w:pPr>
               <w:jc w:val="center"/>
             </w:pPr>
-            <w:proofErr w:type="spellStart"/>
             <w:r>
               <w:t>Meetup</w:t>
             </w:r>
-            <w:proofErr w:type="spellEnd"/>
           </w:p>
         </w:tc>
         <w:tc>
@@ -5915,11 +4538,9 @@
             <w:pPr>
               <w:jc w:val="center"/>
             </w:pPr>
-            <w:proofErr w:type="spellStart"/>
             <w:r>
               <w:t>Timpik</w:t>
             </w:r>
-            <w:proofErr w:type="spellEnd"/>
           </w:p>
         </w:tc>
         <w:tc>
@@ -5930,11 +4551,9 @@
             <w:pPr>
               <w:jc w:val="center"/>
             </w:pPr>
-            <w:proofErr w:type="spellStart"/>
             <w:r>
               <w:t>Strava</w:t>
             </w:r>
-            <w:proofErr w:type="spellEnd"/>
           </w:p>
         </w:tc>
         <w:tc>
@@ -7325,15 +5944,7 @@
     </w:p>
     <w:p>
       <w:r>
-        <w:t xml:space="preserve">Para llevar a la </w:t>
-      </w:r>
-      <w:proofErr w:type="spellStart"/>
-      <w:r>
-        <w:t>practica</w:t>
-      </w:r>
-      <w:proofErr w:type="spellEnd"/>
-      <w:r>
-        <w:t xml:space="preserve"> esta metodología </w:t>
+        <w:t xml:space="preserve">Para llevar a la practica esta metodología </w:t>
       </w:r>
       <w:r>
         <w:t xml:space="preserve">y poder tener un control </w:t>
@@ -7754,7 +6365,7 @@
           <w:noProof/>
         </w:rPr>
         <w:drawing>
-          <wp:inline distT="0" distB="0" distL="0" distR="0" wp14:anchorId="34FE0607" wp14:editId="4764DD09">
+          <wp:inline distT="0" distB="0" distL="0" distR="0" wp14:anchorId="34FE0607" wp14:editId="591F9174">
             <wp:extent cx="5097106" cy="3068955"/>
             <wp:effectExtent l="0" t="0" r="8890" b="0"/>
             <wp:docPr id="2" name="Imagen 2"/>
@@ -8524,23 +7135,7 @@
         <w:t>. T</w:t>
       </w:r>
       <w:r>
-        <w:t xml:space="preserve">odas las decisiones técnicas y arquitectónicas se fundamentan en la documentación oficial de los frameworks, herramientas y lenguajes aquí descritos (Google, 2026; Kotlin </w:t>
-      </w:r>
-      <w:proofErr w:type="spellStart"/>
-      <w:r>
-        <w:t>Foundation</w:t>
-      </w:r>
-      <w:proofErr w:type="spellEnd"/>
-      <w:r>
-        <w:t xml:space="preserve">, 2026; Oracle, 2026; Red </w:t>
-      </w:r>
-      <w:proofErr w:type="spellStart"/>
-      <w:r>
-        <w:t>Hat</w:t>
-      </w:r>
-      <w:proofErr w:type="spellEnd"/>
-      <w:r>
-        <w:t>, 2026; Spring, 2026)</w:t>
+        <w:t>odas las decisiones técnicas y arquitectónicas se fundamentan en la documentación oficial de los frameworks, herramientas y lenguajes aquí descritos (Google, 2026; Kotlin Foundation, 2026; Oracle, 2026; Red Hat, 2026; Spring, 2026)</w:t>
       </w:r>
       <w:r>
         <w:t>:</w:t>
@@ -8710,14 +7305,12 @@
             <w:r>
               <w:t xml:space="preserve"> (Kotlin </w:t>
             </w:r>
-            <w:proofErr w:type="spellStart"/>
             <w:r>
               <w:t>F</w:t>
             </w:r>
             <w:r>
               <w:t>oundation</w:t>
             </w:r>
-            <w:proofErr w:type="spellEnd"/>
             <w:r>
               <w:t>,</w:t>
             </w:r>
@@ -9377,15 +7970,7 @@
               <w:t xml:space="preserve"> la conversión y haciendo más seguro el acceso a los datos.</w:t>
             </w:r>
             <w:r>
-              <w:t xml:space="preserve"> (Red </w:t>
-            </w:r>
-            <w:proofErr w:type="spellStart"/>
-            <w:r>
-              <w:t>Hat</w:t>
-            </w:r>
-            <w:proofErr w:type="spellEnd"/>
-            <w:r>
-              <w:t>, 2026)</w:t>
+              <w:t xml:space="preserve"> (Red Hat, 2026)</w:t>
             </w:r>
           </w:p>
         </w:tc>
@@ -10129,15 +8714,13 @@
         <w:t>(Ga</w:t>
       </w:r>
       <w:r>
-        <w:t xml:space="preserve">nttProject </w:t>
-      </w:r>
-      <w:proofErr w:type="spellStart"/>
-      <w:r>
-        <w:t>Team</w:t>
-      </w:r>
-      <w:proofErr w:type="spellEnd"/>
-      <w:r>
-        <w:t>. (2026)</w:t>
+        <w:t>nttProject Team</w:t>
+      </w:r>
+      <w:r>
+        <w:t xml:space="preserve">, </w:t>
+      </w:r>
+      <w:r>
+        <w:t>2026)</w:t>
       </w:r>
       <w:r>
         <w:t>.</w:t>
@@ -10199,7 +8782,7 @@
           <w:noProof/>
         </w:rPr>
         <w:drawing>
-          <wp:inline distT="0" distB="0" distL="0" distR="0" wp14:anchorId="5C0D51F2" wp14:editId="34D0C00F">
+          <wp:inline distT="0" distB="0" distL="0" distR="0" wp14:anchorId="5C0D51F2" wp14:editId="32148ADA">
             <wp:extent cx="5733415" cy="3398520"/>
             <wp:effectExtent l="0" t="0" r="635" b="0"/>
             <wp:docPr id="4" name="Imagen 4"/>
@@ -10568,23 +9151,7 @@
           <w:color w:val="FF0000"/>
           <w:lang w:val="es-ES"/>
         </w:rPr>
-        <w:t xml:space="preserve">Para mitigar esta desviación y no comprometer la fecha final de entrega fijada para el 3 de diciembre de 2026, se aplicó una corrección en el flujo de trabajo: se aumentó la concurrencia de tareas adelantando el inicio de la fase de 'Desarrollo del frontend (Jetpack Compose)'. Esto permitió solapar la creación de la interfaz gráfica de usuario (GUI) con las pruebas de los </w:t>
-      </w:r>
-      <w:proofErr w:type="spellStart"/>
-      <w:r>
-        <w:rPr>
-          <w:color w:val="FF0000"/>
-          <w:lang w:val="es-ES"/>
-        </w:rPr>
-        <w:t>endpoints</w:t>
-      </w:r>
-      <w:proofErr w:type="spellEnd"/>
-      <w:r>
-        <w:rPr>
-          <w:color w:val="FF0000"/>
-          <w:lang w:val="es-ES"/>
-        </w:rPr>
-        <w:t xml:space="preserve"> del servidor mediante Postman. Esta reestructuración demostró la resiliencia y adaptabilidad de la metodología iterativa adoptada, logrando absorber el retraso sin alterar el cronograma global del proyecto.</w:t>
+        <w:t>Para mitigar esta desviación y no comprometer la fecha final de entrega fijada para el 3 de diciembre de 2026, se aplicó una corrección en el flujo de trabajo: se aumentó la concurrencia de tareas adelantando el inicio de la fase de 'Desarrollo del frontend (Jetpack Compose)'. Esto permitió solapar la creación de la interfaz gráfica de usuario (GUI) con las pruebas de los endpoints del servidor mediante Postman. Esta reestructuración demostró la resiliencia y adaptabilidad de la metodología iterativa adoptada, logrando absorber el retraso sin alterar el cronograma global del proyecto.</w:t>
       </w:r>
     </w:p>
     <w:p>
@@ -10602,7 +9169,7 @@
         </w:rPr>
         <w:lastRenderedPageBreak/>
         <w:drawing>
-          <wp:inline distT="0" distB="0" distL="0" distR="0" wp14:anchorId="76AD25C0" wp14:editId="1C7E5006">
+          <wp:inline distT="0" distB="0" distL="0" distR="0" wp14:anchorId="76AD25C0" wp14:editId="247B87C6">
             <wp:extent cx="5733415" cy="3400425"/>
             <wp:effectExtent l="0" t="0" r="635" b="9525"/>
             <wp:docPr id="6" name="Imagen 6"/>
@@ -11546,37 +10113,12 @@
           <w:iCs/>
         </w:rPr>
       </w:pPr>
-      <w:proofErr w:type="spellStart"/>
       <w:r>
         <w:rPr>
           <w:i/>
           <w:iCs/>
         </w:rPr>
-        <w:t>Meetup</w:t>
-      </w:r>
-      <w:proofErr w:type="spellEnd"/>
-      <w:r>
-        <w:rPr>
-          <w:i/>
-          <w:iCs/>
-        </w:rPr>
-        <w:t xml:space="preserve">. (2026). </w:t>
-      </w:r>
-      <w:proofErr w:type="spellStart"/>
-      <w:r>
-        <w:rPr>
-          <w:i/>
-          <w:iCs/>
-        </w:rPr>
-        <w:t>Meetup</w:t>
-      </w:r>
-      <w:proofErr w:type="spellEnd"/>
-      <w:r>
-        <w:rPr>
-          <w:i/>
-          <w:iCs/>
-        </w:rPr>
-        <w:t>: Encuentra eventos y grupos locales. Recuperado de https://www.meetup.com/es-ES/</w:t>
+        <w:t>Meetup. (2026). Meetup: Encuentra eventos y grupos locales. Recuperado de https://www.meetup.com/es-ES/</w:t>
       </w:r>
     </w:p>
     <w:p>
@@ -11591,31 +10133,13 @@
           <w:iCs/>
         </w:rPr>
       </w:pPr>
-      <w:proofErr w:type="spellStart"/>
       <w:r>
         <w:rPr>
           <w:i/>
           <w:iCs/>
         </w:rPr>
-        <w:t>Playtomic</w:t>
-      </w:r>
-      <w:proofErr w:type="spellEnd"/>
-      <w:r>
-        <w:rPr>
-          <w:i/>
-          <w:iCs/>
-        </w:rPr>
-        <w:t xml:space="preserve">. (2026). </w:t>
-      </w:r>
-      <w:proofErr w:type="spellStart"/>
-      <w:r>
-        <w:rPr>
-          <w:i/>
-          <w:iCs/>
-        </w:rPr>
-        <w:t>Playtomic</w:t>
-      </w:r>
-      <w:proofErr w:type="spellEnd"/>
+        <w:t>Playtomic. (2026). Playtomic</w:t>
+      </w:r>
       <w:r>
         <w:rPr>
           <w:i/>
@@ -11650,31 +10174,13 @@
           <w:iCs/>
         </w:rPr>
       </w:pPr>
-      <w:proofErr w:type="spellStart"/>
       <w:r>
         <w:rPr>
           <w:i/>
           <w:iCs/>
         </w:rPr>
-        <w:t>Timpik</w:t>
-      </w:r>
-      <w:proofErr w:type="spellEnd"/>
-      <w:r>
-        <w:rPr>
-          <w:i/>
-          <w:iCs/>
-        </w:rPr>
-        <w:t xml:space="preserve">. (2026). </w:t>
-      </w:r>
-      <w:proofErr w:type="spellStart"/>
-      <w:r>
-        <w:rPr>
-          <w:i/>
-          <w:iCs/>
-        </w:rPr>
-        <w:t>Timpik</w:t>
-      </w:r>
-      <w:proofErr w:type="spellEnd"/>
+        <w:t>Timpik. (2026). Timpik</w:t>
+      </w:r>
       <w:r>
         <w:rPr>
           <w:i/>
@@ -11702,37 +10208,12 @@
           <w:iCs/>
         </w:rPr>
       </w:pPr>
-      <w:proofErr w:type="spellStart"/>
       <w:r>
         <w:rPr>
           <w:i/>
           <w:iCs/>
         </w:rPr>
-        <w:t>Strava</w:t>
-      </w:r>
-      <w:proofErr w:type="spellEnd"/>
-      <w:r>
-        <w:rPr>
-          <w:i/>
-          <w:iCs/>
-        </w:rPr>
-        <w:t xml:space="preserve">. (2026). </w:t>
-      </w:r>
-      <w:proofErr w:type="spellStart"/>
-      <w:r>
-        <w:rPr>
-          <w:i/>
-          <w:iCs/>
-        </w:rPr>
-        <w:t>Strava</w:t>
-      </w:r>
-      <w:proofErr w:type="spellEnd"/>
-      <w:r>
-        <w:rPr>
-          <w:i/>
-          <w:iCs/>
-        </w:rPr>
-        <w:t xml:space="preserve">: Registra carreras y pedaleadas. Recuperado de </w:t>
+        <w:t xml:space="preserve">Strava. (2026). Strava: Registra carreras y pedaleadas. Recuperado de </w:t>
       </w:r>
       <w:r>
         <w:rPr>
@@ -11779,71 +10260,7 @@
           <w:i/>
           <w:iCs/>
         </w:rPr>
-        <w:t xml:space="preserve">Kotlin </w:t>
-      </w:r>
-      <w:proofErr w:type="spellStart"/>
-      <w:r>
-        <w:rPr>
-          <w:i/>
-          <w:iCs/>
-        </w:rPr>
-        <w:t>Foundation</w:t>
-      </w:r>
-      <w:proofErr w:type="spellEnd"/>
-      <w:r>
-        <w:rPr>
-          <w:i/>
-          <w:iCs/>
-        </w:rPr>
-        <w:t xml:space="preserve">. (2026). Kotlin </w:t>
-      </w:r>
-      <w:proofErr w:type="spellStart"/>
-      <w:r>
-        <w:rPr>
-          <w:i/>
-          <w:iCs/>
-        </w:rPr>
-        <w:t>Programming</w:t>
-      </w:r>
-      <w:proofErr w:type="spellEnd"/>
-      <w:r>
-        <w:rPr>
-          <w:i/>
-          <w:iCs/>
-        </w:rPr>
-        <w:t xml:space="preserve"> </w:t>
-      </w:r>
-      <w:proofErr w:type="spellStart"/>
-      <w:r>
-        <w:rPr>
-          <w:i/>
-          <w:iCs/>
-        </w:rPr>
-        <w:t>Language</w:t>
-      </w:r>
-      <w:proofErr w:type="spellEnd"/>
-      <w:r>
-        <w:rPr>
-          <w:i/>
-          <w:iCs/>
-        </w:rPr>
-        <w:t xml:space="preserve"> </w:t>
-      </w:r>
-      <w:proofErr w:type="spellStart"/>
-      <w:r>
-        <w:rPr>
-          <w:i/>
-          <w:iCs/>
-        </w:rPr>
-        <w:t>Documentation</w:t>
-      </w:r>
-      <w:proofErr w:type="spellEnd"/>
-      <w:r>
-        <w:rPr>
-          <w:i/>
-          <w:iCs/>
-        </w:rPr>
-        <w:t>. Recuperado de https://kotlinlang.org/docs/</w:t>
+        <w:t>Kotlin Foundation. (2026). Kotlin Programming Language Documentation. Recuperado de https://kotlinlang.org/docs/</w:t>
       </w:r>
     </w:p>
     <w:p>
@@ -11892,37 +10309,12 @@
         </w:rPr>
         <w:t xml:space="preserve"> </w:t>
       </w:r>
-      <w:proofErr w:type="spellStart"/>
       <w:r>
         <w:rPr>
           <w:i/>
           <w:iCs/>
         </w:rPr>
-        <w:t>Hat</w:t>
-      </w:r>
-      <w:proofErr w:type="spellEnd"/>
-      <w:r>
-        <w:rPr>
-          <w:i/>
-          <w:iCs/>
-        </w:rPr>
-        <w:t xml:space="preserve">. (2026). Hibernate ORM </w:t>
-      </w:r>
-      <w:proofErr w:type="spellStart"/>
-      <w:r>
-        <w:rPr>
-          <w:i/>
-          <w:iCs/>
-        </w:rPr>
-        <w:t>Documentation</w:t>
-      </w:r>
-      <w:proofErr w:type="spellEnd"/>
-      <w:r>
-        <w:rPr>
-          <w:i/>
-          <w:iCs/>
-        </w:rPr>
-        <w:t>. Recuperado de https://hibernate.org/orm/documentation/</w:t>
+        <w:t>Hat. (2026). Hibernate ORM Documentation. Recuperado de https://hibernate.org/orm/documentation/</w:t>
       </w:r>
     </w:p>
     <w:p>
@@ -11942,23 +10334,7 @@
           <w:i/>
           <w:iCs/>
         </w:rPr>
-        <w:t xml:space="preserve">Spring. (2026). Spring Boot Reference </w:t>
-      </w:r>
-      <w:proofErr w:type="spellStart"/>
-      <w:r>
-        <w:rPr>
-          <w:i/>
-          <w:iCs/>
-        </w:rPr>
-        <w:t>Documentation</w:t>
-      </w:r>
-      <w:proofErr w:type="spellEnd"/>
-      <w:r>
-        <w:rPr>
-          <w:i/>
-          <w:iCs/>
-        </w:rPr>
-        <w:t xml:space="preserve">. Recuperado de </w:t>
+        <w:t xml:space="preserve">Spring. (2026). Spring Boot Reference Documentation. Recuperado de </w:t>
       </w:r>
       <w:r>
         <w:rPr>
@@ -11985,23 +10361,7 @@
           <w:i/>
           <w:iCs/>
         </w:rPr>
-        <w:t xml:space="preserve">GanttProject </w:t>
-      </w:r>
-      <w:proofErr w:type="spellStart"/>
-      <w:r>
-        <w:rPr>
-          <w:i/>
-          <w:iCs/>
-        </w:rPr>
-        <w:t>Team</w:t>
-      </w:r>
-      <w:proofErr w:type="spellEnd"/>
-      <w:r>
-        <w:rPr>
-          <w:i/>
-          <w:iCs/>
-        </w:rPr>
-        <w:t xml:space="preserve">. (2026). GanttProject: Free Project Management App. Recuperado de </w:t>
+        <w:t xml:space="preserve">GanttProject Team. (2026). GanttProject: Free Project Management App. Recuperado de </w:t>
       </w:r>
       <w:r>
         <w:rPr>
@@ -16688,6 +15048,7 @@
   <w:style w:type="character" w:default="1" w:styleId="Fuentedeprrafopredeter">
     <w:name w:val="Default Paragraph Font"/>
     <w:uiPriority w:val="1"/>
+    <w:semiHidden/>
     <w:unhideWhenUsed/>
   </w:style>
   <w:style w:type="table" w:default="1" w:styleId="Tablanormal">
@@ -17273,28 +15634,28 @@
 </file>
 
 <file path=customXml/item1.xml><?xml version="1.0" encoding="utf-8"?>
+<b:Sources xmlns:b="http://schemas.openxmlformats.org/officeDocument/2006/bibliography" xmlns="http://schemas.openxmlformats.org/officeDocument/2006/bibliography" SelectedStyle="\APASixthEditionOfficeOnline.xsl" StyleName="APA" Version="6"/>
+</file>
+
+<file path=customXml/item2.xml><?xml version="1.0" encoding="utf-8"?>
 <go:gDocsCustomXmlDataStorage xmlns:go="http://customooxmlschemas.google.com/" xmlns:r="http://schemas.openxmlformats.org/officeDocument/2006/relationships" uri="GoogleDocsCustomDataVersion2">
   <go:docsCustomData xmlns:go="http://customooxmlschemas.google.com/" roundtripDataSignature="AMtx7mjtTp76A7XcfsA3e8mJS6BPWqp4rA==">CgMxLjAyCGguZ2pkZ3hzMgloLjMwajB6bGwyCWguMWZvYjl0ZTIJaC4zem55c2g3MgloLjJldDkycDAyCGgudHlqY3d0MgloLjNkeTZ2a20yCWguMXQzaDVzZjIJaC40ZDM0b2c4MgloLjJzOGV5bzEyCWguMTdkcDh2dTIJaC4zcmRjcmpuMgloLjI2aW4xcmcyCGgubG54Yno5MgloLjM1bmt1bjIyCWguMWtzdjR1djIJaC40NHNpbmlvMgloLjJqeHN4cWgyCGguejMzN3lhMgloLjNqMnFxbTM4AHIhMW5lMFliWWRuQ3k4bG9vUWRRN2RCbXdrWjQzTkRTd0JD</go:docsCustomData>
 </go:gDocsCustomXmlDataStorage>
 </file>
 
-<file path=customXml/item2.xml><?xml version="1.0" encoding="utf-8"?>
-<b:Sources xmlns:b="http://schemas.openxmlformats.org/officeDocument/2006/bibliography" xmlns="http://schemas.openxmlformats.org/officeDocument/2006/bibliography" SelectedStyle="\APASixthEditionOfficeOnline.xsl" StyleName="APA" Version="6"/>
+<file path=customXml/itemProps1.xml><?xml version="1.0" encoding="utf-8"?>
+<ds:datastoreItem xmlns:ds="http://schemas.openxmlformats.org/officeDocument/2006/customXml" ds:itemID="{E66D56AF-1747-4E2C-9179-14FD0640A7CF}">
+  <ds:schemaRefs>
+    <ds:schemaRef ds:uri="http://schemas.openxmlformats.org/officeDocument/2006/bibliography"/>
+  </ds:schemaRefs>
+</ds:datastoreItem>
 </file>
 
-<file path=customXml/itemProps1.xml><?xml version="1.0" encoding="utf-8"?>
+<file path=customXml/itemProps2.xml><?xml version="1.0" encoding="utf-8"?>
 <ds:datastoreItem xmlns:ds="http://schemas.openxmlformats.org/officeDocument/2006/customXml" ds:itemID="{11111111-1234-1234-1234-123412341234}">
   <ds:schemaRefs>
     <ds:schemaRef ds:uri="http://customooxmlschemas.google.com/"/>
     <ds:schemaRef ds:uri="http://schemas.openxmlformats.org/officeDocument/2006/relationships"/>
   </ds:schemaRefs>
 </ds:datastoreItem>
-</file>
-
-<file path=customXml/itemProps2.xml><?xml version="1.0" encoding="utf-8"?>
-<ds:datastoreItem xmlns:ds="http://schemas.openxmlformats.org/officeDocument/2006/customXml" ds:itemID="{E66D56AF-1747-4E2C-9179-14FD0640A7CF}">
-  <ds:schemaRefs>
-    <ds:schemaRef ds:uri="http://schemas.openxmlformats.org/officeDocument/2006/bibliography"/>
-  </ds:schemaRefs>
-</ds:datastoreItem>
 </file>
--- a/docs/memoria escrita.docx
+++ b/docs/memoria escrita.docx
@@ -3366,7 +3366,13 @@
         <w:t xml:space="preserve"> de 1 a 5 estrel</w:t>
       </w:r>
       <w:r>
-        <w:t xml:space="preserve">las el desempeño de los usuarios en la actividad, con el fin de </w:t>
+        <w:t>las el desempeño de los usuarios en la actividad,</w:t>
+      </w:r>
+      <w:r>
+        <w:t xml:space="preserve"> e incorporar un sistema de denuncias que permita bloquear cuentas conflictivas,</w:t>
+      </w:r>
+      <w:r>
+        <w:t xml:space="preserve"> con el fin de </w:t>
       </w:r>
       <w:r>
         <w:t xml:space="preserve">fomentar y </w:t>
@@ -4132,7 +4138,13 @@
         <w:t>S</w:t>
       </w:r>
       <w:r>
-        <w:t>in duda de todas las propuestas es la solución más parecida a DeporEA Match.</w:t>
+        <w:t>in duda de todas las propuestas es la solución más parecida a Depo</w:t>
+      </w:r>
+      <w:r>
+        <w:t>rtEA</w:t>
+      </w:r>
+      <w:r>
+        <w:t xml:space="preserve"> Match.</w:t>
       </w:r>
       <w:r>
         <w:t xml:space="preserve"> Aunque como de costumbre nuestra aplicación es </w:t>
@@ -5944,7 +5956,13 @@
     </w:p>
     <w:p>
       <w:r>
-        <w:t xml:space="preserve">Para llevar a la practica esta metodología </w:t>
+        <w:t xml:space="preserve">Para llevar a la </w:t>
+      </w:r>
+      <w:r>
+        <w:t>práctica</w:t>
+      </w:r>
+      <w:r>
+        <w:t xml:space="preserve"> esta metodología </w:t>
       </w:r>
       <w:r>
         <w:t xml:space="preserve">y poder tener un control </w:t>
@@ -6365,7 +6383,7 @@
           <w:noProof/>
         </w:rPr>
         <w:drawing>
-          <wp:inline distT="0" distB="0" distL="0" distR="0" wp14:anchorId="34FE0607" wp14:editId="591F9174">
+          <wp:inline distT="0" distB="0" distL="0" distR="0" wp14:anchorId="34FE0607" wp14:editId="4EC1CA22">
             <wp:extent cx="5097106" cy="3068955"/>
             <wp:effectExtent l="0" t="0" r="8890" b="0"/>
             <wp:docPr id="2" name="Imagen 2"/>
@@ -7820,6 +7838,58 @@
       <w:tr>
         <w:tc>
           <w:tcPr>
+            <w:tcW w:w="2236" w:type="dxa"/>
+          </w:tcPr>
+          <w:p>
+            <w:pPr>
+              <w:rPr>
+                <w:b/>
+                <w:bCs/>
+              </w:rPr>
+            </w:pPr>
+            <w:r>
+              <w:rPr>
+                <w:b/>
+                <w:bCs/>
+              </w:rPr>
+              <w:t>JWT (JSON Web Token)</w:t>
+            </w:r>
+          </w:p>
+        </w:tc>
+        <w:tc>
+          <w:tcPr>
+            <w:tcW w:w="2238" w:type="dxa"/>
+          </w:tcPr>
+          <w:p>
+            <w:r>
+              <w:t>Mecanismo de comunicaciones seguras entre el cliente y el servidor. (Auth0, 2026).</w:t>
+            </w:r>
+          </w:p>
+        </w:tc>
+        <w:tc>
+          <w:tcPr>
+            <w:tcW w:w="2239" w:type="dxa"/>
+          </w:tcPr>
+          <w:p>
+            <w:r>
+              <w:t>Es el estándar de seguridad para autenticación y protección de la API REST.</w:t>
+            </w:r>
+          </w:p>
+        </w:tc>
+        <w:tc>
+          <w:tcPr>
+            <w:tcW w:w="2306" w:type="dxa"/>
+          </w:tcPr>
+          <w:p>
+            <w:r>
+              <w:t>Mecanismo de seguridad estudiado en Programación de Servicios y Procesos.</w:t>
+            </w:r>
+          </w:p>
+        </w:tc>
+      </w:tr>
+      <w:tr>
+        <w:tc>
+          <w:tcPr>
             <w:tcW w:w="9019" w:type="dxa"/>
             <w:gridSpan w:val="4"/>
           </w:tcPr>
@@ -8021,6 +8091,7 @@
                 <w:b/>
                 <w:bCs/>
               </w:rPr>
+              <w:lastRenderedPageBreak/>
               <w:t>Junit</w:t>
             </w:r>
           </w:p>
@@ -8050,11 +8121,7 @@
           </w:tcPr>
           <w:p>
             <w:r>
-              <w:t xml:space="preserve">Estándar en Java para la comprobación del correcto funcionamiento de los módulos de </w:t>
-            </w:r>
-            <w:r>
-              <w:lastRenderedPageBreak/>
-              <w:t>manera independiente</w:t>
+              <w:t>Estándar en Java para la comprobación del correcto funcionamiento de los módulos de manera independiente</w:t>
             </w:r>
             <w:r>
               <w:t>.</w:t>
@@ -8067,7 +8134,6 @@
           </w:tcPr>
           <w:p>
             <w:r>
-              <w:lastRenderedPageBreak/>
               <w:t>Fase de Pruebas (pruebas unitarias) del módulo de Entornos de Desarrollo.</w:t>
             </w:r>
           </w:p>
@@ -8465,6 +8531,15 @@
             <w:r>
               <w:t>Creación y diseño de diagramas de caso de uso y entidad-relación.</w:t>
             </w:r>
+            <w:r>
+              <w:t xml:space="preserve"> (</w:t>
+            </w:r>
+            <w:r>
+              <w:t>JGraph, 2026</w:t>
+            </w:r>
+            <w:r>
+              <w:t>)</w:t>
+            </w:r>
           </w:p>
         </w:tc>
         <w:tc>
@@ -8525,7 +8600,11 @@
           </w:tcPr>
           <w:p>
             <w:r>
-              <w:t>Por ser un modo más visual de gestionar las fechas y plazos del proyecto que una hoja de cálculo tradicional.</w:t>
+              <w:t xml:space="preserve">Por ser un modo más visual de gestionar las fechas y plazos del proyecto </w:t>
+            </w:r>
+            <w:r>
+              <w:lastRenderedPageBreak/>
+              <w:t>que una hoja de cálculo tradicional.</w:t>
             </w:r>
           </w:p>
         </w:tc>
@@ -8535,7 +8614,12 @@
           </w:tcPr>
           <w:p>
             <w:r>
-              <w:t>Aplicación de los conceptos de Ciclo de Vida del Software de Entornos de Desarrollo</w:t>
+              <w:lastRenderedPageBreak/>
+              <w:t xml:space="preserve">Aplicación de los conceptos de Ciclo de Vida del Software </w:t>
+            </w:r>
+            <w:r>
+              <w:lastRenderedPageBreak/>
+              <w:t>de Entornos de Desarrollo</w:t>
             </w:r>
             <w:r>
               <w:t>.</w:t>
@@ -8557,7 +8641,6 @@
           <w:i/>
           <w:iCs/>
         </w:rPr>
-        <w:lastRenderedPageBreak/>
         <w:t>Tabla 2</w:t>
       </w:r>
       <w:r>
@@ -8781,8 +8864,9 @@
         <w:rPr>
           <w:noProof/>
         </w:rPr>
+        <w:lastRenderedPageBreak/>
         <w:drawing>
-          <wp:inline distT="0" distB="0" distL="0" distR="0" wp14:anchorId="5C0D51F2" wp14:editId="32148ADA">
+          <wp:inline distT="0" distB="0" distL="0" distR="0" wp14:anchorId="5C0D51F2" wp14:editId="14DF1F55">
             <wp:extent cx="5733415" cy="3398520"/>
             <wp:effectExtent l="0" t="0" r="635" b="0"/>
             <wp:docPr id="4" name="Imagen 4"/>
@@ -8836,14 +8920,21 @@
           <w:i/>
           <w:iCs/>
         </w:rPr>
-        <w:t>Figura 2.</w:t>
+        <w:t xml:space="preserve">Figura </w:t>
       </w:r>
       <w:r>
         <w:rPr>
           <w:i/>
           <w:iCs/>
         </w:rPr>
-        <w:t>Diagrama de Gantt inicial del proyecto. Fuente: elaboración propia.</w:t>
+        <w:t>2. Diagrama</w:t>
+      </w:r>
+      <w:r>
+        <w:rPr>
+          <w:i/>
+          <w:iCs/>
+        </w:rPr>
+        <w:t xml:space="preserve"> de Gantt inicial del proyecto. Fuente: elaboración propia.</w:t>
       </w:r>
     </w:p>
     <w:p>
@@ -8872,7 +8963,6 @@
         </w:numPr>
       </w:pPr>
       <w:r>
-        <w:lastRenderedPageBreak/>
         <w:t>Fase de Análisis y Documentación</w:t>
       </w:r>
       <w:r>
@@ -9167,9 +9257,8 @@
           <w:color w:val="FF0000"/>
           <w:lang w:val="es-ES"/>
         </w:rPr>
-        <w:lastRenderedPageBreak/>
         <w:drawing>
-          <wp:inline distT="0" distB="0" distL="0" distR="0" wp14:anchorId="76AD25C0" wp14:editId="247B87C6">
+          <wp:inline distT="0" distB="0" distL="0" distR="0" wp14:anchorId="76AD25C0" wp14:editId="70C01B2A">
             <wp:extent cx="5733415" cy="3400425"/>
             <wp:effectExtent l="0" t="0" r="635" b="9525"/>
             <wp:docPr id="6" name="Imagen 6"/>
@@ -9247,6 +9336,7 @@
         <w:ind w:left="1080" w:firstLine="0"/>
       </w:pPr>
       <w:r>
+        <w:lastRenderedPageBreak/>
         <w:t>5.</w:t>
       </w:r>
       <w:r>
@@ -9434,11 +9524,7 @@
         <w:t xml:space="preserve">Al tratarse de una red social nueva, al principio podría tener problemas </w:t>
       </w:r>
       <w:r>
-        <w:t xml:space="preserve">para encontrar un número de usuarios mínimo para </w:t>
-      </w:r>
-      <w:r>
-        <w:lastRenderedPageBreak/>
-        <w:t>el correcto funcion</w:t>
+        <w:t>para encontrar un número de usuarios mínimo para el correcto funcion</w:t>
       </w:r>
       <w:r>
         <w:t>amiento de esta</w:t>
@@ -9597,6 +9683,7 @@
         </w:numPr>
       </w:pPr>
       <w:r>
+        <w:lastRenderedPageBreak/>
         <w:t xml:space="preserve">Fácil escalabilidad: </w:t>
       </w:r>
       <w:r>
@@ -9758,7 +9845,6 @@
         <w:ind w:firstLine="0"/>
       </w:pPr>
       <w:r>
-        <w:lastRenderedPageBreak/>
         <w:t>5.</w:t>
       </w:r>
       <w:r>
@@ -9952,6 +10038,7 @@
       </w:pPr>
       <w:bookmarkStart w:id="10" w:name="_Toc159224221"/>
       <w:r>
+        <w:lastRenderedPageBreak/>
         <w:t>Análisis del proyecto</w:t>
       </w:r>
       <w:bookmarkEnd w:id="10"/>
@@ -9959,15 +10046,2538 @@
         <w:t xml:space="preserve"> </w:t>
       </w:r>
     </w:p>
-    <w:p>
-      <w:r>
-        <w:t>(8-16 páginas)</w:t>
-      </w:r>
-    </w:p>
     <w:p/>
     <w:p>
       <w:r>
-        <w:br w:type="page"/>
+        <w:t>E</w:t>
+      </w:r>
+      <w:r>
+        <w:t>ste</w:t>
+      </w:r>
+      <w:r>
+        <w:t xml:space="preserve"> análisis será el pilar sobre el que constataremos el ciclo de vida completo de Deport</w:t>
+      </w:r>
+      <w:r>
+        <w:t>EA</w:t>
+      </w:r>
+      <w:r>
+        <w:t xml:space="preserve"> Match. Aquí describiremos de forma completa todas las funcionalidades, tanto </w:t>
+      </w:r>
+      <w:r>
+        <w:t>técnicas como operativas, que nuestro sistema debe cumplir para conseguir lograr todos los objetivos propuestos y</w:t>
+      </w:r>
+      <w:r>
+        <w:t xml:space="preserve"> para garantizar una experiencia óptima por parte de nuestros usuarios</w:t>
+      </w:r>
+      <w:r>
+        <w:t>. Se definirán los siguientes requisitos (funcionales y no funcionales) y todas las reglas de negocio que serán las condiciones que determinen el comportamiento de nuestro aplicativo.</w:t>
+      </w:r>
+    </w:p>
+    <w:p/>
+    <w:p>
+      <w:pPr>
+        <w:pStyle w:val="Ttulo2"/>
+        <w:ind w:firstLine="0"/>
+      </w:pPr>
+      <w:r>
+        <w:t>6.1</w:t>
+      </w:r>
+      <w:r>
+        <w:t>.</w:t>
+      </w:r>
+      <w:r>
+        <w:t xml:space="preserve"> Requisitos Funcionales</w:t>
+      </w:r>
+    </w:p>
+    <w:p>
+      <w:r>
+        <w:t>Estas serán todas las acciones que el sistema va a permitir realizar a los usuarios cuando utilicen la aplicación:</w:t>
+      </w:r>
+    </w:p>
+    <w:p>
+      <w:pPr>
+        <w:pStyle w:val="Prrafodelista"/>
+        <w:numPr>
+          <w:ilvl w:val="0"/>
+          <w:numId w:val="39"/>
+        </w:numPr>
+      </w:pPr>
+      <w:r>
+        <w:t>RF1. Registro</w:t>
+      </w:r>
+      <w:r>
+        <w:t xml:space="preserve"> y</w:t>
+      </w:r>
+      <w:r>
+        <w:t xml:space="preserve"> autenticación. El sistema permitirá registrar nuevos usuarios, iniciar y cerrar sesión de forma segura.</w:t>
+      </w:r>
+    </w:p>
+    <w:p>
+      <w:pPr>
+        <w:pStyle w:val="Prrafodelista"/>
+        <w:numPr>
+          <w:ilvl w:val="0"/>
+          <w:numId w:val="39"/>
+        </w:numPr>
+      </w:pPr>
+      <w:r>
+        <w:t>RF2. Gestión de Perfil</w:t>
+      </w:r>
+      <w:r>
+        <w:t>.</w:t>
+      </w:r>
+      <w:r>
+        <w:t xml:space="preserve"> El usuario podrá modificar sus datos</w:t>
+      </w:r>
+      <w:r>
+        <w:t xml:space="preserve"> </w:t>
+      </w:r>
+      <w:r>
+        <w:t>(</w:t>
+      </w:r>
+      <w:r>
+        <w:t>personales, nivel en cada deporte, localización frecuente)</w:t>
+      </w:r>
+      <w:r>
+        <w:t xml:space="preserve">, subir </w:t>
+      </w:r>
+      <w:r>
+        <w:t xml:space="preserve">y modificar </w:t>
+      </w:r>
+      <w:r>
+        <w:t>una foto de perfil</w:t>
+      </w:r>
+      <w:r>
+        <w:t>, y ver su historial de actividad</w:t>
+      </w:r>
+      <w:r>
+        <w:t>.</w:t>
+      </w:r>
+    </w:p>
+    <w:p>
+      <w:pPr>
+        <w:pStyle w:val="Prrafodelista"/>
+        <w:numPr>
+          <w:ilvl w:val="0"/>
+          <w:numId w:val="39"/>
+        </w:numPr>
+      </w:pPr>
+      <w:r>
+        <w:t>RF3</w:t>
+      </w:r>
+      <w:r>
+        <w:t>. Creaci</w:t>
+      </w:r>
+      <w:r>
+        <w:t>ó</w:t>
+      </w:r>
+      <w:r>
+        <w:t xml:space="preserve">n de Eventos. El usuario Organizador podrá publicar actividades definiendo título, </w:t>
+      </w:r>
+      <w:r>
+        <w:t>categoría (</w:t>
+      </w:r>
+      <w:r>
+        <w:t>deporte</w:t>
+      </w:r>
+      <w:r>
+        <w:t xml:space="preserve"> o actividad</w:t>
+      </w:r>
+      <w:r>
+        <w:t>)</w:t>
+      </w:r>
+      <w:r>
+        <w:t xml:space="preserve">, nivel exigido, plazas totales, </w:t>
+      </w:r>
+      <w:r>
+        <w:t>horario</w:t>
+      </w:r>
+      <w:r>
+        <w:t xml:space="preserve"> (de inicio y de finalización) </w:t>
+      </w:r>
+      <w:r>
+        <w:t>y dirección del evento.</w:t>
+      </w:r>
+    </w:p>
+    <w:p>
+      <w:pPr>
+        <w:pStyle w:val="Prrafodelista"/>
+        <w:numPr>
+          <w:ilvl w:val="0"/>
+          <w:numId w:val="39"/>
+        </w:numPr>
+      </w:pPr>
+      <w:r>
+        <w:t>RF4</w:t>
+      </w:r>
+      <w:r>
+        <w:t>. Búsqueda y Matchmaking</w:t>
+      </w:r>
+      <w:r>
+        <w:t>.</w:t>
+      </w:r>
+      <w:r>
+        <w:t xml:space="preserve"> El sistema mostrará un listado de eventos disponibles, permitiendo filtrar por tipo de actividad, lugar</w:t>
+      </w:r>
+      <w:r>
+        <w:t xml:space="preserve"> de la realización, nivel requerido, y vacantes.</w:t>
+      </w:r>
+    </w:p>
+    <w:p>
+      <w:pPr>
+        <w:pStyle w:val="Prrafodelista"/>
+        <w:numPr>
+          <w:ilvl w:val="0"/>
+          <w:numId w:val="39"/>
+        </w:numPr>
+      </w:pPr>
+      <w:r>
+        <w:t>RF5</w:t>
+      </w:r>
+      <w:r>
+        <w:t>. Gestión de Reservas. El usuario Participante podrá inscribirse en un evento activo o cancelar su inscripción.</w:t>
+      </w:r>
+    </w:p>
+    <w:p>
+      <w:pPr>
+        <w:pStyle w:val="Prrafodelista"/>
+        <w:numPr>
+          <w:ilvl w:val="0"/>
+          <w:numId w:val="39"/>
+        </w:numPr>
+      </w:pPr>
+      <w:r>
+        <w:t>RF6</w:t>
+      </w:r>
+      <w:r>
+        <w:t>. Geolocalización y Mapas. El sistema permitirá la visualización (tanto para la creación de eventos como para la búsqueda por zonas) de un mapa con el punto de encuentro exacto.</w:t>
+      </w:r>
+    </w:p>
+    <w:p>
+      <w:pPr>
+        <w:pStyle w:val="Prrafodelista"/>
+        <w:numPr>
+          <w:ilvl w:val="0"/>
+          <w:numId w:val="39"/>
+        </w:numPr>
+      </w:pPr>
+      <w:r>
+        <w:t>RF7</w:t>
+      </w:r>
+      <w:r>
+        <w:t xml:space="preserve">. Comunicación Interna. El sistema dispondrá de un tablón de comentarios por evento para la coordinación e información </w:t>
+      </w:r>
+      <w:r>
+        <w:t>de</w:t>
+      </w:r>
+      <w:r>
+        <w:t xml:space="preserve"> los usuario</w:t>
+      </w:r>
+      <w:r>
+        <w:t>s</w:t>
+      </w:r>
+      <w:r>
+        <w:t xml:space="preserve"> Participantes ante cambios por parte del usuario Organizador</w:t>
+      </w:r>
+      <w:r>
+        <w:t>.</w:t>
+      </w:r>
+    </w:p>
+    <w:p>
+      <w:pPr>
+        <w:pStyle w:val="Prrafodelista"/>
+        <w:numPr>
+          <w:ilvl w:val="0"/>
+          <w:numId w:val="39"/>
+        </w:numPr>
+      </w:pPr>
+      <w:r>
+        <w:t>RF8</w:t>
+      </w:r>
+      <w:r>
+        <w:t>. Sistema de Valoración. El sistema permitirá valorar a los Participantes y a los Organizadores con un sistema de 1 a 5 estrellas.</w:t>
+      </w:r>
+    </w:p>
+    <w:p>
+      <w:pPr>
+        <w:pStyle w:val="Prrafodelista"/>
+        <w:numPr>
+          <w:ilvl w:val="0"/>
+          <w:numId w:val="39"/>
+        </w:numPr>
+      </w:pPr>
+      <w:r>
+        <w:lastRenderedPageBreak/>
+        <w:t>RF9</w:t>
+      </w:r>
+      <w:r>
+        <w:t>. Historial y Estadísticas</w:t>
+      </w:r>
+      <w:r>
+        <w:t>. Los usuarios tendrán un resumen estadístico personalizado en el que podrán comprobar su valoración media, los eventos que han creado y en los eventos que han participado</w:t>
+      </w:r>
+      <w:r>
+        <w:t>.</w:t>
+      </w:r>
+    </w:p>
+    <w:p>
+      <w:pPr>
+        <w:pStyle w:val="Prrafodelista"/>
+        <w:numPr>
+          <w:ilvl w:val="0"/>
+          <w:numId w:val="39"/>
+        </w:numPr>
+      </w:pPr>
+      <w:r>
+        <w:t>RF10.</w:t>
+      </w:r>
+      <w:r>
+        <w:t xml:space="preserve"> Notificaciones. El sistema emitirá alertas visuales a los usuarios inscritos ante cambios en los eventos (cancelaciones u otros cambios) por parte del usuario Organizador.</w:t>
+      </w:r>
+    </w:p>
+    <w:p>
+      <w:pPr>
+        <w:pStyle w:val="Prrafodelista"/>
+        <w:numPr>
+          <w:ilvl w:val="0"/>
+          <w:numId w:val="39"/>
+        </w:numPr>
+      </w:pPr>
+      <w:r>
+        <w:t>RF11 (Sistema de Denuncias y Moderación) Durante la fase de valoración, el sistema habilitará una casilla para emitir una denuncia formal contra un usuario por inasistencia o comportamiento inapropiado</w:t>
+      </w:r>
+      <w:r>
+        <w:t>, gestionando el bloqueo de la cuenta si hay reincidencia.</w:t>
+      </w:r>
+    </w:p>
+    <w:p>
+      <w:pPr>
+        <w:ind w:left="360"/>
+      </w:pPr>
+    </w:p>
+    <w:p>
+      <w:pPr>
+        <w:pStyle w:val="Ttulo2"/>
+        <w:ind w:firstLine="0"/>
+      </w:pPr>
+      <w:r>
+        <w:t>6.2</w:t>
+      </w:r>
+      <w:r>
+        <w:t>.</w:t>
+      </w:r>
+      <w:r>
+        <w:t xml:space="preserve"> Requisitos No Funcionales</w:t>
+      </w:r>
+    </w:p>
+    <w:p>
+      <w:r>
+        <w:t>En el siguiente párrafo exponemos las especificaciones que determinan como se va a comportar nuestro sistema</w:t>
+      </w:r>
+    </w:p>
+    <w:p>
+      <w:pPr>
+        <w:pStyle w:val="Prrafodelista"/>
+        <w:numPr>
+          <w:ilvl w:val="0"/>
+          <w:numId w:val="40"/>
+        </w:numPr>
+      </w:pPr>
+      <w:r>
+        <w:t>RNF 1. Arquitectura y Comunicación</w:t>
+      </w:r>
+      <w:r>
+        <w:t>. El sistema operará bajo una arquitectura Cliente-Servidor, comunicada mediante una API REST propia.</w:t>
+      </w:r>
+    </w:p>
+    <w:p>
+      <w:pPr>
+        <w:pStyle w:val="Prrafodelista"/>
+        <w:numPr>
+          <w:ilvl w:val="0"/>
+          <w:numId w:val="40"/>
+        </w:numPr>
+      </w:pPr>
+      <w:r>
+        <w:t>RNF 2.</w:t>
+      </w:r>
+      <w:r>
+        <w:t xml:space="preserve"> Seguridad y Privacidad. Las contraseñas se almacenarán en una base de datos MySQL y estarán encriptadas mediante el algoritmo BCryp</w:t>
+      </w:r>
+      <w:r>
+        <w:t>t en MySQL, y las comunicaciones con la API REST estarán protegidas mediante tokens JWT</w:t>
+      </w:r>
+      <w:r>
+        <w:t>.</w:t>
+      </w:r>
+    </w:p>
+    <w:p>
+      <w:pPr>
+        <w:pStyle w:val="Prrafodelista"/>
+        <w:numPr>
+          <w:ilvl w:val="0"/>
+          <w:numId w:val="40"/>
+        </w:numPr>
+      </w:pPr>
+      <w:r>
+        <w:t>RNF 3.</w:t>
+      </w:r>
+      <w:r>
+        <w:t xml:space="preserve"> Usabilidad. La interfaz (el frontend) se desarrollará con Jet</w:t>
+      </w:r>
+      <w:r>
+        <w:t>p</w:t>
+      </w:r>
+      <w:r>
+        <w:t xml:space="preserve">ack Compose (programación declarativa) y seguirá las </w:t>
+      </w:r>
+      <w:r>
+        <w:t>guías</w:t>
+      </w:r>
+      <w:r>
+        <w:t xml:space="preserve"> de diseño estándares para garantizar una navegación intuitiva.</w:t>
+      </w:r>
+    </w:p>
+    <w:p>
+      <w:pPr>
+        <w:pStyle w:val="Prrafodelista"/>
+        <w:numPr>
+          <w:ilvl w:val="0"/>
+          <w:numId w:val="40"/>
+        </w:numPr>
+      </w:pPr>
+      <w:r>
+        <w:t>RNF 4.</w:t>
+      </w:r>
+      <w:r>
+        <w:t xml:space="preserve"> Compatibilidad y Portabilidad. La aplicación será compatible con dispositivos Android 8.0 o superior.</w:t>
+      </w:r>
+    </w:p>
+    <w:p>
+      <w:pPr>
+        <w:pStyle w:val="Prrafodelista"/>
+        <w:numPr>
+          <w:ilvl w:val="0"/>
+          <w:numId w:val="40"/>
+        </w:numPr>
+      </w:pPr>
+      <w:r>
+        <w:t>RNF 5.</w:t>
+      </w:r>
+      <w:r>
+        <w:t xml:space="preserve"> Rendimiento. El tiem</w:t>
+      </w:r>
+      <w:r>
+        <w:t>p</w:t>
+      </w:r>
+      <w:r>
+        <w:t xml:space="preserve">o de respuesta de las peticiones al backend </w:t>
+      </w:r>
+      <w:r>
+        <w:t>no sobrepasará los 2 segundo</w:t>
+      </w:r>
+      <w:r>
+        <w:t>s</w:t>
+      </w:r>
+      <w:r>
+        <w:t xml:space="preserve"> en condiciones normales (4G/</w:t>
+      </w:r>
+      <w:r>
+        <w:t>Wifi</w:t>
+      </w:r>
+      <w:r>
+        <w:t>).</w:t>
+      </w:r>
+    </w:p>
+    <w:p>
+      <w:pPr>
+        <w:pStyle w:val="Prrafodelista"/>
+        <w:numPr>
+          <w:ilvl w:val="0"/>
+          <w:numId w:val="40"/>
+        </w:numPr>
+      </w:pPr>
+      <w:r>
+        <w:t>RNF 6.</w:t>
+      </w:r>
+      <w:r>
+        <w:t xml:space="preserve"> Mantenibilidad</w:t>
+      </w:r>
+      <w:r>
+        <w:t>.</w:t>
+      </w:r>
+      <w:r>
+        <w:t xml:space="preserve"> E</w:t>
+      </w:r>
+      <w:r>
+        <w:t>l c</w:t>
+      </w:r>
+      <w:r>
+        <w:t>ó</w:t>
+      </w:r>
+      <w:r>
+        <w:t>digo</w:t>
+      </w:r>
+      <w:r>
+        <w:t xml:space="preserve"> </w:t>
+      </w:r>
+      <w:r>
+        <w:t xml:space="preserve">del cliente seguirá el patrón de arquitectura </w:t>
+      </w:r>
+      <w:r>
+        <w:t>M</w:t>
+      </w:r>
+      <w:r>
+        <w:t>odelo</w:t>
+      </w:r>
+      <w:r>
+        <w:t>-</w:t>
+      </w:r>
+      <w:r>
+        <w:t>V</w:t>
+      </w:r>
+      <w:r>
+        <w:t>ista</w:t>
+      </w:r>
+      <w:r>
+        <w:t>-ViewModel</w:t>
+      </w:r>
+      <w:r>
+        <w:t xml:space="preserve"> (MVVM)</w:t>
+      </w:r>
+      <w:r>
+        <w:t>; y el servidor Java seguirá un patrón multicapa (Controladores, Servicios y Repositorios), que estará gestionado por el control de versiones Git.</w:t>
+      </w:r>
+    </w:p>
+    <w:p/>
+    <w:p>
+      <w:pPr>
+        <w:pStyle w:val="Ttulo2"/>
+        <w:ind w:firstLine="0"/>
+      </w:pPr>
+      <w:r>
+        <w:lastRenderedPageBreak/>
+        <w:t>6.3</w:t>
+      </w:r>
+      <w:r>
+        <w:t>.</w:t>
+      </w:r>
+      <w:r>
+        <w:t xml:space="preserve"> Reglas de Negocio</w:t>
+      </w:r>
+    </w:p>
+    <w:p>
+      <w:r>
+        <w:t xml:space="preserve">DeportEA Match cumplirá las siguientes </w:t>
+      </w:r>
+      <w:r>
+        <w:t>restricciones</w:t>
+      </w:r>
+      <w:r>
+        <w:t xml:space="preserve"> y normas de comportamiento que determinarán como ejecutará sus procesos internos y externos:</w:t>
+      </w:r>
+    </w:p>
+    <w:p>
+      <w:pPr>
+        <w:pStyle w:val="Prrafodelista"/>
+        <w:numPr>
+          <w:ilvl w:val="0"/>
+          <w:numId w:val="42"/>
+        </w:numPr>
+      </w:pPr>
+      <w:r>
+        <w:t>RN 1.</w:t>
+      </w:r>
+      <w:r>
+        <w:t xml:space="preserve"> Control de Aforo. El sistema impedirá nuevas inscripciones cuando se alcance el aforo máximo en una actividad.</w:t>
+      </w:r>
+    </w:p>
+    <w:p>
+      <w:pPr>
+        <w:pStyle w:val="Prrafodelista"/>
+        <w:numPr>
+          <w:ilvl w:val="0"/>
+          <w:numId w:val="42"/>
+        </w:numPr>
+      </w:pPr>
+      <w:r>
+        <w:t>RN 2.</w:t>
+      </w:r>
+      <w:r>
+        <w:t xml:space="preserve"> Colisión Horaria. El sistema </w:t>
+      </w:r>
+      <w:r>
+        <w:t>impedirá</w:t>
+      </w:r>
+      <w:r>
+        <w:t xml:space="preserve"> a un usuario inscribirse en un evento si el tiempo coincide con otro evento en el que ya esté inscrito.</w:t>
+      </w:r>
+    </w:p>
+    <w:p>
+      <w:pPr>
+        <w:pStyle w:val="Prrafodelista"/>
+        <w:numPr>
+          <w:ilvl w:val="0"/>
+          <w:numId w:val="42"/>
+        </w:numPr>
+      </w:pPr>
+      <w:r>
+        <w:t xml:space="preserve">RN 3. </w:t>
+      </w:r>
+      <w:r>
+        <w:t>Privilegios de Modificación. Solamente el usuario Organizador tendrá permisos para modificar o cancelar el evento.</w:t>
+      </w:r>
+    </w:p>
+    <w:p>
+      <w:pPr>
+        <w:pStyle w:val="Prrafodelista"/>
+        <w:numPr>
+          <w:ilvl w:val="0"/>
+          <w:numId w:val="42"/>
+        </w:numPr>
+      </w:pPr>
+      <w:r>
+        <w:t>RN 4.</w:t>
+      </w:r>
+      <w:r>
+        <w:t xml:space="preserve"> Límite de Cancelación. Un usuario Participante que ya esté inscrito no podrá cancelar su reserva si faltan menos de 2 horas para el inicio del evento, para evitar dejar vacantes </w:t>
+      </w:r>
+      <w:r>
+        <w:t>que impidan la realización de la actividad</w:t>
+      </w:r>
+      <w:r>
+        <w:t>.</w:t>
+      </w:r>
+    </w:p>
+    <w:p>
+      <w:pPr>
+        <w:pStyle w:val="Prrafodelista"/>
+        <w:numPr>
+          <w:ilvl w:val="0"/>
+          <w:numId w:val="42"/>
+        </w:numPr>
+      </w:pPr>
+      <w:r>
+        <w:t>RN 5.</w:t>
+      </w:r>
+      <w:r>
+        <w:t xml:space="preserve"> Filtro temporal. El sistema ocultará aquellos eventos cuya hora de inicio ya haya sobrepasado la hora actual.</w:t>
+      </w:r>
+    </w:p>
+    <w:p>
+      <w:pPr>
+        <w:pStyle w:val="Prrafodelista"/>
+        <w:numPr>
+          <w:ilvl w:val="0"/>
+          <w:numId w:val="42"/>
+        </w:numPr>
+      </w:pPr>
+      <w:r>
+        <w:t>RN 6.</w:t>
+      </w:r>
+      <w:r>
+        <w:t xml:space="preserve"> Valoraciones a Posteriori. Las valoraciones solo se habilitarán una vez haya finalizado el evento. Además</w:t>
+      </w:r>
+      <w:r>
+        <w:t>,</w:t>
+      </w:r>
+      <w:r>
+        <w:t xml:space="preserve"> un usuario solamente podrá valorar una sola vez a otro usuario por evento realizado.</w:t>
+      </w:r>
+    </w:p>
+    <w:p>
+      <w:pPr>
+        <w:pStyle w:val="Prrafodelista"/>
+        <w:numPr>
+          <w:ilvl w:val="0"/>
+          <w:numId w:val="42"/>
+        </w:numPr>
+      </w:pPr>
+      <w:r>
+        <w:t>RN 7.</w:t>
+      </w:r>
+      <w:r>
+        <w:t xml:space="preserve"> Eliminación en Cascada. Si un usuario cancela un evento o elimina su cuenta se eliminará</w:t>
+      </w:r>
+      <w:r>
+        <w:t>n</w:t>
+      </w:r>
+      <w:r>
+        <w:t xml:space="preserve"> todas las reservas</w:t>
+      </w:r>
+      <w:r>
+        <w:t xml:space="preserve">, </w:t>
+      </w:r>
+      <w:r>
+        <w:t>comentarios y valoraciones asociados, para garantizar la integridad referencial.</w:t>
+      </w:r>
+    </w:p>
+    <w:p>
+      <w:pPr>
+        <w:pStyle w:val="Prrafodelista"/>
+        <w:numPr>
+          <w:ilvl w:val="0"/>
+          <w:numId w:val="42"/>
+        </w:numPr>
+      </w:pPr>
+      <w:r>
+        <w:t xml:space="preserve">RN 8. Política de Exclusión. Si el sistema registra una segunda denuncia </w:t>
+      </w:r>
+      <w:r>
+        <w:t xml:space="preserve">hacia un usuario proveniente de eventos diferentes, </w:t>
+      </w:r>
+      <w:r>
+        <w:t>modificará su estado a “bloqueado”. Esto impedirá su acceso a la plataforma y cancelará todas sus reservas</w:t>
+      </w:r>
+      <w:r>
+        <w:t xml:space="preserve"> y opiniones pasadas y siguientes.</w:t>
+      </w:r>
+      <w:r>
+        <w:t xml:space="preserve"> </w:t>
+      </w:r>
+    </w:p>
+    <w:p/>
+    <w:p/>
+    <w:p>
+      <w:pPr>
+        <w:pStyle w:val="Ttulo2"/>
+        <w:ind w:firstLine="0"/>
+      </w:pPr>
+      <w:r>
+        <w:t>6.4</w:t>
+      </w:r>
+      <w:r>
+        <w:t>.</w:t>
+      </w:r>
+      <w:r>
+        <w:t xml:space="preserve"> Diagrama de Casos de Uso</w:t>
+      </w:r>
+    </w:p>
+    <w:p>
+      <w:r>
+        <w:t>Para mostrar gráficamente las interacciones que se han descrito en los requisitos funcionales entre los actores principales (Usuarios Participantes y Organi</w:t>
+      </w:r>
+      <w:r>
+        <w:t>z</w:t>
+      </w:r>
+      <w:r>
+        <w:t>adores) y el sistema, se ha diseñado el siguiente diagrama</w:t>
+      </w:r>
+      <w:r>
+        <w:t xml:space="preserve"> de Casos de Uso:</w:t>
+      </w:r>
+    </w:p>
+    <w:p>
+      <w:pPr>
+        <w:jc w:val="center"/>
+      </w:pPr>
+      <w:r>
+        <w:rPr>
+          <w:noProof/>
+        </w:rPr>
+        <w:lastRenderedPageBreak/>
+        <w:drawing>
+          <wp:inline distT="0" distB="0" distL="0" distR="0" wp14:anchorId="28D3072E" wp14:editId="2EEF8616">
+            <wp:extent cx="4900786" cy="5546571"/>
+            <wp:effectExtent l="19050" t="19050" r="14605" b="16510"/>
+            <wp:docPr id="8" name="Imagen 8"/>
+            <wp:cNvGraphicFramePr>
+              <a:graphicFrameLocks xmlns:a="http://schemas.openxmlformats.org/drawingml/2006/main" noChangeAspect="1"/>
+            </wp:cNvGraphicFramePr>
+            <a:graphic xmlns:a="http://schemas.openxmlformats.org/drawingml/2006/main">
+              <a:graphicData uri="http://schemas.openxmlformats.org/drawingml/2006/picture">
+                <pic:pic xmlns:pic="http://schemas.openxmlformats.org/drawingml/2006/picture">
+                  <pic:nvPicPr>
+                    <pic:cNvPr id="8" name="Imagen 8"/>
+                    <pic:cNvPicPr/>
+                  </pic:nvPicPr>
+                  <pic:blipFill>
+                    <a:blip r:embed="rId13">
+                      <a:extLst>
+                        <a:ext uri="{28A0092B-C50C-407E-A947-70E740481C1C}">
+                          <a14:useLocalDpi xmlns:a14="http://schemas.microsoft.com/office/drawing/2010/main" val="0"/>
+                        </a:ext>
+                      </a:extLst>
+                    </a:blip>
+                    <a:stretch>
+                      <a:fillRect/>
+                    </a:stretch>
+                  </pic:blipFill>
+                  <pic:spPr>
+                    <a:xfrm>
+                      <a:off x="0" y="0"/>
+                      <a:ext cx="4900786" cy="5546571"/>
+                    </a:xfrm>
+                    <a:prstGeom prst="rect">
+                      <a:avLst/>
+                    </a:prstGeom>
+                    <a:ln>
+                      <a:solidFill>
+                        <a:srgbClr val="002060"/>
+                      </a:solidFill>
+                    </a:ln>
+                  </pic:spPr>
+                </pic:pic>
+              </a:graphicData>
+            </a:graphic>
+          </wp:inline>
+        </w:drawing>
+      </w:r>
+    </w:p>
+    <w:p>
+      <w:pPr>
+        <w:rPr>
+          <w:i/>
+          <w:iCs/>
+        </w:rPr>
+      </w:pPr>
+      <w:r>
+        <w:rPr>
+          <w:i/>
+          <w:iCs/>
+        </w:rPr>
+        <w:t xml:space="preserve">       </w:t>
+      </w:r>
+      <w:r>
+        <w:rPr>
+          <w:i/>
+          <w:iCs/>
+        </w:rPr>
+        <w:t>Figura 4. Diagrama de Casos de Uso. Fuente: Creación Propia.</w:t>
+      </w:r>
+    </w:p>
+    <w:p/>
+    <w:p>
+      <w:pPr>
+        <w:pStyle w:val="Ttulo2"/>
+        <w:ind w:left="1080" w:firstLine="0"/>
+      </w:pPr>
+      <w:r>
+        <w:t>6.5</w:t>
+      </w:r>
+      <w:r>
+        <w:t>.</w:t>
+      </w:r>
+      <w:r>
+        <w:t xml:space="preserve"> </w:t>
+      </w:r>
+      <w:r>
+        <w:t>Descripción de los Casos de Uso</w:t>
+      </w:r>
+    </w:p>
+    <w:p>
+      <w:r>
+        <w:t>A continuación, se detallan los diferentes casos de uso que hemos visto anteriormente en la figura 4.</w:t>
+      </w:r>
+    </w:p>
+    <w:p>
+      <w:pPr>
+        <w:pStyle w:val="Prrafodelista"/>
+        <w:numPr>
+          <w:ilvl w:val="0"/>
+          <w:numId w:val="46"/>
+        </w:numPr>
+      </w:pPr>
+      <w:r>
+        <w:t>CU 01. Registro e Inicio de Sesión.</w:t>
+      </w:r>
+    </w:p>
+    <w:p>
+      <w:pPr>
+        <w:pStyle w:val="Prrafodelista"/>
+        <w:numPr>
+          <w:ilvl w:val="0"/>
+          <w:numId w:val="47"/>
+        </w:numPr>
+      </w:pPr>
+      <w:r>
+        <w:rPr>
+          <w:b/>
+          <w:bCs/>
+        </w:rPr>
+        <w:t>Actor</w:t>
+      </w:r>
+      <w:r>
+        <w:t>:</w:t>
+      </w:r>
+      <w:r>
+        <w:t xml:space="preserve"> Usuario (Usuario Participante y Usuario Organizador).</w:t>
+      </w:r>
+    </w:p>
+    <w:p>
+      <w:pPr>
+        <w:pStyle w:val="Prrafodelista"/>
+        <w:numPr>
+          <w:ilvl w:val="0"/>
+          <w:numId w:val="47"/>
+        </w:numPr>
+      </w:pPr>
+      <w:r>
+        <w:rPr>
+          <w:b/>
+          <w:bCs/>
+        </w:rPr>
+        <w:t>Precondiciones:</w:t>
+      </w:r>
+      <w:r>
+        <w:t xml:space="preserve"> Aplicación instalada y conexión a internet.</w:t>
+      </w:r>
+    </w:p>
+    <w:p>
+      <w:pPr>
+        <w:pStyle w:val="Prrafodelista"/>
+        <w:numPr>
+          <w:ilvl w:val="0"/>
+          <w:numId w:val="47"/>
+        </w:numPr>
+      </w:pPr>
+      <w:r>
+        <w:rPr>
+          <w:b/>
+          <w:bCs/>
+        </w:rPr>
+        <w:t>Flujo Principal</w:t>
+      </w:r>
+      <w:r>
+        <w:t>:</w:t>
+      </w:r>
+      <w:r>
+        <w:t xml:space="preserve"> El usuario introduce sus datos personales y credenciales. El sistema valida el formato, encripta la contraseña (BCrypt) y crea el perfil.</w:t>
+      </w:r>
+    </w:p>
+    <w:p>
+      <w:pPr>
+        <w:pStyle w:val="Prrafodelista"/>
+        <w:numPr>
+          <w:ilvl w:val="0"/>
+          <w:numId w:val="47"/>
+        </w:numPr>
+        <w:rPr>
+          <w:b/>
+          <w:bCs/>
+        </w:rPr>
+      </w:pPr>
+      <w:r>
+        <w:rPr>
+          <w:b/>
+          <w:bCs/>
+        </w:rPr>
+        <w:lastRenderedPageBreak/>
+        <w:t>Alternativas/Excepciones</w:t>
+      </w:r>
+      <w:r>
+        <w:rPr>
+          <w:b/>
+          <w:bCs/>
+        </w:rPr>
+        <w:t>:</w:t>
+      </w:r>
+      <w:r>
+        <w:rPr>
+          <w:b/>
+          <w:bCs/>
+        </w:rPr>
+        <w:t xml:space="preserve"> </w:t>
+      </w:r>
+      <w:r>
+        <w:t xml:space="preserve">Si el correo </w:t>
+      </w:r>
+      <w:r>
+        <w:t>electrónico</w:t>
+      </w:r>
+      <w:r>
+        <w:t xml:space="preserve"> ya existe, el sistema cancela el registro mostrando un error</w:t>
+      </w:r>
+    </w:p>
+    <w:p>
+      <w:pPr>
+        <w:pStyle w:val="Prrafodelista"/>
+        <w:numPr>
+          <w:ilvl w:val="0"/>
+          <w:numId w:val="47"/>
+        </w:numPr>
+      </w:pPr>
+      <w:r>
+        <w:rPr>
+          <w:b/>
+          <w:bCs/>
+        </w:rPr>
+        <w:t>Postcondiciones:</w:t>
+      </w:r>
+      <w:r>
+        <w:rPr>
+          <w:b/>
+          <w:bCs/>
+        </w:rPr>
+        <w:t xml:space="preserve"> </w:t>
+      </w:r>
+      <w:r>
+        <w:t xml:space="preserve">Usuario </w:t>
+      </w:r>
+      <w:r>
+        <w:t>registrado</w:t>
+      </w:r>
+      <w:r>
+        <w:t xml:space="preserve"> </w:t>
+      </w:r>
+      <w:r>
+        <w:t>(</w:t>
+      </w:r>
+      <w:r>
+        <w:t>mediante token JWT</w:t>
+      </w:r>
+      <w:r>
+        <w:t>)</w:t>
+      </w:r>
+      <w:r>
+        <w:t xml:space="preserve"> y redirigido a la pantalla principal.</w:t>
+      </w:r>
+    </w:p>
+    <w:p>
+      <w:pPr>
+        <w:pStyle w:val="Prrafodelista"/>
+        <w:numPr>
+          <w:ilvl w:val="0"/>
+          <w:numId w:val="46"/>
+        </w:numPr>
+      </w:pPr>
+      <w:r>
+        <w:t>CU 02. Gestionar Perfil Socio-Deportivo.</w:t>
+      </w:r>
+    </w:p>
+    <w:p>
+      <w:pPr>
+        <w:pStyle w:val="Prrafodelista"/>
+        <w:numPr>
+          <w:ilvl w:val="0"/>
+          <w:numId w:val="48"/>
+        </w:numPr>
+        <w:rPr>
+          <w:b/>
+          <w:bCs/>
+        </w:rPr>
+      </w:pPr>
+      <w:r>
+        <w:rPr>
+          <w:b/>
+          <w:bCs/>
+        </w:rPr>
+        <w:t>Actor:</w:t>
+      </w:r>
+      <w:r>
+        <w:rPr>
+          <w:b/>
+          <w:bCs/>
+        </w:rPr>
+        <w:t xml:space="preserve"> </w:t>
+      </w:r>
+      <w:r>
+        <w:t>Usuario (Usuario Participante y Usuario Organizador).</w:t>
+      </w:r>
+    </w:p>
+    <w:p>
+      <w:pPr>
+        <w:pStyle w:val="Prrafodelista"/>
+        <w:numPr>
+          <w:ilvl w:val="0"/>
+          <w:numId w:val="48"/>
+        </w:numPr>
+      </w:pPr>
+      <w:r>
+        <w:rPr>
+          <w:b/>
+          <w:bCs/>
+        </w:rPr>
+        <w:t>Precondiciones:</w:t>
+      </w:r>
+      <w:r>
+        <w:rPr>
+          <w:b/>
+          <w:bCs/>
+        </w:rPr>
+        <w:t xml:space="preserve"> </w:t>
+      </w:r>
+      <w:r>
+        <w:t>Usuario autenticado en el sistema.</w:t>
+      </w:r>
+    </w:p>
+    <w:p>
+      <w:pPr>
+        <w:pStyle w:val="Prrafodelista"/>
+        <w:numPr>
+          <w:ilvl w:val="0"/>
+          <w:numId w:val="48"/>
+        </w:numPr>
+      </w:pPr>
+      <w:r>
+        <w:rPr>
+          <w:b/>
+          <w:bCs/>
+        </w:rPr>
+        <w:t>Flujo Principal:</w:t>
+      </w:r>
+      <w:r>
+        <w:rPr>
+          <w:b/>
+          <w:bCs/>
+        </w:rPr>
+        <w:t xml:space="preserve"> </w:t>
+      </w:r>
+      <w:r>
+        <w:t>El usuario accede a su perfil, edita sus datos, nivel deportivo o actualiza su foto de perfil (almacenada como LOB), y guarda los cambios.</w:t>
+      </w:r>
+    </w:p>
+    <w:p>
+      <w:pPr>
+        <w:pStyle w:val="Prrafodelista"/>
+        <w:numPr>
+          <w:ilvl w:val="0"/>
+          <w:numId w:val="48"/>
+        </w:numPr>
+      </w:pPr>
+      <w:r>
+        <w:rPr>
+          <w:b/>
+          <w:bCs/>
+        </w:rPr>
+        <w:t>Alternativas/Excepciones</w:t>
+      </w:r>
+      <w:r>
+        <w:rPr>
+          <w:b/>
+          <w:bCs/>
+        </w:rPr>
+        <w:t xml:space="preserve">: </w:t>
+      </w:r>
+      <w:r>
+        <w:t>Si la imagen excede el tamaño máximo permitido o el formato es inválido, no se guardarán los cambios.</w:t>
+      </w:r>
+    </w:p>
+    <w:p>
+      <w:pPr>
+        <w:pStyle w:val="Prrafodelista"/>
+        <w:numPr>
+          <w:ilvl w:val="0"/>
+          <w:numId w:val="48"/>
+        </w:numPr>
+      </w:pPr>
+      <w:r>
+        <w:rPr>
+          <w:b/>
+          <w:bCs/>
+        </w:rPr>
+        <w:t>Postcondiciones:</w:t>
+      </w:r>
+      <w:r>
+        <w:rPr>
+          <w:b/>
+          <w:bCs/>
+        </w:rPr>
+        <w:t xml:space="preserve"> </w:t>
+      </w:r>
+      <w:r>
+        <w:t>Los datos del perfil se actualizan en la base de datos de manera persistente.</w:t>
+      </w:r>
+    </w:p>
+    <w:p>
+      <w:pPr>
+        <w:pStyle w:val="Prrafodelista"/>
+        <w:ind w:left="360"/>
+      </w:pPr>
+    </w:p>
+    <w:p>
+      <w:pPr>
+        <w:pStyle w:val="Prrafodelista"/>
+        <w:numPr>
+          <w:ilvl w:val="0"/>
+          <w:numId w:val="46"/>
+        </w:numPr>
+      </w:pPr>
+      <w:r>
+        <w:t>CU 03. Buscar e Inscribirse a Evento.</w:t>
+      </w:r>
+    </w:p>
+    <w:p>
+      <w:pPr>
+        <w:pStyle w:val="Prrafodelista"/>
+        <w:numPr>
+          <w:ilvl w:val="0"/>
+          <w:numId w:val="49"/>
+        </w:numPr>
+        <w:rPr>
+          <w:b/>
+          <w:bCs/>
+        </w:rPr>
+      </w:pPr>
+      <w:r>
+        <w:rPr>
+          <w:b/>
+          <w:bCs/>
+        </w:rPr>
+        <w:t>Actor:</w:t>
+      </w:r>
+      <w:r>
+        <w:rPr>
+          <w:b/>
+          <w:bCs/>
+        </w:rPr>
+        <w:t xml:space="preserve"> </w:t>
+      </w:r>
+      <w:r>
+        <w:t>Usuario Participante</w:t>
+      </w:r>
+      <w:r>
+        <w:t>.</w:t>
+      </w:r>
+    </w:p>
+    <w:p>
+      <w:pPr>
+        <w:pStyle w:val="Prrafodelista"/>
+        <w:numPr>
+          <w:ilvl w:val="0"/>
+          <w:numId w:val="49"/>
+        </w:numPr>
+      </w:pPr>
+      <w:r>
+        <w:rPr>
+          <w:b/>
+          <w:bCs/>
+        </w:rPr>
+        <w:t>Precondiciones:</w:t>
+      </w:r>
+      <w:r>
+        <w:rPr>
+          <w:b/>
+          <w:bCs/>
+        </w:rPr>
+        <w:t xml:space="preserve"> </w:t>
+      </w:r>
+      <w:r>
+        <w:t>Usuario autenticado y conexión a internet.</w:t>
+      </w:r>
+    </w:p>
+    <w:p>
+      <w:pPr>
+        <w:pStyle w:val="Prrafodelista"/>
+        <w:numPr>
+          <w:ilvl w:val="0"/>
+          <w:numId w:val="49"/>
+        </w:numPr>
+      </w:pPr>
+      <w:r>
+        <w:rPr>
+          <w:b/>
+          <w:bCs/>
+        </w:rPr>
+        <w:t>Flujo Principal:</w:t>
+      </w:r>
+      <w:r>
+        <w:rPr>
+          <w:b/>
+          <w:bCs/>
+        </w:rPr>
+        <w:t xml:space="preserve"> </w:t>
+      </w:r>
+      <w:r>
+        <w:t>El usuario filtra la actividad por tipo, nivel y vacantes. Selecciona un evento y pulsa “Inscribirse”. El sistema resta una plaza vacante.</w:t>
+      </w:r>
+    </w:p>
+    <w:p>
+      <w:pPr>
+        <w:pStyle w:val="Prrafodelista"/>
+        <w:numPr>
+          <w:ilvl w:val="0"/>
+          <w:numId w:val="49"/>
+        </w:numPr>
+      </w:pPr>
+      <w:r>
+        <w:rPr>
+          <w:b/>
+          <w:bCs/>
+        </w:rPr>
+        <w:t>Alternativas/Excepciones</w:t>
+      </w:r>
+      <w:r>
+        <w:rPr>
+          <w:b/>
+          <w:bCs/>
+        </w:rPr>
+        <w:t xml:space="preserve"> </w:t>
+      </w:r>
+      <w:r>
+        <w:t>Inscripción bloqueada si se ha alcanzado el máximo de plazas disponibles o si se produce un cruce de horarios con otra reserva del usuario.</w:t>
+      </w:r>
+    </w:p>
+    <w:p>
+      <w:pPr>
+        <w:pStyle w:val="Prrafodelista"/>
+        <w:numPr>
+          <w:ilvl w:val="0"/>
+          <w:numId w:val="49"/>
+        </w:numPr>
+      </w:pPr>
+      <w:r>
+        <w:rPr>
+          <w:b/>
+          <w:bCs/>
+        </w:rPr>
+        <w:t>Postcondiciones</w:t>
+      </w:r>
+      <w:r>
+        <w:t>:</w:t>
+      </w:r>
+      <w:r>
+        <w:t xml:space="preserve"> Se genera un registro de la reserva y el usuario puede acceder a los detalles completos de la actividad.</w:t>
+      </w:r>
+    </w:p>
+    <w:p>
+      <w:pPr>
+        <w:pStyle w:val="Prrafodelista"/>
+        <w:numPr>
+          <w:ilvl w:val="0"/>
+          <w:numId w:val="46"/>
+        </w:numPr>
+      </w:pPr>
+      <w:r>
+        <w:t>CU 04. Crear y Gestionar Evento.</w:t>
+      </w:r>
+    </w:p>
+    <w:p>
+      <w:pPr>
+        <w:pStyle w:val="Prrafodelista"/>
+        <w:numPr>
+          <w:ilvl w:val="0"/>
+          <w:numId w:val="50"/>
+        </w:numPr>
+        <w:rPr>
+          <w:b/>
+          <w:bCs/>
+        </w:rPr>
+      </w:pPr>
+      <w:r>
+        <w:rPr>
+          <w:b/>
+          <w:bCs/>
+        </w:rPr>
+        <w:t>Actor:</w:t>
+      </w:r>
+      <w:r>
+        <w:rPr>
+          <w:b/>
+          <w:bCs/>
+        </w:rPr>
+        <w:t xml:space="preserve"> </w:t>
+      </w:r>
+      <w:r>
+        <w:t>Usuario Organizador</w:t>
+      </w:r>
+      <w:r>
+        <w:rPr>
+          <w:b/>
+          <w:bCs/>
+        </w:rPr>
+        <w:t>.</w:t>
+      </w:r>
+    </w:p>
+    <w:p>
+      <w:pPr>
+        <w:pStyle w:val="Prrafodelista"/>
+        <w:numPr>
+          <w:ilvl w:val="0"/>
+          <w:numId w:val="50"/>
+        </w:numPr>
+        <w:rPr>
+          <w:b/>
+          <w:bCs/>
+        </w:rPr>
+      </w:pPr>
+      <w:r>
+        <w:rPr>
+          <w:b/>
+          <w:bCs/>
+        </w:rPr>
+        <w:t>Precondiciones:</w:t>
+      </w:r>
+      <w:r>
+        <w:rPr>
+          <w:b/>
+          <w:bCs/>
+        </w:rPr>
+        <w:t xml:space="preserve"> </w:t>
+      </w:r>
+      <w:r>
+        <w:t>Usuario autenticado y conexión a internet</w:t>
+      </w:r>
+      <w:r>
+        <w:rPr>
+          <w:b/>
+          <w:bCs/>
+        </w:rPr>
+        <w:t>.</w:t>
+      </w:r>
+    </w:p>
+    <w:p>
+      <w:pPr>
+        <w:pStyle w:val="Prrafodelista"/>
+        <w:numPr>
+          <w:ilvl w:val="0"/>
+          <w:numId w:val="50"/>
+        </w:numPr>
+        <w:rPr>
+          <w:b/>
+          <w:bCs/>
+        </w:rPr>
+      </w:pPr>
+      <w:r>
+        <w:rPr>
+          <w:b/>
+          <w:bCs/>
+        </w:rPr>
+        <w:t>Flujo Principal:</w:t>
+      </w:r>
+      <w:r>
+        <w:rPr>
+          <w:b/>
+          <w:bCs/>
+        </w:rPr>
+        <w:t xml:space="preserve"> </w:t>
+      </w:r>
+      <w:r>
+        <w:t>Rellena el formulario de evento (título, categoría, plazas, fecha, dirección y duración) y publica el evento. Posteriormente puede editarlo o cancelarlo</w:t>
+      </w:r>
+      <w:r>
+        <w:rPr>
+          <w:b/>
+          <w:bCs/>
+        </w:rPr>
+        <w:t>.</w:t>
+      </w:r>
+    </w:p>
+    <w:p>
+      <w:pPr>
+        <w:pStyle w:val="Prrafodelista"/>
+        <w:numPr>
+          <w:ilvl w:val="0"/>
+          <w:numId w:val="50"/>
+        </w:numPr>
+      </w:pPr>
+      <w:r>
+        <w:rPr>
+          <w:b/>
+          <w:bCs/>
+        </w:rPr>
+        <w:t>Alternativas/Excepciones</w:t>
+      </w:r>
+      <w:r>
+        <w:rPr>
+          <w:b/>
+          <w:bCs/>
+        </w:rPr>
+        <w:t xml:space="preserve">. </w:t>
+      </w:r>
+      <w:r>
+        <w:t>No se creará el evento si falta algún campo o la fecha y hora se han pasado. Solo el creador tiene privilegios para modificar el evento.</w:t>
+      </w:r>
+    </w:p>
+    <w:p>
+      <w:pPr>
+        <w:pStyle w:val="Prrafodelista"/>
+        <w:numPr>
+          <w:ilvl w:val="0"/>
+          <w:numId w:val="50"/>
+        </w:numPr>
+      </w:pPr>
+      <w:r>
+        <w:rPr>
+          <w:b/>
+          <w:bCs/>
+        </w:rPr>
+        <w:t>Postcondiciones:</w:t>
+      </w:r>
+      <w:r>
+        <w:rPr>
+          <w:b/>
+          <w:bCs/>
+        </w:rPr>
+        <w:t xml:space="preserve"> </w:t>
+      </w:r>
+      <w:r>
+        <w:t>Evento publicado. Si se cancela, se eliminan en cascada todas sus reservas asociadas y se avisará a los que ya habían reservado.</w:t>
+      </w:r>
+    </w:p>
+    <w:p>
+      <w:pPr>
+        <w:pStyle w:val="Prrafodelista"/>
+        <w:numPr>
+          <w:ilvl w:val="0"/>
+          <w:numId w:val="46"/>
+        </w:numPr>
+      </w:pPr>
+      <w:r>
+        <w:t>CU 05. Localizar Evento en Mapa.</w:t>
+      </w:r>
+    </w:p>
+    <w:p>
+      <w:pPr>
+        <w:pStyle w:val="Prrafodelista"/>
+        <w:numPr>
+          <w:ilvl w:val="0"/>
+          <w:numId w:val="51"/>
+        </w:numPr>
+        <w:rPr>
+          <w:b/>
+          <w:bCs/>
+        </w:rPr>
+      </w:pPr>
+      <w:r>
+        <w:rPr>
+          <w:b/>
+          <w:bCs/>
+        </w:rPr>
+        <w:lastRenderedPageBreak/>
+        <w:t>Actor:</w:t>
+      </w:r>
+      <w:r>
+        <w:rPr>
+          <w:b/>
+          <w:bCs/>
+        </w:rPr>
+        <w:t xml:space="preserve"> </w:t>
+      </w:r>
+      <w:r>
+        <w:t>Usuario (Usuario Participante y Usuario Organizador).</w:t>
+      </w:r>
+    </w:p>
+    <w:p>
+      <w:pPr>
+        <w:pStyle w:val="Prrafodelista"/>
+        <w:numPr>
+          <w:ilvl w:val="0"/>
+          <w:numId w:val="51"/>
+        </w:numPr>
+        <w:rPr>
+          <w:b/>
+          <w:bCs/>
+        </w:rPr>
+      </w:pPr>
+      <w:r>
+        <w:rPr>
+          <w:b/>
+          <w:bCs/>
+        </w:rPr>
+        <w:t>Precondiciones:</w:t>
+      </w:r>
+      <w:r>
+        <w:rPr>
+          <w:b/>
+          <w:bCs/>
+        </w:rPr>
+        <w:t xml:space="preserve"> </w:t>
+      </w:r>
+      <w:r>
+        <w:t>E</w:t>
+      </w:r>
+      <w:r>
+        <w:t>star en la ficha de un evento.</w:t>
+      </w:r>
+      <w:r>
+        <w:rPr>
+          <w:b/>
+          <w:bCs/>
+        </w:rPr>
+        <w:t xml:space="preserve"> </w:t>
+      </w:r>
+    </w:p>
+    <w:p>
+      <w:pPr>
+        <w:pStyle w:val="Prrafodelista"/>
+        <w:numPr>
+          <w:ilvl w:val="0"/>
+          <w:numId w:val="51"/>
+        </w:numPr>
+      </w:pPr>
+      <w:r>
+        <w:rPr>
+          <w:b/>
+          <w:bCs/>
+        </w:rPr>
+        <w:t>Flujo Principal:</w:t>
+      </w:r>
+      <w:r>
+        <w:rPr>
+          <w:b/>
+          <w:bCs/>
+        </w:rPr>
+        <w:t xml:space="preserve"> </w:t>
+      </w:r>
+      <w:r>
+        <w:t xml:space="preserve">El usuario </w:t>
+      </w:r>
+      <w:r>
+        <w:t>utiliza la sección destinada a la ubicación; el sistema invoca la API de Google Maps mostrando un marcador exacto con la dirección.</w:t>
+      </w:r>
+    </w:p>
+    <w:p>
+      <w:pPr>
+        <w:pStyle w:val="Prrafodelista"/>
+        <w:numPr>
+          <w:ilvl w:val="0"/>
+          <w:numId w:val="51"/>
+        </w:numPr>
+      </w:pPr>
+      <w:r>
+        <w:rPr>
+          <w:b/>
+          <w:bCs/>
+        </w:rPr>
+        <w:t>Alternativas/Excepciones</w:t>
+      </w:r>
+      <w:r>
+        <w:rPr>
+          <w:b/>
+          <w:bCs/>
+        </w:rPr>
+        <w:t xml:space="preserve">: </w:t>
+      </w:r>
+      <w:r>
+        <w:t>Si falla la comunicación con la API externa, se muestra la dirección en formato de texto.</w:t>
+      </w:r>
+    </w:p>
+    <w:p>
+      <w:pPr>
+        <w:pStyle w:val="Prrafodelista"/>
+        <w:numPr>
+          <w:ilvl w:val="0"/>
+          <w:numId w:val="51"/>
+        </w:numPr>
+      </w:pPr>
+      <w:r>
+        <w:rPr>
+          <w:b/>
+          <w:bCs/>
+        </w:rPr>
+        <w:t>Postcondiciones:</w:t>
+      </w:r>
+      <w:r>
+        <w:rPr>
+          <w:b/>
+          <w:bCs/>
+        </w:rPr>
+        <w:t xml:space="preserve"> </w:t>
+      </w:r>
+      <w:r>
+        <w:t>Visualización en el mapa del punto de encuentro.</w:t>
+      </w:r>
+    </w:p>
+    <w:p>
+      <w:pPr>
+        <w:pStyle w:val="Prrafodelista"/>
+        <w:numPr>
+          <w:ilvl w:val="0"/>
+          <w:numId w:val="46"/>
+        </w:numPr>
+      </w:pPr>
+      <w:r>
+        <w:t>CU06. Publicar Comentario.</w:t>
+      </w:r>
+    </w:p>
+    <w:p>
+      <w:pPr>
+        <w:pStyle w:val="Prrafodelista"/>
+        <w:numPr>
+          <w:ilvl w:val="0"/>
+          <w:numId w:val="52"/>
+        </w:numPr>
+        <w:rPr>
+          <w:b/>
+          <w:bCs/>
+        </w:rPr>
+      </w:pPr>
+      <w:r>
+        <w:rPr>
+          <w:b/>
+          <w:bCs/>
+        </w:rPr>
+        <w:t>Actor:</w:t>
+      </w:r>
+      <w:r>
+        <w:rPr>
+          <w:b/>
+          <w:bCs/>
+        </w:rPr>
+        <w:t xml:space="preserve"> </w:t>
+      </w:r>
+      <w:r>
+        <w:t>Usuario (Usuario Participante y Usuario Organizador).</w:t>
+      </w:r>
+    </w:p>
+    <w:p>
+      <w:pPr>
+        <w:pStyle w:val="Prrafodelista"/>
+        <w:numPr>
+          <w:ilvl w:val="0"/>
+          <w:numId w:val="52"/>
+        </w:numPr>
+      </w:pPr>
+      <w:r>
+        <w:rPr>
+          <w:b/>
+          <w:bCs/>
+        </w:rPr>
+        <w:t>Precondiciones:</w:t>
+      </w:r>
+      <w:r>
+        <w:rPr>
+          <w:b/>
+          <w:bCs/>
+        </w:rPr>
+        <w:t xml:space="preserve"> </w:t>
+      </w:r>
+      <w:r>
+        <w:t>El usuario debe estar inscrito en el evento o haberlo organizado.</w:t>
+      </w:r>
+    </w:p>
+    <w:p>
+      <w:pPr>
+        <w:pStyle w:val="Prrafodelista"/>
+        <w:numPr>
+          <w:ilvl w:val="0"/>
+          <w:numId w:val="52"/>
+        </w:numPr>
+      </w:pPr>
+      <w:r>
+        <w:rPr>
+          <w:b/>
+          <w:bCs/>
+        </w:rPr>
+        <w:t>Flujo Principal:</w:t>
+      </w:r>
+      <w:r>
+        <w:rPr>
+          <w:b/>
+          <w:bCs/>
+        </w:rPr>
+        <w:t xml:space="preserve"> </w:t>
+      </w:r>
+      <w:r>
+        <w:t>El usuario accede al tablón de comentarios del evento, escribe un mensaje exponiendo sus motivos y lo envía. Los demás usuarios ven en el tablón actualizado el nuevo mensaje.</w:t>
+      </w:r>
+    </w:p>
+    <w:p>
+      <w:pPr>
+        <w:pStyle w:val="Prrafodelista"/>
+        <w:numPr>
+          <w:ilvl w:val="0"/>
+          <w:numId w:val="52"/>
+        </w:numPr>
+      </w:pPr>
+      <w:r>
+        <w:rPr>
+          <w:b/>
+          <w:bCs/>
+        </w:rPr>
+        <w:t>Alternativas/Excepciones</w:t>
+      </w:r>
+      <w:r>
+        <w:rPr>
+          <w:b/>
+          <w:bCs/>
+        </w:rPr>
+        <w:t xml:space="preserve">: </w:t>
+      </w:r>
+      <w:r>
+        <w:t>El sistema impide el envío de mensajes sin texto vacíos.</w:t>
+      </w:r>
+    </w:p>
+    <w:p>
+      <w:pPr>
+        <w:pStyle w:val="Prrafodelista"/>
+        <w:numPr>
+          <w:ilvl w:val="0"/>
+          <w:numId w:val="52"/>
+        </w:numPr>
+      </w:pPr>
+      <w:r>
+        <w:rPr>
+          <w:b/>
+          <w:bCs/>
+        </w:rPr>
+        <w:t>Postcondiciones:</w:t>
+      </w:r>
+      <w:r>
+        <w:rPr>
+          <w:b/>
+          <w:bCs/>
+        </w:rPr>
+        <w:t xml:space="preserve"> </w:t>
+      </w:r>
+      <w:r>
+        <w:t>Mensaje registrado y visible para todos los integrantes del evento.</w:t>
+      </w:r>
+    </w:p>
+    <w:p>
+      <w:pPr>
+        <w:pStyle w:val="Prrafodelista"/>
+        <w:ind w:left="360"/>
+      </w:pPr>
+    </w:p>
+    <w:p>
+      <w:pPr>
+        <w:pStyle w:val="Prrafodelista"/>
+        <w:numPr>
+          <w:ilvl w:val="0"/>
+          <w:numId w:val="46"/>
+        </w:numPr>
+      </w:pPr>
+      <w:r>
+        <w:t>CU07. Valorar/Denunciar al Usuario.</w:t>
+      </w:r>
+    </w:p>
+    <w:p>
+      <w:pPr>
+        <w:pStyle w:val="Prrafodelista"/>
+        <w:numPr>
+          <w:ilvl w:val="0"/>
+          <w:numId w:val="53"/>
+        </w:numPr>
+        <w:rPr>
+          <w:b/>
+          <w:bCs/>
+        </w:rPr>
+      </w:pPr>
+      <w:r>
+        <w:rPr>
+          <w:b/>
+          <w:bCs/>
+        </w:rPr>
+        <w:t>Actor:</w:t>
+      </w:r>
+      <w:r>
+        <w:rPr>
+          <w:b/>
+          <w:bCs/>
+        </w:rPr>
+        <w:t xml:space="preserve"> </w:t>
+      </w:r>
+      <w:r>
+        <w:t>Usuario (Usuario Participante y Usuario Organizador).</w:t>
+      </w:r>
+    </w:p>
+    <w:p>
+      <w:pPr>
+        <w:pStyle w:val="Prrafodelista"/>
+        <w:numPr>
+          <w:ilvl w:val="0"/>
+          <w:numId w:val="53"/>
+        </w:numPr>
+        <w:rPr>
+          <w:b/>
+          <w:bCs/>
+        </w:rPr>
+      </w:pPr>
+      <w:r>
+        <w:rPr>
+          <w:b/>
+          <w:bCs/>
+        </w:rPr>
+        <w:t>Precondiciones:</w:t>
+      </w:r>
+      <w:r>
+        <w:rPr>
+          <w:b/>
+          <w:bCs/>
+        </w:rPr>
+        <w:t xml:space="preserve"> </w:t>
+      </w:r>
+      <w:r>
+        <w:t>El evento debe haber concluido</w:t>
+      </w:r>
+      <w:r>
+        <w:rPr>
+          <w:b/>
+          <w:bCs/>
+        </w:rPr>
+        <w:t>.</w:t>
+      </w:r>
+    </w:p>
+    <w:p>
+      <w:pPr>
+        <w:pStyle w:val="Prrafodelista"/>
+        <w:numPr>
+          <w:ilvl w:val="0"/>
+          <w:numId w:val="53"/>
+        </w:numPr>
+      </w:pPr>
+      <w:r>
+        <w:rPr>
+          <w:b/>
+          <w:bCs/>
+        </w:rPr>
+        <w:t>Flujo Principal:</w:t>
+      </w:r>
+      <w:r>
+        <w:rPr>
+          <w:b/>
+          <w:bCs/>
+        </w:rPr>
+        <w:t xml:space="preserve"> </w:t>
+      </w:r>
+      <w:r>
+        <w:t>El usuario asigna de 1 a 5 estrellas a otro participante (compromiso, asistencia, nivel mostrado en la actividad) o puede realizar una denuncia por comportamiento inadecuado o por no asistencia a la actividad.</w:t>
+      </w:r>
+    </w:p>
+    <w:p>
+      <w:pPr>
+        <w:pStyle w:val="Prrafodelista"/>
+        <w:numPr>
+          <w:ilvl w:val="0"/>
+          <w:numId w:val="53"/>
+        </w:numPr>
+        <w:rPr>
+          <w:b/>
+          <w:bCs/>
+        </w:rPr>
+      </w:pPr>
+      <w:r>
+        <w:rPr>
+          <w:b/>
+          <w:bCs/>
+        </w:rPr>
+        <w:t>Alternativas/Excepciones</w:t>
+      </w:r>
+      <w:r>
+        <w:t xml:space="preserve">: El sistema bloquea </w:t>
+      </w:r>
+      <w:r>
+        <w:t>la opción de que un usuario valore dos veces a otro dentro del mismo evento.</w:t>
+      </w:r>
+    </w:p>
+    <w:p>
+      <w:pPr>
+        <w:pStyle w:val="Prrafodelista"/>
+        <w:numPr>
+          <w:ilvl w:val="0"/>
+          <w:numId w:val="53"/>
+        </w:numPr>
+      </w:pPr>
+      <w:r>
+        <w:rPr>
+          <w:b/>
+          <w:bCs/>
+        </w:rPr>
+        <w:t>Postcondiciones:</w:t>
+      </w:r>
+      <w:r>
+        <w:rPr>
+          <w:b/>
+          <w:bCs/>
+        </w:rPr>
+        <w:t xml:space="preserve"> </w:t>
+      </w:r>
+      <w:r>
+        <w:t>Las estadísticas del usuario se actualizan y si un usuario acumula una segunda denuncia, su estado de usuario pasará a “bloqueado”.</w:t>
+      </w:r>
+    </w:p>
+    <w:p>
+      <w:pPr>
+        <w:pStyle w:val="Prrafodelista"/>
+        <w:numPr>
+          <w:ilvl w:val="0"/>
+          <w:numId w:val="46"/>
+        </w:numPr>
+      </w:pPr>
+      <w:r>
+        <w:t>CU08. Consultar Estadísticas y Notificaciones.</w:t>
+      </w:r>
+    </w:p>
+    <w:p>
+      <w:pPr>
+        <w:pStyle w:val="Prrafodelista"/>
+        <w:numPr>
+          <w:ilvl w:val="0"/>
+          <w:numId w:val="54"/>
+        </w:numPr>
+        <w:rPr>
+          <w:b/>
+          <w:bCs/>
+        </w:rPr>
+      </w:pPr>
+      <w:r>
+        <w:rPr>
+          <w:b/>
+          <w:bCs/>
+        </w:rPr>
+        <w:t>Actor:</w:t>
+      </w:r>
+      <w:r>
+        <w:rPr>
+          <w:b/>
+          <w:bCs/>
+        </w:rPr>
+        <w:t xml:space="preserve"> </w:t>
+      </w:r>
+      <w:r>
+        <w:t>Usuario (Usuario Participante y Usuario Organizador).</w:t>
+      </w:r>
+    </w:p>
+    <w:p>
+      <w:pPr>
+        <w:pStyle w:val="Prrafodelista"/>
+        <w:numPr>
+          <w:ilvl w:val="0"/>
+          <w:numId w:val="54"/>
+        </w:numPr>
+        <w:rPr>
+          <w:b/>
+          <w:bCs/>
+        </w:rPr>
+      </w:pPr>
+      <w:r>
+        <w:rPr>
+          <w:b/>
+          <w:bCs/>
+        </w:rPr>
+        <w:t>Precondiciones:</w:t>
+      </w:r>
+      <w:r>
+        <w:rPr>
+          <w:b/>
+          <w:bCs/>
+        </w:rPr>
+        <w:t xml:space="preserve"> </w:t>
+      </w:r>
+      <w:r>
+        <w:t>Usuario autenticado</w:t>
+      </w:r>
+      <w:r>
+        <w:rPr>
+          <w:b/>
+          <w:bCs/>
+        </w:rPr>
+        <w:t>.</w:t>
+      </w:r>
+    </w:p>
+    <w:p>
+      <w:pPr>
+        <w:pStyle w:val="Prrafodelista"/>
+        <w:numPr>
+          <w:ilvl w:val="0"/>
+          <w:numId w:val="54"/>
+        </w:numPr>
+      </w:pPr>
+      <w:r>
+        <w:rPr>
+          <w:b/>
+          <w:bCs/>
+        </w:rPr>
+        <w:t>Flujo Principal:</w:t>
+      </w:r>
+      <w:r>
+        <w:rPr>
+          <w:b/>
+          <w:bCs/>
+        </w:rPr>
+        <w:t xml:space="preserve"> </w:t>
+      </w:r>
+      <w:r>
+        <w:t>El sistema muestra el historial de usuario, la media de las valoraciones, número de eventos a los que ha asistido; y las alertas de modificación o cancelación de los eventos.</w:t>
+      </w:r>
+    </w:p>
+    <w:p>
+      <w:pPr>
+        <w:pStyle w:val="Prrafodelista"/>
+        <w:numPr>
+          <w:ilvl w:val="0"/>
+          <w:numId w:val="54"/>
+        </w:numPr>
+      </w:pPr>
+      <w:r>
+        <w:rPr>
+          <w:b/>
+          <w:bCs/>
+        </w:rPr>
+        <w:lastRenderedPageBreak/>
+        <w:t>Alternativas/Excepciones</w:t>
+      </w:r>
+      <w:r>
+        <w:rPr>
+          <w:b/>
+          <w:bCs/>
+        </w:rPr>
+        <w:t xml:space="preserve">: </w:t>
+      </w:r>
+      <w:r>
+        <w:t>Si el usuario es nuevo, se mostrarán las estadísticas vacías y tendrá una valoración de “Nuevo”.</w:t>
+      </w:r>
+    </w:p>
+    <w:p>
+      <w:pPr>
+        <w:pStyle w:val="Prrafodelista"/>
+        <w:numPr>
+          <w:ilvl w:val="0"/>
+          <w:numId w:val="54"/>
+        </w:numPr>
+      </w:pPr>
+      <w:r>
+        <w:rPr>
+          <w:b/>
+          <w:bCs/>
+        </w:rPr>
+        <w:t>Postcondiciones</w:t>
+      </w:r>
+      <w:r>
+        <w:t>:</w:t>
+      </w:r>
+      <w:r>
+        <w:t xml:space="preserve"> Estadísticas de usuario actualizadas mostrando el resumen de las mismas.</w:t>
+      </w:r>
+    </w:p>
+    <w:p/>
+    <w:p>
+      <w:pPr>
+        <w:pStyle w:val="Ttulo2"/>
+        <w:ind w:left="1080" w:firstLine="0"/>
+      </w:pPr>
+      <w:r>
+        <w:t>6.6. Modelo de Datos</w:t>
+      </w:r>
+      <w:r>
+        <w:t xml:space="preserve"> (Relacional)</w:t>
+      </w:r>
+      <w:r>
+        <w:t xml:space="preserve"> y Persistencia</w:t>
+      </w:r>
+    </w:p>
+    <w:p>
+      <w:r>
+        <w:t>Como ya hemos comentado en apartados anteriores, DeportEA garantiza la integridad referencial y el almacenamiento correcto y bien estructurado de la información en MySQL. Por ello se ha diseñado un modelo relacional normalizado de 5 tablas. Las 5 entidades están diseñadas para que cubran todos los requisitos funcionales de nuestra aplicación</w:t>
+      </w:r>
+      <w:r>
+        <w:t xml:space="preserve">, y a continuación las expondremos y las plasmaremos en </w:t>
+      </w:r>
+      <w:r>
+        <w:t>dos</w:t>
+      </w:r>
+      <w:r>
+        <w:t xml:space="preserve"> diagrama</w:t>
+      </w:r>
+      <w:r>
+        <w:t>s</w:t>
+      </w:r>
+      <w:r>
+        <w:t xml:space="preserve"> Entidad-Relación (Figura 5</w:t>
+      </w:r>
+      <w:r>
+        <w:t xml:space="preserve">. </w:t>
+      </w:r>
+      <w:r>
+        <w:t>[</w:t>
+      </w:r>
+      <w:r>
+        <w:t>clásico</w:t>
+      </w:r>
+      <w:r>
+        <w:t>]</w:t>
+      </w:r>
+      <w:r>
+        <w:t xml:space="preserve"> y Figura 6.</w:t>
+      </w:r>
+      <w:r>
+        <w:t>) para su correcta visualización</w:t>
+      </w:r>
+      <w:r>
+        <w:t xml:space="preserve"> y planificación</w:t>
+      </w:r>
+      <w:r>
+        <w:t xml:space="preserve">. Para </w:t>
+      </w:r>
+      <w:r>
+        <w:t>la creación de</w:t>
+      </w:r>
+      <w:r>
+        <w:t xml:space="preserve"> los </w:t>
+      </w:r>
+      <w:r>
+        <w:t>diagrama</w:t>
+      </w:r>
+      <w:r>
+        <w:t>s</w:t>
+      </w:r>
+      <w:r>
+        <w:t xml:space="preserve"> se </w:t>
+      </w:r>
+      <w:r>
+        <w:t>ha vuelto a utilizar</w:t>
+      </w:r>
+      <w:r>
+        <w:t xml:space="preserve"> la herramient</w:t>
+      </w:r>
+      <w:r>
+        <w:t>a online para modelado visual</w:t>
+      </w:r>
+      <w:r>
+        <w:t xml:space="preserve"> </w:t>
+      </w:r>
+      <w:r>
+        <w:t>“Draw.io”.</w:t>
+      </w:r>
+    </w:p>
+    <w:p>
+      <w:pPr>
+        <w:pStyle w:val="Prrafodelista"/>
+        <w:numPr>
+          <w:ilvl w:val="0"/>
+          <w:numId w:val="55"/>
+        </w:numPr>
+      </w:pPr>
+      <w:r>
+        <w:t>Usuarios: Contendrá los perfiles y la autenticación.</w:t>
+      </w:r>
+    </w:p>
+    <w:p>
+      <w:pPr>
+        <w:pStyle w:val="Prrafodelista"/>
+        <w:numPr>
+          <w:ilvl w:val="0"/>
+          <w:numId w:val="55"/>
+        </w:numPr>
+      </w:pPr>
+      <w:r>
+        <w:t>Eventos: Contendrá las actividades.</w:t>
+      </w:r>
+    </w:p>
+    <w:p>
+      <w:pPr>
+        <w:pStyle w:val="Prrafodelista"/>
+        <w:numPr>
+          <w:ilvl w:val="0"/>
+          <w:numId w:val="55"/>
+        </w:numPr>
+      </w:pPr>
+      <w:r>
+        <w:t>Reservas: Tabla intermedia que vincula a los usuarios con eventos</w:t>
+      </w:r>
+      <w:r>
+        <w:t>.</w:t>
+      </w:r>
+    </w:p>
+    <w:p>
+      <w:pPr>
+        <w:pStyle w:val="Prrafodelista"/>
+        <w:numPr>
+          <w:ilvl w:val="0"/>
+          <w:numId w:val="55"/>
+        </w:numPr>
+      </w:pPr>
+      <w:r>
+        <w:t>Comentarios: Contendrá el sistema de comunicación interna de</w:t>
+      </w:r>
+      <w:r>
+        <w:t xml:space="preserve"> los eventos.</w:t>
+      </w:r>
+    </w:p>
+    <w:p>
+      <w:pPr>
+        <w:pStyle w:val="Prrafodelista"/>
+        <w:numPr>
+          <w:ilvl w:val="0"/>
+          <w:numId w:val="55"/>
+        </w:numPr>
+      </w:pPr>
+      <w:r>
+        <w:t>Valoraciones</w:t>
+      </w:r>
+      <w:r>
+        <w:t>: Contendrá el sistema de puntuación postevento de los usuarios.</w:t>
+      </w:r>
+    </w:p>
+    <w:p>
+      <w:r>
+        <w:rPr>
+          <w:noProof/>
+        </w:rPr>
+        <w:lastRenderedPageBreak/>
+        <w:drawing>
+          <wp:inline distT="0" distB="0" distL="0" distR="0" wp14:anchorId="3D1EF211" wp14:editId="42C621F1">
+            <wp:extent cx="5399657" cy="4641215"/>
+            <wp:effectExtent l="0" t="0" r="0" b="6985"/>
+            <wp:docPr id="10" name="Imagen 10"/>
+            <wp:cNvGraphicFramePr>
+              <a:graphicFrameLocks xmlns:a="http://schemas.openxmlformats.org/drawingml/2006/main" noChangeAspect="1"/>
+            </wp:cNvGraphicFramePr>
+            <a:graphic xmlns:a="http://schemas.openxmlformats.org/drawingml/2006/main">
+              <a:graphicData uri="http://schemas.openxmlformats.org/drawingml/2006/picture">
+                <pic:pic xmlns:pic="http://schemas.openxmlformats.org/drawingml/2006/picture">
+                  <pic:nvPicPr>
+                    <pic:cNvPr id="10" name="Imagen 10"/>
+                    <pic:cNvPicPr>
+                      <a:picLocks noChangeAspect="1" noChangeArrowheads="1"/>
+                    </pic:cNvPicPr>
+                  </pic:nvPicPr>
+                  <pic:blipFill>
+                    <a:blip r:embed="rId14">
+                      <a:extLst>
+                        <a:ext uri="{28A0092B-C50C-407E-A947-70E740481C1C}">
+                          <a14:useLocalDpi xmlns:a14="http://schemas.microsoft.com/office/drawing/2010/main" val="0"/>
+                        </a:ext>
+                      </a:extLst>
+                    </a:blip>
+                    <a:stretch>
+                      <a:fillRect/>
+                    </a:stretch>
+                  </pic:blipFill>
+                  <pic:spPr bwMode="auto">
+                    <a:xfrm>
+                      <a:off x="0" y="0"/>
+                      <a:ext cx="5399657" cy="4641215"/>
+                    </a:xfrm>
+                    <a:prstGeom prst="rect">
+                      <a:avLst/>
+                    </a:prstGeom>
+                    <a:noFill/>
+                    <a:ln>
+                      <a:noFill/>
+                    </a:ln>
+                  </pic:spPr>
+                </pic:pic>
+              </a:graphicData>
+            </a:graphic>
+          </wp:inline>
+        </w:drawing>
+      </w:r>
+    </w:p>
+    <w:p>
+      <w:pPr>
+        <w:rPr>
+          <w:i/>
+          <w:iCs/>
+        </w:rPr>
+      </w:pPr>
+      <w:r>
+        <w:rPr>
+          <w:i/>
+          <w:iCs/>
+        </w:rPr>
+        <w:t>Figura 5. Diagrama Entidad-Relación Clásico. Fuente: Elaboración propia.</w:t>
+      </w:r>
+    </w:p>
+    <w:p>
+      <w:pPr>
+        <w:rPr>
+          <w:i/>
+          <w:iCs/>
+        </w:rPr>
+      </w:pPr>
+    </w:p>
+    <w:p>
+      <w:r>
+        <w:t xml:space="preserve">Como se puede observar en los diagramas (Figura 5 y Figura 6), las relaciones se sostienen sobre dos entidades fuertes: Usuarios y Eventos. La relación entre ellas es de uno a muchos (1:N), porque un mismo usuario puede organizar varios eventos, pero cada evento es organizado por un único usuario. </w:t>
+      </w:r>
+      <w:r>
+        <w:t>Además,</w:t>
+      </w:r>
+      <w:r>
+        <w:t xml:space="preserve"> se han diseñado otras tres entidades débiles (Reservas, Comentarios y Valoraciones). Aunque a nivel teórico las claves primarias de estas tablas intermedias deberían ser compuestas (uniendo las claves primarias de Usuarios y Eventos) he decidido asignarles una clave primaria propia (id) para facilitar el mapeo objeto-relacional.  </w:t>
+      </w:r>
+    </w:p>
+    <w:p>
+      <w:r>
+        <w:t>La integridad referencial se controlará con el uso de restricciones en la base de datos física.</w:t>
+      </w:r>
+    </w:p>
+    <w:p>
+      <w:pPr>
+        <w:rPr>
+          <w:i/>
+          <w:iCs/>
+        </w:rPr>
+      </w:pPr>
+    </w:p>
+    <w:p>
+      <w:pPr>
+        <w:rPr>
+          <w:i/>
+          <w:iCs/>
+        </w:rPr>
+      </w:pPr>
+    </w:p>
+    <w:p>
+      <w:pPr>
+        <w:rPr>
+          <w:i/>
+          <w:iCs/>
+        </w:rPr>
+      </w:pPr>
+      <w:r>
+        <w:rPr>
+          <w:i/>
+          <w:iCs/>
+          <w:noProof/>
+        </w:rPr>
+        <w:lastRenderedPageBreak/>
+        <w:drawing>
+          <wp:inline distT="0" distB="0" distL="0" distR="0" wp14:anchorId="2BFA719B" wp14:editId="2CB3E83C">
+            <wp:extent cx="5243095" cy="5785485"/>
+            <wp:effectExtent l="0" t="0" r="0" b="5715"/>
+            <wp:docPr id="11" name="Imagen 11"/>
+            <wp:cNvGraphicFramePr>
+              <a:graphicFrameLocks xmlns:a="http://schemas.openxmlformats.org/drawingml/2006/main" noChangeAspect="1"/>
+            </wp:cNvGraphicFramePr>
+            <a:graphic xmlns:a="http://schemas.openxmlformats.org/drawingml/2006/main">
+              <a:graphicData uri="http://schemas.openxmlformats.org/drawingml/2006/picture">
+                <pic:pic xmlns:pic="http://schemas.openxmlformats.org/drawingml/2006/picture">
+                  <pic:nvPicPr>
+                    <pic:cNvPr id="11" name="Imagen 11"/>
+                    <pic:cNvPicPr/>
+                  </pic:nvPicPr>
+                  <pic:blipFill>
+                    <a:blip r:embed="rId15">
+                      <a:extLst>
+                        <a:ext uri="{28A0092B-C50C-407E-A947-70E740481C1C}">
+                          <a14:useLocalDpi xmlns:a14="http://schemas.microsoft.com/office/drawing/2010/main" val="0"/>
+                        </a:ext>
+                      </a:extLst>
+                    </a:blip>
+                    <a:stretch>
+                      <a:fillRect/>
+                    </a:stretch>
+                  </pic:blipFill>
+                  <pic:spPr>
+                    <a:xfrm>
+                      <a:off x="0" y="0"/>
+                      <a:ext cx="5243095" cy="5785485"/>
+                    </a:xfrm>
+                    <a:prstGeom prst="rect">
+                      <a:avLst/>
+                    </a:prstGeom>
+                  </pic:spPr>
+                </pic:pic>
+              </a:graphicData>
+            </a:graphic>
+          </wp:inline>
+        </w:drawing>
+      </w:r>
+    </w:p>
+    <w:p>
+      <w:pPr>
+        <w:rPr>
+          <w:i/>
+          <w:iCs/>
+        </w:rPr>
+      </w:pPr>
+      <w:r>
+        <w:rPr>
+          <w:i/>
+          <w:iCs/>
+        </w:rPr>
+        <w:t>Figura 6. Esquema Relacional (Diagrama Entidad-Relacion 2). Fuente: Elaboración Propia.</w:t>
+      </w:r>
+    </w:p>
+    <w:p/>
+    <w:p/>
+    <w:p>
+      <w:pPr>
+        <w:pStyle w:val="Ttulo2"/>
+        <w:ind w:left="1080" w:firstLine="0"/>
+      </w:pPr>
+      <w:r>
+        <w:t>6.7. Diagrama de Clases</w:t>
+      </w:r>
+    </w:p>
+    <w:p>
+      <w:r>
+        <w:t xml:space="preserve">Para mapear las entidades relacionales a objetos Java utilizaremos el ORM (Object Relational Mapping) Hibernate. Este framework nos permitirá </w:t>
+      </w:r>
+      <w:r>
+        <w:t>mapear las cinco clases principales (Usuarios, Eventos, Reservas, Comentarios y Valoraciones) que estructuran el backend</w:t>
+      </w:r>
+      <w:r>
+        <w:t xml:space="preserve">. </w:t>
+      </w:r>
+      <w:r>
+        <w:t xml:space="preserve"> y que se exponen </w:t>
+      </w:r>
+      <w:r>
+        <w:t>en la siguiente imagen (Figura.7) a trav</w:t>
+      </w:r>
+      <w:r>
+        <w:t>é</w:t>
+      </w:r>
+      <w:r>
+        <w:t>s de un diagrama de clases</w:t>
+      </w:r>
+      <w:r>
+        <w:t>.</w:t>
+      </w:r>
+    </w:p>
+    <w:p>
+      <w:r>
+        <w:lastRenderedPageBreak/>
+        <w:t>Para ello se ha aplicado el principio de encapsulamiento (todos los atributos serán privados, exponiendo únicamente sus getters y setters de forma pública). En cada línea de asociación se expone la cardinalidad 1 a N (@OneToMany/@ManyToOn</w:t>
+      </w:r>
+      <w:r>
+        <w:t>e).</w:t>
+      </w:r>
+    </w:p>
+    <w:p>
+      <w:pPr>
+        <w:rPr>
+          <w:i/>
+          <w:iCs/>
+        </w:rPr>
+      </w:pPr>
+      <w:r>
+        <w:rPr>
+          <w:noProof/>
+        </w:rPr>
+        <w:drawing>
+          <wp:inline distT="0" distB="0" distL="0" distR="0" wp14:anchorId="3917298A" wp14:editId="1F838C65">
+            <wp:extent cx="5490210" cy="7238120"/>
+            <wp:effectExtent l="0" t="0" r="0" b="1270"/>
+            <wp:docPr id="9" name="Imagen 9"/>
+            <wp:cNvGraphicFramePr>
+              <a:graphicFrameLocks xmlns:a="http://schemas.openxmlformats.org/drawingml/2006/main" noChangeAspect="1"/>
+            </wp:cNvGraphicFramePr>
+            <a:graphic xmlns:a="http://schemas.openxmlformats.org/drawingml/2006/main">
+              <a:graphicData uri="http://schemas.openxmlformats.org/drawingml/2006/picture">
+                <pic:pic xmlns:pic="http://schemas.openxmlformats.org/drawingml/2006/picture">
+                  <pic:nvPicPr>
+                    <pic:cNvPr id="9" name="Imagen 9"/>
+                    <pic:cNvPicPr/>
+                  </pic:nvPicPr>
+                  <pic:blipFill>
+                    <a:blip r:embed="rId16">
+                      <a:extLst>
+                        <a:ext uri="{28A0092B-C50C-407E-A947-70E740481C1C}">
+                          <a14:useLocalDpi xmlns:a14="http://schemas.microsoft.com/office/drawing/2010/main" val="0"/>
+                        </a:ext>
+                      </a:extLst>
+                    </a:blip>
+                    <a:stretch>
+                      <a:fillRect/>
+                    </a:stretch>
+                  </pic:blipFill>
+                  <pic:spPr>
+                    <a:xfrm>
+                      <a:off x="0" y="0"/>
+                      <a:ext cx="5494292" cy="7243501"/>
+                    </a:xfrm>
+                    <a:prstGeom prst="rect">
+                      <a:avLst/>
+                    </a:prstGeom>
+                  </pic:spPr>
+                </pic:pic>
+              </a:graphicData>
+            </a:graphic>
+          </wp:inline>
+        </w:drawing>
+      </w:r>
+      <w:r>
+        <w:rPr>
+          <w:i/>
+          <w:iCs/>
+        </w:rPr>
+        <w:t>Figura 7. Diagrama de Clases. Fuente: Elaboración propia.</w:t>
       </w:r>
     </w:p>
     <w:p>
@@ -10369,6 +12979,86 @@
           <w:iCs/>
         </w:rPr>
         <w:t>https://www.ganttproject.biz/</w:t>
+      </w:r>
+    </w:p>
+    <w:p>
+      <w:pPr>
+        <w:pStyle w:val="Prrafodelista"/>
+        <w:numPr>
+          <w:ilvl w:val="0"/>
+          <w:numId w:val="16"/>
+        </w:numPr>
+        <w:rPr>
+          <w:i/>
+          <w:iCs/>
+        </w:rPr>
+      </w:pPr>
+      <w:r>
+        <w:rPr>
+          <w:i/>
+          <w:iCs/>
+        </w:rPr>
+        <w:t>Auth0. (2026). JSON Web Tokens (JWT). Recuperado de https://jwt.io/</w:t>
+      </w:r>
+    </w:p>
+    <w:p>
+      <w:pPr>
+        <w:pStyle w:val="Prrafodelista"/>
+        <w:numPr>
+          <w:ilvl w:val="0"/>
+          <w:numId w:val="16"/>
+        </w:numPr>
+        <w:rPr>
+          <w:i/>
+          <w:iCs/>
+        </w:rPr>
+      </w:pPr>
+      <w:r>
+        <w:rPr>
+          <w:i/>
+          <w:iCs/>
+        </w:rPr>
+        <w:t>JGraph. (2026). Draw.io (diagrams.net). Recuperado de https://app.diagrams.net/</w:t>
+      </w:r>
+    </w:p>
+    <w:p>
+      <w:pPr>
+        <w:pStyle w:val="Prrafodelista"/>
+        <w:numPr>
+          <w:ilvl w:val="0"/>
+          <w:numId w:val="16"/>
+        </w:numPr>
+        <w:rPr>
+          <w:i/>
+          <w:iCs/>
+        </w:rPr>
+      </w:pPr>
+      <w:r>
+        <w:rPr>
+          <w:i/>
+          <w:iCs/>
+        </w:rPr>
+        <w:t>JUnit. (2026). JUnit 5 Framework. Recuperado de https://junit.org/junit5/</w:t>
+      </w:r>
+    </w:p>
+    <w:p>
+      <w:pPr>
+        <w:pStyle w:val="Prrafodelista"/>
+        <w:numPr>
+          <w:ilvl w:val="0"/>
+          <w:numId w:val="16"/>
+        </w:numPr>
+        <w:rPr>
+          <w:i/>
+          <w:iCs/>
+        </w:rPr>
+      </w:pPr>
+      <w:r>
+        <w:rPr>
+          <w:i/>
+          <w:iCs/>
+        </w:rPr>
+        <w:t>Postman. (2026). Postman API Platform. Recuperado de https://www.postman.com/</w:t>
       </w:r>
     </w:p>
     <w:p>
@@ -10519,8 +13209,8 @@
       </w:r>
     </w:p>
     <w:sectPr>
-      <w:headerReference w:type="default" r:id="rId13"/>
-      <w:headerReference w:type="first" r:id="rId14"/>
+      <w:headerReference w:type="default" r:id="rId17"/>
+      <w:headerReference w:type="first" r:id="rId18"/>
       <w:pgSz w:w="11909" w:h="16834"/>
       <w:pgMar w:top="1440" w:right="1440" w:bottom="1440" w:left="1440" w:header="720" w:footer="0" w:gutter="0"/>
       <w:pgNumType w:start="1"/>
@@ -10985,6 +13675,205 @@
     </w:lvl>
   </w:abstractNum>
   <w:abstractNum w:abstractNumId="3" w15:restartNumberingAfterBreak="0">
+    <w:nsid w:val="087E058E"/>
+    <w:multiLevelType w:val="hybridMultilevel"/>
+    <w:tmpl w:val="CA5E10BE"/>
+    <w:lvl w:ilvl="0" w:tplc="0C0A0001">
+      <w:start w:val="1"/>
+      <w:numFmt w:val="bullet"/>
+      <w:lvlText w:val=""/>
+      <w:lvlJc w:val="left"/>
+      <w:pPr>
+        <w:ind w:left="1080" w:hanging="360"/>
+      </w:pPr>
+      <w:rPr>
+        <w:rFonts w:ascii="Symbol" w:hAnsi="Symbol" w:hint="default"/>
+      </w:rPr>
+    </w:lvl>
+    <w:lvl w:ilvl="1" w:tplc="FFFFFFFF" w:tentative="1">
+      <w:start w:val="1"/>
+      <w:numFmt w:val="bullet"/>
+      <w:lvlText w:val="o"/>
+      <w:lvlJc w:val="left"/>
+      <w:pPr>
+        <w:ind w:left="1800" w:hanging="360"/>
+      </w:pPr>
+      <w:rPr>
+        <w:rFonts w:ascii="Courier New" w:hAnsi="Courier New" w:cs="Courier New" w:hint="default"/>
+      </w:rPr>
+    </w:lvl>
+    <w:lvl w:ilvl="2" w:tplc="FFFFFFFF" w:tentative="1">
+      <w:start w:val="1"/>
+      <w:numFmt w:val="bullet"/>
+      <w:lvlText w:val=""/>
+      <w:lvlJc w:val="left"/>
+      <w:pPr>
+        <w:ind w:left="2520" w:hanging="360"/>
+      </w:pPr>
+      <w:rPr>
+        <w:rFonts w:ascii="Wingdings" w:hAnsi="Wingdings" w:hint="default"/>
+      </w:rPr>
+    </w:lvl>
+    <w:lvl w:ilvl="3" w:tplc="FFFFFFFF" w:tentative="1">
+      <w:start w:val="1"/>
+      <w:numFmt w:val="bullet"/>
+      <w:lvlText w:val=""/>
+      <w:lvlJc w:val="left"/>
+      <w:pPr>
+        <w:ind w:left="3240" w:hanging="360"/>
+      </w:pPr>
+      <w:rPr>
+        <w:rFonts w:ascii="Symbol" w:hAnsi="Symbol" w:hint="default"/>
+      </w:rPr>
+    </w:lvl>
+    <w:lvl w:ilvl="4" w:tplc="FFFFFFFF" w:tentative="1">
+      <w:start w:val="1"/>
+      <w:numFmt w:val="bullet"/>
+      <w:lvlText w:val="o"/>
+      <w:lvlJc w:val="left"/>
+      <w:pPr>
+        <w:ind w:left="3960" w:hanging="360"/>
+      </w:pPr>
+      <w:rPr>
+        <w:rFonts w:ascii="Courier New" w:hAnsi="Courier New" w:cs="Courier New" w:hint="default"/>
+      </w:rPr>
+    </w:lvl>
+    <w:lvl w:ilvl="5" w:tplc="FFFFFFFF" w:tentative="1">
+      <w:start w:val="1"/>
+      <w:numFmt w:val="bullet"/>
+      <w:lvlText w:val=""/>
+      <w:lvlJc w:val="left"/>
+      <w:pPr>
+        <w:ind w:left="4680" w:hanging="360"/>
+      </w:pPr>
+      <w:rPr>
+        <w:rFonts w:ascii="Wingdings" w:hAnsi="Wingdings" w:hint="default"/>
+      </w:rPr>
+    </w:lvl>
+    <w:lvl w:ilvl="6" w:tplc="FFFFFFFF" w:tentative="1">
+      <w:start w:val="1"/>
+      <w:numFmt w:val="bullet"/>
+      <w:lvlText w:val=""/>
+      <w:lvlJc w:val="left"/>
+      <w:pPr>
+        <w:ind w:left="5400" w:hanging="360"/>
+      </w:pPr>
+      <w:rPr>
+        <w:rFonts w:ascii="Symbol" w:hAnsi="Symbol" w:hint="default"/>
+      </w:rPr>
+    </w:lvl>
+    <w:lvl w:ilvl="7" w:tplc="FFFFFFFF" w:tentative="1">
+      <w:start w:val="1"/>
+      <w:numFmt w:val="bullet"/>
+      <w:lvlText w:val="o"/>
+      <w:lvlJc w:val="left"/>
+      <w:pPr>
+        <w:ind w:left="6120" w:hanging="360"/>
+      </w:pPr>
+      <w:rPr>
+        <w:rFonts w:ascii="Courier New" w:hAnsi="Courier New" w:cs="Courier New" w:hint="default"/>
+      </w:rPr>
+    </w:lvl>
+    <w:lvl w:ilvl="8" w:tplc="FFFFFFFF" w:tentative="1">
+      <w:start w:val="1"/>
+      <w:numFmt w:val="bullet"/>
+      <w:lvlText w:val=""/>
+      <w:lvlJc w:val="left"/>
+      <w:pPr>
+        <w:ind w:left="6840" w:hanging="360"/>
+      </w:pPr>
+      <w:rPr>
+        <w:rFonts w:ascii="Wingdings" w:hAnsi="Wingdings" w:hint="default"/>
+      </w:rPr>
+    </w:lvl>
+  </w:abstractNum>
+  <w:abstractNum w:abstractNumId="4" w15:restartNumberingAfterBreak="0">
+    <w:nsid w:val="09E3770C"/>
+    <w:multiLevelType w:val="hybridMultilevel"/>
+    <w:tmpl w:val="A8D43D40"/>
+    <w:lvl w:ilvl="0" w:tplc="0C0A000F">
+      <w:start w:val="1"/>
+      <w:numFmt w:val="decimal"/>
+      <w:lvlText w:val="%1."/>
+      <w:lvlJc w:val="left"/>
+      <w:pPr>
+        <w:ind w:left="720" w:hanging="360"/>
+      </w:pPr>
+    </w:lvl>
+    <w:lvl w:ilvl="1" w:tplc="0C0A0019" w:tentative="1">
+      <w:start w:val="1"/>
+      <w:numFmt w:val="lowerLetter"/>
+      <w:lvlText w:val="%2."/>
+      <w:lvlJc w:val="left"/>
+      <w:pPr>
+        <w:ind w:left="1440" w:hanging="360"/>
+      </w:pPr>
+    </w:lvl>
+    <w:lvl w:ilvl="2" w:tplc="0C0A001B" w:tentative="1">
+      <w:start w:val="1"/>
+      <w:numFmt w:val="lowerRoman"/>
+      <w:lvlText w:val="%3."/>
+      <w:lvlJc w:val="right"/>
+      <w:pPr>
+        <w:ind w:left="2160" w:hanging="180"/>
+      </w:pPr>
+    </w:lvl>
+    <w:lvl w:ilvl="3" w:tplc="0C0A000F" w:tentative="1">
+      <w:start w:val="1"/>
+      <w:numFmt w:val="decimal"/>
+      <w:lvlText w:val="%4."/>
+      <w:lvlJc w:val="left"/>
+      <w:pPr>
+        <w:ind w:left="2880" w:hanging="360"/>
+      </w:pPr>
+    </w:lvl>
+    <w:lvl w:ilvl="4" w:tplc="0C0A0019" w:tentative="1">
+      <w:start w:val="1"/>
+      <w:numFmt w:val="lowerLetter"/>
+      <w:lvlText w:val="%5."/>
+      <w:lvlJc w:val="left"/>
+      <w:pPr>
+        <w:ind w:left="3600" w:hanging="360"/>
+      </w:pPr>
+    </w:lvl>
+    <w:lvl w:ilvl="5" w:tplc="0C0A001B" w:tentative="1">
+      <w:start w:val="1"/>
+      <w:numFmt w:val="lowerRoman"/>
+      <w:lvlText w:val="%6."/>
+      <w:lvlJc w:val="right"/>
+      <w:pPr>
+        <w:ind w:left="4320" w:hanging="180"/>
+      </w:pPr>
+    </w:lvl>
+    <w:lvl w:ilvl="6" w:tplc="0C0A000F" w:tentative="1">
+      <w:start w:val="1"/>
+      <w:numFmt w:val="decimal"/>
+      <w:lvlText w:val="%7."/>
+      <w:lvlJc w:val="left"/>
+      <w:pPr>
+        <w:ind w:left="5040" w:hanging="360"/>
+      </w:pPr>
+    </w:lvl>
+    <w:lvl w:ilvl="7" w:tplc="0C0A0019" w:tentative="1">
+      <w:start w:val="1"/>
+      <w:numFmt w:val="lowerLetter"/>
+      <w:lvlText w:val="%8."/>
+      <w:lvlJc w:val="left"/>
+      <w:pPr>
+        <w:ind w:left="5760" w:hanging="360"/>
+      </w:pPr>
+    </w:lvl>
+    <w:lvl w:ilvl="8" w:tplc="0C0A001B" w:tentative="1">
+      <w:start w:val="1"/>
+      <w:numFmt w:val="lowerRoman"/>
+      <w:lvlText w:val="%9."/>
+      <w:lvlJc w:val="right"/>
+      <w:pPr>
+        <w:ind w:left="6480" w:hanging="180"/>
+      </w:pPr>
+    </w:lvl>
+  </w:abstractNum>
+  <w:abstractNum w:abstractNumId="5" w15:restartNumberingAfterBreak="0">
     <w:nsid w:val="0DEE1CDD"/>
     <w:multiLevelType w:val="hybridMultilevel"/>
     <w:tmpl w:val="7FA4534C"/>
@@ -11073,7 +13962,120 @@
       </w:pPr>
     </w:lvl>
   </w:abstractNum>
-  <w:abstractNum w:abstractNumId="4" w15:restartNumberingAfterBreak="0">
+  <w:abstractNum w:abstractNumId="6" w15:restartNumberingAfterBreak="0">
+    <w:nsid w:val="10F42465"/>
+    <w:multiLevelType w:val="hybridMultilevel"/>
+    <w:tmpl w:val="D576CBA0"/>
+    <w:lvl w:ilvl="0" w:tplc="0C0A0001">
+      <w:start w:val="1"/>
+      <w:numFmt w:val="bullet"/>
+      <w:lvlText w:val=""/>
+      <w:lvlJc w:val="left"/>
+      <w:pPr>
+        <w:ind w:left="720" w:hanging="360"/>
+      </w:pPr>
+      <w:rPr>
+        <w:rFonts w:ascii="Symbol" w:hAnsi="Symbol" w:hint="default"/>
+      </w:rPr>
+    </w:lvl>
+    <w:lvl w:ilvl="1" w:tplc="0C0A0003" w:tentative="1">
+      <w:start w:val="1"/>
+      <w:numFmt w:val="bullet"/>
+      <w:lvlText w:val="o"/>
+      <w:lvlJc w:val="left"/>
+      <w:pPr>
+        <w:ind w:left="1440" w:hanging="360"/>
+      </w:pPr>
+      <w:rPr>
+        <w:rFonts w:ascii="Courier New" w:hAnsi="Courier New" w:cs="Courier New" w:hint="default"/>
+      </w:rPr>
+    </w:lvl>
+    <w:lvl w:ilvl="2" w:tplc="0C0A0005" w:tentative="1">
+      <w:start w:val="1"/>
+      <w:numFmt w:val="bullet"/>
+      <w:lvlText w:val=""/>
+      <w:lvlJc w:val="left"/>
+      <w:pPr>
+        <w:ind w:left="2160" w:hanging="360"/>
+      </w:pPr>
+      <w:rPr>
+        <w:rFonts w:ascii="Wingdings" w:hAnsi="Wingdings" w:hint="default"/>
+      </w:rPr>
+    </w:lvl>
+    <w:lvl w:ilvl="3" w:tplc="0C0A0001" w:tentative="1">
+      <w:start w:val="1"/>
+      <w:numFmt w:val="bullet"/>
+      <w:lvlText w:val=""/>
+      <w:lvlJc w:val="left"/>
+      <w:pPr>
+        <w:ind w:left="2880" w:hanging="360"/>
+      </w:pPr>
+      <w:rPr>
+        <w:rFonts w:ascii="Symbol" w:hAnsi="Symbol" w:hint="default"/>
+      </w:rPr>
+    </w:lvl>
+    <w:lvl w:ilvl="4" w:tplc="0C0A0003" w:tentative="1">
+      <w:start w:val="1"/>
+      <w:numFmt w:val="bullet"/>
+      <w:lvlText w:val="o"/>
+      <w:lvlJc w:val="left"/>
+      <w:pPr>
+        <w:ind w:left="3600" w:hanging="360"/>
+      </w:pPr>
+      <w:rPr>
+        <w:rFonts w:ascii="Courier New" w:hAnsi="Courier New" w:cs="Courier New" w:hint="default"/>
+      </w:rPr>
+    </w:lvl>
+    <w:lvl w:ilvl="5" w:tplc="0C0A0005" w:tentative="1">
+      <w:start w:val="1"/>
+      <w:numFmt w:val="bullet"/>
+      <w:lvlText w:val=""/>
+      <w:lvlJc w:val="left"/>
+      <w:pPr>
+        <w:ind w:left="4320" w:hanging="360"/>
+      </w:pPr>
+      <w:rPr>
+        <w:rFonts w:ascii="Wingdings" w:hAnsi="Wingdings" w:hint="default"/>
+      </w:rPr>
+    </w:lvl>
+    <w:lvl w:ilvl="6" w:tplc="0C0A0001" w:tentative="1">
+      <w:start w:val="1"/>
+      <w:numFmt w:val="bullet"/>
+      <w:lvlText w:val=""/>
+      <w:lvlJc w:val="left"/>
+      <w:pPr>
+        <w:ind w:left="5040" w:hanging="360"/>
+      </w:pPr>
+      <w:rPr>
+        <w:rFonts w:ascii="Symbol" w:hAnsi="Symbol" w:hint="default"/>
+      </w:rPr>
+    </w:lvl>
+    <w:lvl w:ilvl="7" w:tplc="0C0A0003" w:tentative="1">
+      <w:start w:val="1"/>
+      <w:numFmt w:val="bullet"/>
+      <w:lvlText w:val="o"/>
+      <w:lvlJc w:val="left"/>
+      <w:pPr>
+        <w:ind w:left="5760" w:hanging="360"/>
+      </w:pPr>
+      <w:rPr>
+        <w:rFonts w:ascii="Courier New" w:hAnsi="Courier New" w:cs="Courier New" w:hint="default"/>
+      </w:rPr>
+    </w:lvl>
+    <w:lvl w:ilvl="8" w:tplc="0C0A0005" w:tentative="1">
+      <w:start w:val="1"/>
+      <w:numFmt w:val="bullet"/>
+      <w:lvlText w:val=""/>
+      <w:lvlJc w:val="left"/>
+      <w:pPr>
+        <w:ind w:left="6480" w:hanging="360"/>
+      </w:pPr>
+      <w:rPr>
+        <w:rFonts w:ascii="Wingdings" w:hAnsi="Wingdings" w:hint="default"/>
+      </w:rPr>
+    </w:lvl>
+  </w:abstractNum>
+  <w:abstractNum w:abstractNumId="7" w15:restartNumberingAfterBreak="0">
     <w:nsid w:val="1369668E"/>
     <w:multiLevelType w:val="hybridMultilevel"/>
     <w:tmpl w:val="2808FD78"/>
@@ -11159,7 +14161,7 @@
       </w:pPr>
     </w:lvl>
   </w:abstractNum>
-  <w:abstractNum w:abstractNumId="5" w15:restartNumberingAfterBreak="0">
+  <w:abstractNum w:abstractNumId="8" w15:restartNumberingAfterBreak="0">
     <w:nsid w:val="183B4E1A"/>
     <w:multiLevelType w:val="hybridMultilevel"/>
     <w:tmpl w:val="E8D27454"/>
@@ -11272,7 +14274,120 @@
       </w:rPr>
     </w:lvl>
   </w:abstractNum>
-  <w:abstractNum w:abstractNumId="6" w15:restartNumberingAfterBreak="0">
+  <w:abstractNum w:abstractNumId="9" w15:restartNumberingAfterBreak="0">
+    <w:nsid w:val="1B302D1C"/>
+    <w:multiLevelType w:val="hybridMultilevel"/>
+    <w:tmpl w:val="1940F728"/>
+    <w:lvl w:ilvl="0" w:tplc="0C0A0001">
+      <w:start w:val="1"/>
+      <w:numFmt w:val="bullet"/>
+      <w:lvlText w:val=""/>
+      <w:lvlJc w:val="left"/>
+      <w:pPr>
+        <w:ind w:left="1080" w:hanging="360"/>
+      </w:pPr>
+      <w:rPr>
+        <w:rFonts w:ascii="Symbol" w:hAnsi="Symbol" w:hint="default"/>
+      </w:rPr>
+    </w:lvl>
+    <w:lvl w:ilvl="1" w:tplc="FFFFFFFF" w:tentative="1">
+      <w:start w:val="1"/>
+      <w:numFmt w:val="bullet"/>
+      <w:lvlText w:val="o"/>
+      <w:lvlJc w:val="left"/>
+      <w:pPr>
+        <w:ind w:left="1800" w:hanging="360"/>
+      </w:pPr>
+      <w:rPr>
+        <w:rFonts w:ascii="Courier New" w:hAnsi="Courier New" w:cs="Courier New" w:hint="default"/>
+      </w:rPr>
+    </w:lvl>
+    <w:lvl w:ilvl="2" w:tplc="FFFFFFFF" w:tentative="1">
+      <w:start w:val="1"/>
+      <w:numFmt w:val="bullet"/>
+      <w:lvlText w:val=""/>
+      <w:lvlJc w:val="left"/>
+      <w:pPr>
+        <w:ind w:left="2520" w:hanging="360"/>
+      </w:pPr>
+      <w:rPr>
+        <w:rFonts w:ascii="Wingdings" w:hAnsi="Wingdings" w:hint="default"/>
+      </w:rPr>
+    </w:lvl>
+    <w:lvl w:ilvl="3" w:tplc="FFFFFFFF" w:tentative="1">
+      <w:start w:val="1"/>
+      <w:numFmt w:val="bullet"/>
+      <w:lvlText w:val=""/>
+      <w:lvlJc w:val="left"/>
+      <w:pPr>
+        <w:ind w:left="3240" w:hanging="360"/>
+      </w:pPr>
+      <w:rPr>
+        <w:rFonts w:ascii="Symbol" w:hAnsi="Symbol" w:hint="default"/>
+      </w:rPr>
+    </w:lvl>
+    <w:lvl w:ilvl="4" w:tplc="FFFFFFFF" w:tentative="1">
+      <w:start w:val="1"/>
+      <w:numFmt w:val="bullet"/>
+      <w:lvlText w:val="o"/>
+      <w:lvlJc w:val="left"/>
+      <w:pPr>
+        <w:ind w:left="3960" w:hanging="360"/>
+      </w:pPr>
+      <w:rPr>
+        <w:rFonts w:ascii="Courier New" w:hAnsi="Courier New" w:cs="Courier New" w:hint="default"/>
+      </w:rPr>
+    </w:lvl>
+    <w:lvl w:ilvl="5" w:tplc="FFFFFFFF" w:tentative="1">
+      <w:start w:val="1"/>
+      <w:numFmt w:val="bullet"/>
+      <w:lvlText w:val=""/>
+      <w:lvlJc w:val="left"/>
+      <w:pPr>
+        <w:ind w:left="4680" w:hanging="360"/>
+      </w:pPr>
+      <w:rPr>
+        <w:rFonts w:ascii="Wingdings" w:hAnsi="Wingdings" w:hint="default"/>
+      </w:rPr>
+    </w:lvl>
+    <w:lvl w:ilvl="6" w:tplc="FFFFFFFF" w:tentative="1">
+      <w:start w:val="1"/>
+      <w:numFmt w:val="bullet"/>
+      <w:lvlText w:val=""/>
+      <w:lvlJc w:val="left"/>
+      <w:pPr>
+        <w:ind w:left="5400" w:hanging="360"/>
+      </w:pPr>
+      <w:rPr>
+        <w:rFonts w:ascii="Symbol" w:hAnsi="Symbol" w:hint="default"/>
+      </w:rPr>
+    </w:lvl>
+    <w:lvl w:ilvl="7" w:tplc="FFFFFFFF" w:tentative="1">
+      <w:start w:val="1"/>
+      <w:numFmt w:val="bullet"/>
+      <w:lvlText w:val="o"/>
+      <w:lvlJc w:val="left"/>
+      <w:pPr>
+        <w:ind w:left="6120" w:hanging="360"/>
+      </w:pPr>
+      <w:rPr>
+        <w:rFonts w:ascii="Courier New" w:hAnsi="Courier New" w:cs="Courier New" w:hint="default"/>
+      </w:rPr>
+    </w:lvl>
+    <w:lvl w:ilvl="8" w:tplc="FFFFFFFF" w:tentative="1">
+      <w:start w:val="1"/>
+      <w:numFmt w:val="bullet"/>
+      <w:lvlText w:val=""/>
+      <w:lvlJc w:val="left"/>
+      <w:pPr>
+        <w:ind w:left="6840" w:hanging="360"/>
+      </w:pPr>
+      <w:rPr>
+        <w:rFonts w:ascii="Wingdings" w:hAnsi="Wingdings" w:hint="default"/>
+      </w:rPr>
+    </w:lvl>
+  </w:abstractNum>
+  <w:abstractNum w:abstractNumId="10" w15:restartNumberingAfterBreak="0">
     <w:nsid w:val="1BD275A7"/>
     <w:multiLevelType w:val="hybridMultilevel"/>
     <w:tmpl w:val="B3D6CD4A"/>
@@ -11385,7 +14500,7 @@
       </w:rPr>
     </w:lvl>
   </w:abstractNum>
-  <w:abstractNum w:abstractNumId="7" w15:restartNumberingAfterBreak="0">
+  <w:abstractNum w:abstractNumId="11" w15:restartNumberingAfterBreak="0">
     <w:nsid w:val="1EBC368F"/>
     <w:multiLevelType w:val="multilevel"/>
     <w:tmpl w:val="B72CB8BA"/>
@@ -11498,7 +14613,7 @@
       </w:rPr>
     </w:lvl>
   </w:abstractNum>
-  <w:abstractNum w:abstractNumId="8" w15:restartNumberingAfterBreak="0">
+  <w:abstractNum w:abstractNumId="12" w15:restartNumberingAfterBreak="0">
     <w:nsid w:val="1FD84B79"/>
     <w:multiLevelType w:val="hybridMultilevel"/>
     <w:tmpl w:val="45F8B440"/>
@@ -11584,7 +14699,7 @@
       </w:pPr>
     </w:lvl>
   </w:abstractNum>
-  <w:abstractNum w:abstractNumId="9" w15:restartNumberingAfterBreak="0">
+  <w:abstractNum w:abstractNumId="13" w15:restartNumberingAfterBreak="0">
     <w:nsid w:val="23647413"/>
     <w:multiLevelType w:val="hybridMultilevel"/>
     <w:tmpl w:val="9B907654"/>
@@ -11697,7 +14812,7 @@
       </w:rPr>
     </w:lvl>
   </w:abstractNum>
-  <w:abstractNum w:abstractNumId="10" w15:restartNumberingAfterBreak="0">
+  <w:abstractNum w:abstractNumId="14" w15:restartNumberingAfterBreak="0">
     <w:nsid w:val="25A7409E"/>
     <w:multiLevelType w:val="multilevel"/>
     <w:tmpl w:val="72DE3258"/>
@@ -11784,7 +14899,7 @@
       </w:pPr>
     </w:lvl>
   </w:abstractNum>
-  <w:abstractNum w:abstractNumId="11" w15:restartNumberingAfterBreak="0">
+  <w:abstractNum w:abstractNumId="15" w15:restartNumberingAfterBreak="0">
     <w:nsid w:val="269B41DB"/>
     <w:multiLevelType w:val="hybridMultilevel"/>
     <w:tmpl w:val="53CC0E40"/>
@@ -11873,7 +14988,7 @@
       </w:pPr>
     </w:lvl>
   </w:abstractNum>
-  <w:abstractNum w:abstractNumId="12" w15:restartNumberingAfterBreak="0">
+  <w:abstractNum w:abstractNumId="16" w15:restartNumberingAfterBreak="0">
     <w:nsid w:val="287D0820"/>
     <w:multiLevelType w:val="multilevel"/>
     <w:tmpl w:val="239ED33E"/>
@@ -11986,7 +15101,120 @@
       </w:rPr>
     </w:lvl>
   </w:abstractNum>
-  <w:abstractNum w:abstractNumId="13" w15:restartNumberingAfterBreak="0">
+  <w:abstractNum w:abstractNumId="17" w15:restartNumberingAfterBreak="0">
+    <w:nsid w:val="2BC25A72"/>
+    <w:multiLevelType w:val="hybridMultilevel"/>
+    <w:tmpl w:val="96DCDBE0"/>
+    <w:lvl w:ilvl="0" w:tplc="0C0A0003">
+      <w:start w:val="1"/>
+      <w:numFmt w:val="bullet"/>
+      <w:lvlText w:val="o"/>
+      <w:lvlJc w:val="left"/>
+      <w:pPr>
+        <w:ind w:left="360" w:hanging="360"/>
+      </w:pPr>
+      <w:rPr>
+        <w:rFonts w:ascii="Courier New" w:hAnsi="Courier New" w:cs="Courier New" w:hint="default"/>
+      </w:rPr>
+    </w:lvl>
+    <w:lvl w:ilvl="1" w:tplc="0C0A0003" w:tentative="1">
+      <w:start w:val="1"/>
+      <w:numFmt w:val="bullet"/>
+      <w:lvlText w:val="o"/>
+      <w:lvlJc w:val="left"/>
+      <w:pPr>
+        <w:ind w:left="1080" w:hanging="360"/>
+      </w:pPr>
+      <w:rPr>
+        <w:rFonts w:ascii="Courier New" w:hAnsi="Courier New" w:cs="Courier New" w:hint="default"/>
+      </w:rPr>
+    </w:lvl>
+    <w:lvl w:ilvl="2" w:tplc="0C0A0005" w:tentative="1">
+      <w:start w:val="1"/>
+      <w:numFmt w:val="bullet"/>
+      <w:lvlText w:val=""/>
+      <w:lvlJc w:val="left"/>
+      <w:pPr>
+        <w:ind w:left="1800" w:hanging="360"/>
+      </w:pPr>
+      <w:rPr>
+        <w:rFonts w:ascii="Wingdings" w:hAnsi="Wingdings" w:hint="default"/>
+      </w:rPr>
+    </w:lvl>
+    <w:lvl w:ilvl="3" w:tplc="0C0A0001" w:tentative="1">
+      <w:start w:val="1"/>
+      <w:numFmt w:val="bullet"/>
+      <w:lvlText w:val=""/>
+      <w:lvlJc w:val="left"/>
+      <w:pPr>
+        <w:ind w:left="2520" w:hanging="360"/>
+      </w:pPr>
+      <w:rPr>
+        <w:rFonts w:ascii="Symbol" w:hAnsi="Symbol" w:hint="default"/>
+      </w:rPr>
+    </w:lvl>
+    <w:lvl w:ilvl="4" w:tplc="0C0A0003" w:tentative="1">
+      <w:start w:val="1"/>
+      <w:numFmt w:val="bullet"/>
+      <w:lvlText w:val="o"/>
+      <w:lvlJc w:val="left"/>
+      <w:pPr>
+        <w:ind w:left="3240" w:hanging="360"/>
+      </w:pPr>
+      <w:rPr>
+        <w:rFonts w:ascii="Courier New" w:hAnsi="Courier New" w:cs="Courier New" w:hint="default"/>
+      </w:rPr>
+    </w:lvl>
+    <w:lvl w:ilvl="5" w:tplc="0C0A0005" w:tentative="1">
+      <w:start w:val="1"/>
+      <w:numFmt w:val="bullet"/>
+      <w:lvlText w:val=""/>
+      <w:lvlJc w:val="left"/>
+      <w:pPr>
+        <w:ind w:left="3960" w:hanging="360"/>
+      </w:pPr>
+      <w:rPr>
+        <w:rFonts w:ascii="Wingdings" w:hAnsi="Wingdings" w:hint="default"/>
+      </w:rPr>
+    </w:lvl>
+    <w:lvl w:ilvl="6" w:tplc="0C0A0001" w:tentative="1">
+      <w:start w:val="1"/>
+      <w:numFmt w:val="bullet"/>
+      <w:lvlText w:val=""/>
+      <w:lvlJc w:val="left"/>
+      <w:pPr>
+        <w:ind w:left="4680" w:hanging="360"/>
+      </w:pPr>
+      <w:rPr>
+        <w:rFonts w:ascii="Symbol" w:hAnsi="Symbol" w:hint="default"/>
+      </w:rPr>
+    </w:lvl>
+    <w:lvl w:ilvl="7" w:tplc="0C0A0003" w:tentative="1">
+      <w:start w:val="1"/>
+      <w:numFmt w:val="bullet"/>
+      <w:lvlText w:val="o"/>
+      <w:lvlJc w:val="left"/>
+      <w:pPr>
+        <w:ind w:left="5400" w:hanging="360"/>
+      </w:pPr>
+      <w:rPr>
+        <w:rFonts w:ascii="Courier New" w:hAnsi="Courier New" w:cs="Courier New" w:hint="default"/>
+      </w:rPr>
+    </w:lvl>
+    <w:lvl w:ilvl="8" w:tplc="0C0A0005" w:tentative="1">
+      <w:start w:val="1"/>
+      <w:numFmt w:val="bullet"/>
+      <w:lvlText w:val=""/>
+      <w:lvlJc w:val="left"/>
+      <w:pPr>
+        <w:ind w:left="6120" w:hanging="360"/>
+      </w:pPr>
+      <w:rPr>
+        <w:rFonts w:ascii="Wingdings" w:hAnsi="Wingdings" w:hint="default"/>
+      </w:rPr>
+    </w:lvl>
+  </w:abstractNum>
+  <w:abstractNum w:abstractNumId="18" w15:restartNumberingAfterBreak="0">
     <w:nsid w:val="2D974845"/>
     <w:multiLevelType w:val="hybridMultilevel"/>
     <w:tmpl w:val="02700464"/>
@@ -12075,7 +15303,7 @@
       </w:pPr>
     </w:lvl>
   </w:abstractNum>
-  <w:abstractNum w:abstractNumId="14" w15:restartNumberingAfterBreak="0">
+  <w:abstractNum w:abstractNumId="19" w15:restartNumberingAfterBreak="0">
     <w:nsid w:val="2F911D48"/>
     <w:multiLevelType w:val="hybridMultilevel"/>
     <w:tmpl w:val="2ED651AC"/>
@@ -12188,7 +15416,7 @@
       </w:rPr>
     </w:lvl>
   </w:abstractNum>
-  <w:abstractNum w:abstractNumId="15" w15:restartNumberingAfterBreak="0">
+  <w:abstractNum w:abstractNumId="20" w15:restartNumberingAfterBreak="0">
     <w:nsid w:val="2FC55606"/>
     <w:multiLevelType w:val="hybridMultilevel"/>
     <w:tmpl w:val="E88E31D0"/>
@@ -12301,7 +15529,7 @@
       </w:rPr>
     </w:lvl>
   </w:abstractNum>
-  <w:abstractNum w:abstractNumId="16" w15:restartNumberingAfterBreak="0">
+  <w:abstractNum w:abstractNumId="21" w15:restartNumberingAfterBreak="0">
     <w:nsid w:val="2FF509C8"/>
     <w:multiLevelType w:val="hybridMultilevel"/>
     <w:tmpl w:val="CA9A3164"/>
@@ -12414,7 +15642,120 @@
       </w:rPr>
     </w:lvl>
   </w:abstractNum>
-  <w:abstractNum w:abstractNumId="17" w15:restartNumberingAfterBreak="0">
+  <w:abstractNum w:abstractNumId="22" w15:restartNumberingAfterBreak="0">
+    <w:nsid w:val="31B07C86"/>
+    <w:multiLevelType w:val="hybridMultilevel"/>
+    <w:tmpl w:val="E780C700"/>
+    <w:lvl w:ilvl="0" w:tplc="0C0A0001">
+      <w:start w:val="1"/>
+      <w:numFmt w:val="bullet"/>
+      <w:lvlText w:val=""/>
+      <w:lvlJc w:val="left"/>
+      <w:pPr>
+        <w:ind w:left="720" w:hanging="360"/>
+      </w:pPr>
+      <w:rPr>
+        <w:rFonts w:ascii="Symbol" w:hAnsi="Symbol" w:hint="default"/>
+      </w:rPr>
+    </w:lvl>
+    <w:lvl w:ilvl="1" w:tplc="0C0A0003" w:tentative="1">
+      <w:start w:val="1"/>
+      <w:numFmt w:val="bullet"/>
+      <w:lvlText w:val="o"/>
+      <w:lvlJc w:val="left"/>
+      <w:pPr>
+        <w:ind w:left="1440" w:hanging="360"/>
+      </w:pPr>
+      <w:rPr>
+        <w:rFonts w:ascii="Courier New" w:hAnsi="Courier New" w:cs="Courier New" w:hint="default"/>
+      </w:rPr>
+    </w:lvl>
+    <w:lvl w:ilvl="2" w:tplc="0C0A0005" w:tentative="1">
+      <w:start w:val="1"/>
+      <w:numFmt w:val="bullet"/>
+      <w:lvlText w:val=""/>
+      <w:lvlJc w:val="left"/>
+      <w:pPr>
+        <w:ind w:left="2160" w:hanging="360"/>
+      </w:pPr>
+      <w:rPr>
+        <w:rFonts w:ascii="Wingdings" w:hAnsi="Wingdings" w:hint="default"/>
+      </w:rPr>
+    </w:lvl>
+    <w:lvl w:ilvl="3" w:tplc="0C0A0001" w:tentative="1">
+      <w:start w:val="1"/>
+      <w:numFmt w:val="bullet"/>
+      <w:lvlText w:val=""/>
+      <w:lvlJc w:val="left"/>
+      <w:pPr>
+        <w:ind w:left="2880" w:hanging="360"/>
+      </w:pPr>
+      <w:rPr>
+        <w:rFonts w:ascii="Symbol" w:hAnsi="Symbol" w:hint="default"/>
+      </w:rPr>
+    </w:lvl>
+    <w:lvl w:ilvl="4" w:tplc="0C0A0003" w:tentative="1">
+      <w:start w:val="1"/>
+      <w:numFmt w:val="bullet"/>
+      <w:lvlText w:val="o"/>
+      <w:lvlJc w:val="left"/>
+      <w:pPr>
+        <w:ind w:left="3600" w:hanging="360"/>
+      </w:pPr>
+      <w:rPr>
+        <w:rFonts w:ascii="Courier New" w:hAnsi="Courier New" w:cs="Courier New" w:hint="default"/>
+      </w:rPr>
+    </w:lvl>
+    <w:lvl w:ilvl="5" w:tplc="0C0A0005" w:tentative="1">
+      <w:start w:val="1"/>
+      <w:numFmt w:val="bullet"/>
+      <w:lvlText w:val=""/>
+      <w:lvlJc w:val="left"/>
+      <w:pPr>
+        <w:ind w:left="4320" w:hanging="360"/>
+      </w:pPr>
+      <w:rPr>
+        <w:rFonts w:ascii="Wingdings" w:hAnsi="Wingdings" w:hint="default"/>
+      </w:rPr>
+    </w:lvl>
+    <w:lvl w:ilvl="6" w:tplc="0C0A0001" w:tentative="1">
+      <w:start w:val="1"/>
+      <w:numFmt w:val="bullet"/>
+      <w:lvlText w:val=""/>
+      <w:lvlJc w:val="left"/>
+      <w:pPr>
+        <w:ind w:left="5040" w:hanging="360"/>
+      </w:pPr>
+      <w:rPr>
+        <w:rFonts w:ascii="Symbol" w:hAnsi="Symbol" w:hint="default"/>
+      </w:rPr>
+    </w:lvl>
+    <w:lvl w:ilvl="7" w:tplc="0C0A0003" w:tentative="1">
+      <w:start w:val="1"/>
+      <w:numFmt w:val="bullet"/>
+      <w:lvlText w:val="o"/>
+      <w:lvlJc w:val="left"/>
+      <w:pPr>
+        <w:ind w:left="5760" w:hanging="360"/>
+      </w:pPr>
+      <w:rPr>
+        <w:rFonts w:ascii="Courier New" w:hAnsi="Courier New" w:cs="Courier New" w:hint="default"/>
+      </w:rPr>
+    </w:lvl>
+    <w:lvl w:ilvl="8" w:tplc="0C0A0005" w:tentative="1">
+      <w:start w:val="1"/>
+      <w:numFmt w:val="bullet"/>
+      <w:lvlText w:val=""/>
+      <w:lvlJc w:val="left"/>
+      <w:pPr>
+        <w:ind w:left="6480" w:hanging="360"/>
+      </w:pPr>
+      <w:rPr>
+        <w:rFonts w:ascii="Wingdings" w:hAnsi="Wingdings" w:hint="default"/>
+      </w:rPr>
+    </w:lvl>
+  </w:abstractNum>
+  <w:abstractNum w:abstractNumId="23" w15:restartNumberingAfterBreak="0">
     <w:nsid w:val="31F40D86"/>
     <w:multiLevelType w:val="hybridMultilevel"/>
     <w:tmpl w:val="0994C50C"/>
@@ -12527,7 +15868,346 @@
       </w:rPr>
     </w:lvl>
   </w:abstractNum>
-  <w:abstractNum w:abstractNumId="18" w15:restartNumberingAfterBreak="0">
+  <w:abstractNum w:abstractNumId="24" w15:restartNumberingAfterBreak="0">
+    <w:nsid w:val="36145281"/>
+    <w:multiLevelType w:val="hybridMultilevel"/>
+    <w:tmpl w:val="54688CCC"/>
+    <w:lvl w:ilvl="0" w:tplc="0C0A0001">
+      <w:start w:val="1"/>
+      <w:numFmt w:val="bullet"/>
+      <w:lvlText w:val=""/>
+      <w:lvlJc w:val="left"/>
+      <w:pPr>
+        <w:ind w:left="1080" w:hanging="360"/>
+      </w:pPr>
+      <w:rPr>
+        <w:rFonts w:ascii="Symbol" w:hAnsi="Symbol" w:hint="default"/>
+      </w:rPr>
+    </w:lvl>
+    <w:lvl w:ilvl="1" w:tplc="FFFFFFFF" w:tentative="1">
+      <w:start w:val="1"/>
+      <w:numFmt w:val="bullet"/>
+      <w:lvlText w:val="o"/>
+      <w:lvlJc w:val="left"/>
+      <w:pPr>
+        <w:ind w:left="1800" w:hanging="360"/>
+      </w:pPr>
+      <w:rPr>
+        <w:rFonts w:ascii="Courier New" w:hAnsi="Courier New" w:cs="Courier New" w:hint="default"/>
+      </w:rPr>
+    </w:lvl>
+    <w:lvl w:ilvl="2" w:tplc="FFFFFFFF" w:tentative="1">
+      <w:start w:val="1"/>
+      <w:numFmt w:val="bullet"/>
+      <w:lvlText w:val=""/>
+      <w:lvlJc w:val="left"/>
+      <w:pPr>
+        <w:ind w:left="2520" w:hanging="360"/>
+      </w:pPr>
+      <w:rPr>
+        <w:rFonts w:ascii="Wingdings" w:hAnsi="Wingdings" w:hint="default"/>
+      </w:rPr>
+    </w:lvl>
+    <w:lvl w:ilvl="3" w:tplc="FFFFFFFF" w:tentative="1">
+      <w:start w:val="1"/>
+      <w:numFmt w:val="bullet"/>
+      <w:lvlText w:val=""/>
+      <w:lvlJc w:val="left"/>
+      <w:pPr>
+        <w:ind w:left="3240" w:hanging="360"/>
+      </w:pPr>
+      <w:rPr>
+        <w:rFonts w:ascii="Symbol" w:hAnsi="Symbol" w:hint="default"/>
+      </w:rPr>
+    </w:lvl>
+    <w:lvl w:ilvl="4" w:tplc="FFFFFFFF" w:tentative="1">
+      <w:start w:val="1"/>
+      <w:numFmt w:val="bullet"/>
+      <w:lvlText w:val="o"/>
+      <w:lvlJc w:val="left"/>
+      <w:pPr>
+        <w:ind w:left="3960" w:hanging="360"/>
+      </w:pPr>
+      <w:rPr>
+        <w:rFonts w:ascii="Courier New" w:hAnsi="Courier New" w:cs="Courier New" w:hint="default"/>
+      </w:rPr>
+    </w:lvl>
+    <w:lvl w:ilvl="5" w:tplc="FFFFFFFF" w:tentative="1">
+      <w:start w:val="1"/>
+      <w:numFmt w:val="bullet"/>
+      <w:lvlText w:val=""/>
+      <w:lvlJc w:val="left"/>
+      <w:pPr>
+        <w:ind w:left="4680" w:hanging="360"/>
+      </w:pPr>
+      <w:rPr>
+        <w:rFonts w:ascii="Wingdings" w:hAnsi="Wingdings" w:hint="default"/>
+      </w:rPr>
+    </w:lvl>
+    <w:lvl w:ilvl="6" w:tplc="FFFFFFFF" w:tentative="1">
+      <w:start w:val="1"/>
+      <w:numFmt w:val="bullet"/>
+      <w:lvlText w:val=""/>
+      <w:lvlJc w:val="left"/>
+      <w:pPr>
+        <w:ind w:left="5400" w:hanging="360"/>
+      </w:pPr>
+      <w:rPr>
+        <w:rFonts w:ascii="Symbol" w:hAnsi="Symbol" w:hint="default"/>
+      </w:rPr>
+    </w:lvl>
+    <w:lvl w:ilvl="7" w:tplc="FFFFFFFF" w:tentative="1">
+      <w:start w:val="1"/>
+      <w:numFmt w:val="bullet"/>
+      <w:lvlText w:val="o"/>
+      <w:lvlJc w:val="left"/>
+      <w:pPr>
+        <w:ind w:left="6120" w:hanging="360"/>
+      </w:pPr>
+      <w:rPr>
+        <w:rFonts w:ascii="Courier New" w:hAnsi="Courier New" w:cs="Courier New" w:hint="default"/>
+      </w:rPr>
+    </w:lvl>
+    <w:lvl w:ilvl="8" w:tplc="FFFFFFFF" w:tentative="1">
+      <w:start w:val="1"/>
+      <w:numFmt w:val="bullet"/>
+      <w:lvlText w:val=""/>
+      <w:lvlJc w:val="left"/>
+      <w:pPr>
+        <w:ind w:left="6840" w:hanging="360"/>
+      </w:pPr>
+      <w:rPr>
+        <w:rFonts w:ascii="Wingdings" w:hAnsi="Wingdings" w:hint="default"/>
+      </w:rPr>
+    </w:lvl>
+  </w:abstractNum>
+  <w:abstractNum w:abstractNumId="25" w15:restartNumberingAfterBreak="0">
+    <w:nsid w:val="362313B1"/>
+    <w:multiLevelType w:val="hybridMultilevel"/>
+    <w:tmpl w:val="C7EC44A6"/>
+    <w:lvl w:ilvl="0" w:tplc="0C0A0001">
+      <w:start w:val="1"/>
+      <w:numFmt w:val="bullet"/>
+      <w:lvlText w:val=""/>
+      <w:lvlJc w:val="left"/>
+      <w:pPr>
+        <w:ind w:left="1080" w:hanging="360"/>
+      </w:pPr>
+      <w:rPr>
+        <w:rFonts w:ascii="Symbol" w:hAnsi="Symbol" w:hint="default"/>
+      </w:rPr>
+    </w:lvl>
+    <w:lvl w:ilvl="1" w:tplc="FFFFFFFF" w:tentative="1">
+      <w:start w:val="1"/>
+      <w:numFmt w:val="bullet"/>
+      <w:lvlText w:val="o"/>
+      <w:lvlJc w:val="left"/>
+      <w:pPr>
+        <w:ind w:left="1800" w:hanging="360"/>
+      </w:pPr>
+      <w:rPr>
+        <w:rFonts w:ascii="Courier New" w:hAnsi="Courier New" w:cs="Courier New" w:hint="default"/>
+      </w:rPr>
+    </w:lvl>
+    <w:lvl w:ilvl="2" w:tplc="FFFFFFFF" w:tentative="1">
+      <w:start w:val="1"/>
+      <w:numFmt w:val="bullet"/>
+      <w:lvlText w:val=""/>
+      <w:lvlJc w:val="left"/>
+      <w:pPr>
+        <w:ind w:left="2520" w:hanging="360"/>
+      </w:pPr>
+      <w:rPr>
+        <w:rFonts w:ascii="Wingdings" w:hAnsi="Wingdings" w:hint="default"/>
+      </w:rPr>
+    </w:lvl>
+    <w:lvl w:ilvl="3" w:tplc="FFFFFFFF" w:tentative="1">
+      <w:start w:val="1"/>
+      <w:numFmt w:val="bullet"/>
+      <w:lvlText w:val=""/>
+      <w:lvlJc w:val="left"/>
+      <w:pPr>
+        <w:ind w:left="3240" w:hanging="360"/>
+      </w:pPr>
+      <w:rPr>
+        <w:rFonts w:ascii="Symbol" w:hAnsi="Symbol" w:hint="default"/>
+      </w:rPr>
+    </w:lvl>
+    <w:lvl w:ilvl="4" w:tplc="FFFFFFFF" w:tentative="1">
+      <w:start w:val="1"/>
+      <w:numFmt w:val="bullet"/>
+      <w:lvlText w:val="o"/>
+      <w:lvlJc w:val="left"/>
+      <w:pPr>
+        <w:ind w:left="3960" w:hanging="360"/>
+      </w:pPr>
+      <w:rPr>
+        <w:rFonts w:ascii="Courier New" w:hAnsi="Courier New" w:cs="Courier New" w:hint="default"/>
+      </w:rPr>
+    </w:lvl>
+    <w:lvl w:ilvl="5" w:tplc="FFFFFFFF" w:tentative="1">
+      <w:start w:val="1"/>
+      <w:numFmt w:val="bullet"/>
+      <w:lvlText w:val=""/>
+      <w:lvlJc w:val="left"/>
+      <w:pPr>
+        <w:ind w:left="4680" w:hanging="360"/>
+      </w:pPr>
+      <w:rPr>
+        <w:rFonts w:ascii="Wingdings" w:hAnsi="Wingdings" w:hint="default"/>
+      </w:rPr>
+    </w:lvl>
+    <w:lvl w:ilvl="6" w:tplc="FFFFFFFF" w:tentative="1">
+      <w:start w:val="1"/>
+      <w:numFmt w:val="bullet"/>
+      <w:lvlText w:val=""/>
+      <w:lvlJc w:val="left"/>
+      <w:pPr>
+        <w:ind w:left="5400" w:hanging="360"/>
+      </w:pPr>
+      <w:rPr>
+        <w:rFonts w:ascii="Symbol" w:hAnsi="Symbol" w:hint="default"/>
+      </w:rPr>
+    </w:lvl>
+    <w:lvl w:ilvl="7" w:tplc="FFFFFFFF" w:tentative="1">
+      <w:start w:val="1"/>
+      <w:numFmt w:val="bullet"/>
+      <w:lvlText w:val="o"/>
+      <w:lvlJc w:val="left"/>
+      <w:pPr>
+        <w:ind w:left="6120" w:hanging="360"/>
+      </w:pPr>
+      <w:rPr>
+        <w:rFonts w:ascii="Courier New" w:hAnsi="Courier New" w:cs="Courier New" w:hint="default"/>
+      </w:rPr>
+    </w:lvl>
+    <w:lvl w:ilvl="8" w:tplc="FFFFFFFF" w:tentative="1">
+      <w:start w:val="1"/>
+      <w:numFmt w:val="bullet"/>
+      <w:lvlText w:val=""/>
+      <w:lvlJc w:val="left"/>
+      <w:pPr>
+        <w:ind w:left="6840" w:hanging="360"/>
+      </w:pPr>
+      <w:rPr>
+        <w:rFonts w:ascii="Wingdings" w:hAnsi="Wingdings" w:hint="default"/>
+      </w:rPr>
+    </w:lvl>
+  </w:abstractNum>
+  <w:abstractNum w:abstractNumId="26" w15:restartNumberingAfterBreak="0">
+    <w:nsid w:val="375D1A03"/>
+    <w:multiLevelType w:val="hybridMultilevel"/>
+    <w:tmpl w:val="C90C6EFC"/>
+    <w:lvl w:ilvl="0" w:tplc="0C0A0001">
+      <w:start w:val="1"/>
+      <w:numFmt w:val="bullet"/>
+      <w:lvlText w:val=""/>
+      <w:lvlJc w:val="left"/>
+      <w:pPr>
+        <w:ind w:left="1080" w:hanging="360"/>
+      </w:pPr>
+      <w:rPr>
+        <w:rFonts w:ascii="Symbol" w:hAnsi="Symbol" w:hint="default"/>
+      </w:rPr>
+    </w:lvl>
+    <w:lvl w:ilvl="1" w:tplc="FFFFFFFF" w:tentative="1">
+      <w:start w:val="1"/>
+      <w:numFmt w:val="bullet"/>
+      <w:lvlText w:val="o"/>
+      <w:lvlJc w:val="left"/>
+      <w:pPr>
+        <w:ind w:left="1800" w:hanging="360"/>
+      </w:pPr>
+      <w:rPr>
+        <w:rFonts w:ascii="Courier New" w:hAnsi="Courier New" w:cs="Courier New" w:hint="default"/>
+      </w:rPr>
+    </w:lvl>
+    <w:lvl w:ilvl="2" w:tplc="FFFFFFFF" w:tentative="1">
+      <w:start w:val="1"/>
+      <w:numFmt w:val="bullet"/>
+      <w:lvlText w:val=""/>
+      <w:lvlJc w:val="left"/>
+      <w:pPr>
+        <w:ind w:left="2520" w:hanging="360"/>
+      </w:pPr>
+      <w:rPr>
+        <w:rFonts w:ascii="Wingdings" w:hAnsi="Wingdings" w:hint="default"/>
+      </w:rPr>
+    </w:lvl>
+    <w:lvl w:ilvl="3" w:tplc="FFFFFFFF" w:tentative="1">
+      <w:start w:val="1"/>
+      <w:numFmt w:val="bullet"/>
+      <w:lvlText w:val=""/>
+      <w:lvlJc w:val="left"/>
+      <w:pPr>
+        <w:ind w:left="3240" w:hanging="360"/>
+      </w:pPr>
+      <w:rPr>
+        <w:rFonts w:ascii="Symbol" w:hAnsi="Symbol" w:hint="default"/>
+      </w:rPr>
+    </w:lvl>
+    <w:lvl w:ilvl="4" w:tplc="FFFFFFFF" w:tentative="1">
+      <w:start w:val="1"/>
+      <w:numFmt w:val="bullet"/>
+      <w:lvlText w:val="o"/>
+      <w:lvlJc w:val="left"/>
+      <w:pPr>
+        <w:ind w:left="3960" w:hanging="360"/>
+      </w:pPr>
+      <w:rPr>
+        <w:rFonts w:ascii="Courier New" w:hAnsi="Courier New" w:cs="Courier New" w:hint="default"/>
+      </w:rPr>
+    </w:lvl>
+    <w:lvl w:ilvl="5" w:tplc="FFFFFFFF" w:tentative="1">
+      <w:start w:val="1"/>
+      <w:numFmt w:val="bullet"/>
+      <w:lvlText w:val=""/>
+      <w:lvlJc w:val="left"/>
+      <w:pPr>
+        <w:ind w:left="4680" w:hanging="360"/>
+      </w:pPr>
+      <w:rPr>
+        <w:rFonts w:ascii="Wingdings" w:hAnsi="Wingdings" w:hint="default"/>
+      </w:rPr>
+    </w:lvl>
+    <w:lvl w:ilvl="6" w:tplc="FFFFFFFF" w:tentative="1">
+      <w:start w:val="1"/>
+      <w:numFmt w:val="bullet"/>
+      <w:lvlText w:val=""/>
+      <w:lvlJc w:val="left"/>
+      <w:pPr>
+        <w:ind w:left="5400" w:hanging="360"/>
+      </w:pPr>
+      <w:rPr>
+        <w:rFonts w:ascii="Symbol" w:hAnsi="Symbol" w:hint="default"/>
+      </w:rPr>
+    </w:lvl>
+    <w:lvl w:ilvl="7" w:tplc="FFFFFFFF" w:tentative="1">
+      <w:start w:val="1"/>
+      <w:numFmt w:val="bullet"/>
+      <w:lvlText w:val="o"/>
+      <w:lvlJc w:val="left"/>
+      <w:pPr>
+        <w:ind w:left="6120" w:hanging="360"/>
+      </w:pPr>
+      <w:rPr>
+        <w:rFonts w:ascii="Courier New" w:hAnsi="Courier New" w:cs="Courier New" w:hint="default"/>
+      </w:rPr>
+    </w:lvl>
+    <w:lvl w:ilvl="8" w:tplc="FFFFFFFF" w:tentative="1">
+      <w:start w:val="1"/>
+      <w:numFmt w:val="bullet"/>
+      <w:lvlText w:val=""/>
+      <w:lvlJc w:val="left"/>
+      <w:pPr>
+        <w:ind w:left="6840" w:hanging="360"/>
+      </w:pPr>
+      <w:rPr>
+        <w:rFonts w:ascii="Wingdings" w:hAnsi="Wingdings" w:hint="default"/>
+      </w:rPr>
+    </w:lvl>
+  </w:abstractNum>
+  <w:abstractNum w:abstractNumId="27" w15:restartNumberingAfterBreak="0">
     <w:nsid w:val="3D0C44D7"/>
     <w:multiLevelType w:val="hybridMultilevel"/>
     <w:tmpl w:val="5372BF1C"/>
@@ -12640,7 +16320,7 @@
       </w:rPr>
     </w:lvl>
   </w:abstractNum>
-  <w:abstractNum w:abstractNumId="19" w15:restartNumberingAfterBreak="0">
+  <w:abstractNum w:abstractNumId="28" w15:restartNumberingAfterBreak="0">
     <w:nsid w:val="3E0922D3"/>
     <w:multiLevelType w:val="hybridMultilevel"/>
     <w:tmpl w:val="45CC2C5A"/>
@@ -12753,7 +16433,7 @@
       </w:rPr>
     </w:lvl>
   </w:abstractNum>
-  <w:abstractNum w:abstractNumId="20" w15:restartNumberingAfterBreak="0">
+  <w:abstractNum w:abstractNumId="29" w15:restartNumberingAfterBreak="0">
     <w:nsid w:val="401355B8"/>
     <w:multiLevelType w:val="hybridMultilevel"/>
     <w:tmpl w:val="618A6E14"/>
@@ -12866,7 +16546,7 @@
       </w:rPr>
     </w:lvl>
   </w:abstractNum>
-  <w:abstractNum w:abstractNumId="21" w15:restartNumberingAfterBreak="0">
+  <w:abstractNum w:abstractNumId="30" w15:restartNumberingAfterBreak="0">
     <w:nsid w:val="413556D4"/>
     <w:multiLevelType w:val="hybridMultilevel"/>
     <w:tmpl w:val="8E74A232"/>
@@ -12952,7 +16632,7 @@
       </w:pPr>
     </w:lvl>
   </w:abstractNum>
-  <w:abstractNum w:abstractNumId="22" w15:restartNumberingAfterBreak="0">
+  <w:abstractNum w:abstractNumId="31" w15:restartNumberingAfterBreak="0">
     <w:nsid w:val="418017BB"/>
     <w:multiLevelType w:val="hybridMultilevel"/>
     <w:tmpl w:val="27E4AE6C"/>
@@ -13065,7 +16745,120 @@
       </w:rPr>
     </w:lvl>
   </w:abstractNum>
-  <w:abstractNum w:abstractNumId="23" w15:restartNumberingAfterBreak="0">
+  <w:abstractNum w:abstractNumId="32" w15:restartNumberingAfterBreak="0">
+    <w:nsid w:val="470E39FB"/>
+    <w:multiLevelType w:val="hybridMultilevel"/>
+    <w:tmpl w:val="0D6C3720"/>
+    <w:lvl w:ilvl="0" w:tplc="0C0A0001">
+      <w:start w:val="1"/>
+      <w:numFmt w:val="bullet"/>
+      <w:lvlText w:val=""/>
+      <w:lvlJc w:val="left"/>
+      <w:pPr>
+        <w:ind w:left="3600" w:hanging="360"/>
+      </w:pPr>
+      <w:rPr>
+        <w:rFonts w:ascii="Symbol" w:hAnsi="Symbol" w:hint="default"/>
+      </w:rPr>
+    </w:lvl>
+    <w:lvl w:ilvl="1" w:tplc="0C0A0003" w:tentative="1">
+      <w:start w:val="1"/>
+      <w:numFmt w:val="bullet"/>
+      <w:lvlText w:val="o"/>
+      <w:lvlJc w:val="left"/>
+      <w:pPr>
+        <w:ind w:left="4320" w:hanging="360"/>
+      </w:pPr>
+      <w:rPr>
+        <w:rFonts w:ascii="Courier New" w:hAnsi="Courier New" w:cs="Courier New" w:hint="default"/>
+      </w:rPr>
+    </w:lvl>
+    <w:lvl w:ilvl="2" w:tplc="0C0A0005" w:tentative="1">
+      <w:start w:val="1"/>
+      <w:numFmt w:val="bullet"/>
+      <w:lvlText w:val=""/>
+      <w:lvlJc w:val="left"/>
+      <w:pPr>
+        <w:ind w:left="5040" w:hanging="360"/>
+      </w:pPr>
+      <w:rPr>
+        <w:rFonts w:ascii="Wingdings" w:hAnsi="Wingdings" w:hint="default"/>
+      </w:rPr>
+    </w:lvl>
+    <w:lvl w:ilvl="3" w:tplc="0C0A0001" w:tentative="1">
+      <w:start w:val="1"/>
+      <w:numFmt w:val="bullet"/>
+      <w:lvlText w:val=""/>
+      <w:lvlJc w:val="left"/>
+      <w:pPr>
+        <w:ind w:left="5760" w:hanging="360"/>
+      </w:pPr>
+      <w:rPr>
+        <w:rFonts w:ascii="Symbol" w:hAnsi="Symbol" w:hint="default"/>
+      </w:rPr>
+    </w:lvl>
+    <w:lvl w:ilvl="4" w:tplc="0C0A0003" w:tentative="1">
+      <w:start w:val="1"/>
+      <w:numFmt w:val="bullet"/>
+      <w:lvlText w:val="o"/>
+      <w:lvlJc w:val="left"/>
+      <w:pPr>
+        <w:ind w:left="6480" w:hanging="360"/>
+      </w:pPr>
+      <w:rPr>
+        <w:rFonts w:ascii="Courier New" w:hAnsi="Courier New" w:cs="Courier New" w:hint="default"/>
+      </w:rPr>
+    </w:lvl>
+    <w:lvl w:ilvl="5" w:tplc="0C0A0005" w:tentative="1">
+      <w:start w:val="1"/>
+      <w:numFmt w:val="bullet"/>
+      <w:lvlText w:val=""/>
+      <w:lvlJc w:val="left"/>
+      <w:pPr>
+        <w:ind w:left="7200" w:hanging="360"/>
+      </w:pPr>
+      <w:rPr>
+        <w:rFonts w:ascii="Wingdings" w:hAnsi="Wingdings" w:hint="default"/>
+      </w:rPr>
+    </w:lvl>
+    <w:lvl w:ilvl="6" w:tplc="0C0A0001" w:tentative="1">
+      <w:start w:val="1"/>
+      <w:numFmt w:val="bullet"/>
+      <w:lvlText w:val=""/>
+      <w:lvlJc w:val="left"/>
+      <w:pPr>
+        <w:ind w:left="7920" w:hanging="360"/>
+      </w:pPr>
+      <w:rPr>
+        <w:rFonts w:ascii="Symbol" w:hAnsi="Symbol" w:hint="default"/>
+      </w:rPr>
+    </w:lvl>
+    <w:lvl w:ilvl="7" w:tplc="0C0A0003" w:tentative="1">
+      <w:start w:val="1"/>
+      <w:numFmt w:val="bullet"/>
+      <w:lvlText w:val="o"/>
+      <w:lvlJc w:val="left"/>
+      <w:pPr>
+        <w:ind w:left="8640" w:hanging="360"/>
+      </w:pPr>
+      <w:rPr>
+        <w:rFonts w:ascii="Courier New" w:hAnsi="Courier New" w:cs="Courier New" w:hint="default"/>
+      </w:rPr>
+    </w:lvl>
+    <w:lvl w:ilvl="8" w:tplc="0C0A0005" w:tentative="1">
+      <w:start w:val="1"/>
+      <w:numFmt w:val="bullet"/>
+      <w:lvlText w:val=""/>
+      <w:lvlJc w:val="left"/>
+      <w:pPr>
+        <w:ind w:left="9360" w:hanging="360"/>
+      </w:pPr>
+      <w:rPr>
+        <w:rFonts w:ascii="Wingdings" w:hAnsi="Wingdings" w:hint="default"/>
+      </w:rPr>
+    </w:lvl>
+  </w:abstractNum>
+  <w:abstractNum w:abstractNumId="33" w15:restartNumberingAfterBreak="0">
     <w:nsid w:val="4F47243B"/>
     <w:multiLevelType w:val="multilevel"/>
     <w:tmpl w:val="239ED33E"/>
@@ -13178,7 +16971,7 @@
       </w:rPr>
     </w:lvl>
   </w:abstractNum>
-  <w:abstractNum w:abstractNumId="24" w15:restartNumberingAfterBreak="0">
+  <w:abstractNum w:abstractNumId="34" w15:restartNumberingAfterBreak="0">
     <w:nsid w:val="51555E00"/>
     <w:multiLevelType w:val="multilevel"/>
     <w:tmpl w:val="D41E289C"/>
@@ -13264,7 +17057,120 @@
       </w:pPr>
     </w:lvl>
   </w:abstractNum>
-  <w:abstractNum w:abstractNumId="25" w15:restartNumberingAfterBreak="0">
+  <w:abstractNum w:abstractNumId="35" w15:restartNumberingAfterBreak="0">
+    <w:nsid w:val="54D11353"/>
+    <w:multiLevelType w:val="hybridMultilevel"/>
+    <w:tmpl w:val="80BAE1E8"/>
+    <w:lvl w:ilvl="0" w:tplc="0C0A0001">
+      <w:start w:val="1"/>
+      <w:numFmt w:val="bullet"/>
+      <w:lvlText w:val=""/>
+      <w:lvlJc w:val="left"/>
+      <w:pPr>
+        <w:ind w:left="1080" w:hanging="360"/>
+      </w:pPr>
+      <w:rPr>
+        <w:rFonts w:ascii="Symbol" w:hAnsi="Symbol" w:hint="default"/>
+      </w:rPr>
+    </w:lvl>
+    <w:lvl w:ilvl="1" w:tplc="FFFFFFFF" w:tentative="1">
+      <w:start w:val="1"/>
+      <w:numFmt w:val="bullet"/>
+      <w:lvlText w:val="o"/>
+      <w:lvlJc w:val="left"/>
+      <w:pPr>
+        <w:ind w:left="1800" w:hanging="360"/>
+      </w:pPr>
+      <w:rPr>
+        <w:rFonts w:ascii="Courier New" w:hAnsi="Courier New" w:cs="Courier New" w:hint="default"/>
+      </w:rPr>
+    </w:lvl>
+    <w:lvl w:ilvl="2" w:tplc="FFFFFFFF" w:tentative="1">
+      <w:start w:val="1"/>
+      <w:numFmt w:val="bullet"/>
+      <w:lvlText w:val=""/>
+      <w:lvlJc w:val="left"/>
+      <w:pPr>
+        <w:ind w:left="2520" w:hanging="360"/>
+      </w:pPr>
+      <w:rPr>
+        <w:rFonts w:ascii="Wingdings" w:hAnsi="Wingdings" w:hint="default"/>
+      </w:rPr>
+    </w:lvl>
+    <w:lvl w:ilvl="3" w:tplc="FFFFFFFF" w:tentative="1">
+      <w:start w:val="1"/>
+      <w:numFmt w:val="bullet"/>
+      <w:lvlText w:val=""/>
+      <w:lvlJc w:val="left"/>
+      <w:pPr>
+        <w:ind w:left="3240" w:hanging="360"/>
+      </w:pPr>
+      <w:rPr>
+        <w:rFonts w:ascii="Symbol" w:hAnsi="Symbol" w:hint="default"/>
+      </w:rPr>
+    </w:lvl>
+    <w:lvl w:ilvl="4" w:tplc="FFFFFFFF" w:tentative="1">
+      <w:start w:val="1"/>
+      <w:numFmt w:val="bullet"/>
+      <w:lvlText w:val="o"/>
+      <w:lvlJc w:val="left"/>
+      <w:pPr>
+        <w:ind w:left="3960" w:hanging="360"/>
+      </w:pPr>
+      <w:rPr>
+        <w:rFonts w:ascii="Courier New" w:hAnsi="Courier New" w:cs="Courier New" w:hint="default"/>
+      </w:rPr>
+    </w:lvl>
+    <w:lvl w:ilvl="5" w:tplc="FFFFFFFF" w:tentative="1">
+      <w:start w:val="1"/>
+      <w:numFmt w:val="bullet"/>
+      <w:lvlText w:val=""/>
+      <w:lvlJc w:val="left"/>
+      <w:pPr>
+        <w:ind w:left="4680" w:hanging="360"/>
+      </w:pPr>
+      <w:rPr>
+        <w:rFonts w:ascii="Wingdings" w:hAnsi="Wingdings" w:hint="default"/>
+      </w:rPr>
+    </w:lvl>
+    <w:lvl w:ilvl="6" w:tplc="FFFFFFFF" w:tentative="1">
+      <w:start w:val="1"/>
+      <w:numFmt w:val="bullet"/>
+      <w:lvlText w:val=""/>
+      <w:lvlJc w:val="left"/>
+      <w:pPr>
+        <w:ind w:left="5400" w:hanging="360"/>
+      </w:pPr>
+      <w:rPr>
+        <w:rFonts w:ascii="Symbol" w:hAnsi="Symbol" w:hint="default"/>
+      </w:rPr>
+    </w:lvl>
+    <w:lvl w:ilvl="7" w:tplc="FFFFFFFF" w:tentative="1">
+      <w:start w:val="1"/>
+      <w:numFmt w:val="bullet"/>
+      <w:lvlText w:val="o"/>
+      <w:lvlJc w:val="left"/>
+      <w:pPr>
+        <w:ind w:left="6120" w:hanging="360"/>
+      </w:pPr>
+      <w:rPr>
+        <w:rFonts w:ascii="Courier New" w:hAnsi="Courier New" w:cs="Courier New" w:hint="default"/>
+      </w:rPr>
+    </w:lvl>
+    <w:lvl w:ilvl="8" w:tplc="FFFFFFFF" w:tentative="1">
+      <w:start w:val="1"/>
+      <w:numFmt w:val="bullet"/>
+      <w:lvlText w:val=""/>
+      <w:lvlJc w:val="left"/>
+      <w:pPr>
+        <w:ind w:left="6840" w:hanging="360"/>
+      </w:pPr>
+      <w:rPr>
+        <w:rFonts w:ascii="Wingdings" w:hAnsi="Wingdings" w:hint="default"/>
+      </w:rPr>
+    </w:lvl>
+  </w:abstractNum>
+  <w:abstractNum w:abstractNumId="36" w15:restartNumberingAfterBreak="0">
     <w:nsid w:val="59514AF5"/>
     <w:multiLevelType w:val="hybridMultilevel"/>
     <w:tmpl w:val="5FC233DE"/>
@@ -13353,7 +17259,7 @@
       </w:pPr>
     </w:lvl>
   </w:abstractNum>
-  <w:abstractNum w:abstractNumId="26" w15:restartNumberingAfterBreak="0">
+  <w:abstractNum w:abstractNumId="37" w15:restartNumberingAfterBreak="0">
     <w:nsid w:val="59D93114"/>
     <w:multiLevelType w:val="multilevel"/>
     <w:tmpl w:val="239ED33E"/>
@@ -13466,7 +17372,7 @@
       </w:rPr>
     </w:lvl>
   </w:abstractNum>
-  <w:abstractNum w:abstractNumId="27" w15:restartNumberingAfterBreak="0">
+  <w:abstractNum w:abstractNumId="38" w15:restartNumberingAfterBreak="0">
     <w:nsid w:val="5C032684"/>
     <w:multiLevelType w:val="hybridMultilevel"/>
     <w:tmpl w:val="B1941B94"/>
@@ -13552,7 +17458,346 @@
       </w:pPr>
     </w:lvl>
   </w:abstractNum>
-  <w:abstractNum w:abstractNumId="28" w15:restartNumberingAfterBreak="0">
+  <w:abstractNum w:abstractNumId="39" w15:restartNumberingAfterBreak="0">
+    <w:nsid w:val="5E733636"/>
+    <w:multiLevelType w:val="hybridMultilevel"/>
+    <w:tmpl w:val="CA861B42"/>
+    <w:lvl w:ilvl="0" w:tplc="0C0A0001">
+      <w:start w:val="1"/>
+      <w:numFmt w:val="bullet"/>
+      <w:lvlText w:val=""/>
+      <w:lvlJc w:val="left"/>
+      <w:pPr>
+        <w:ind w:left="1080" w:hanging="360"/>
+      </w:pPr>
+      <w:rPr>
+        <w:rFonts w:ascii="Symbol" w:hAnsi="Symbol" w:hint="default"/>
+      </w:rPr>
+    </w:lvl>
+    <w:lvl w:ilvl="1" w:tplc="0C0A0003" w:tentative="1">
+      <w:start w:val="1"/>
+      <w:numFmt w:val="bullet"/>
+      <w:lvlText w:val="o"/>
+      <w:lvlJc w:val="left"/>
+      <w:pPr>
+        <w:ind w:left="1800" w:hanging="360"/>
+      </w:pPr>
+      <w:rPr>
+        <w:rFonts w:ascii="Courier New" w:hAnsi="Courier New" w:cs="Courier New" w:hint="default"/>
+      </w:rPr>
+    </w:lvl>
+    <w:lvl w:ilvl="2" w:tplc="0C0A0005" w:tentative="1">
+      <w:start w:val="1"/>
+      <w:numFmt w:val="bullet"/>
+      <w:lvlText w:val=""/>
+      <w:lvlJc w:val="left"/>
+      <w:pPr>
+        <w:ind w:left="2520" w:hanging="360"/>
+      </w:pPr>
+      <w:rPr>
+        <w:rFonts w:ascii="Wingdings" w:hAnsi="Wingdings" w:hint="default"/>
+      </w:rPr>
+    </w:lvl>
+    <w:lvl w:ilvl="3" w:tplc="0C0A0001" w:tentative="1">
+      <w:start w:val="1"/>
+      <w:numFmt w:val="bullet"/>
+      <w:lvlText w:val=""/>
+      <w:lvlJc w:val="left"/>
+      <w:pPr>
+        <w:ind w:left="3240" w:hanging="360"/>
+      </w:pPr>
+      <w:rPr>
+        <w:rFonts w:ascii="Symbol" w:hAnsi="Symbol" w:hint="default"/>
+      </w:rPr>
+    </w:lvl>
+    <w:lvl w:ilvl="4" w:tplc="0C0A0003" w:tentative="1">
+      <w:start w:val="1"/>
+      <w:numFmt w:val="bullet"/>
+      <w:lvlText w:val="o"/>
+      <w:lvlJc w:val="left"/>
+      <w:pPr>
+        <w:ind w:left="3960" w:hanging="360"/>
+      </w:pPr>
+      <w:rPr>
+        <w:rFonts w:ascii="Courier New" w:hAnsi="Courier New" w:cs="Courier New" w:hint="default"/>
+      </w:rPr>
+    </w:lvl>
+    <w:lvl w:ilvl="5" w:tplc="0C0A0005" w:tentative="1">
+      <w:start w:val="1"/>
+      <w:numFmt w:val="bullet"/>
+      <w:lvlText w:val=""/>
+      <w:lvlJc w:val="left"/>
+      <w:pPr>
+        <w:ind w:left="4680" w:hanging="360"/>
+      </w:pPr>
+      <w:rPr>
+        <w:rFonts w:ascii="Wingdings" w:hAnsi="Wingdings" w:hint="default"/>
+      </w:rPr>
+    </w:lvl>
+    <w:lvl w:ilvl="6" w:tplc="0C0A0001" w:tentative="1">
+      <w:start w:val="1"/>
+      <w:numFmt w:val="bullet"/>
+      <w:lvlText w:val=""/>
+      <w:lvlJc w:val="left"/>
+      <w:pPr>
+        <w:ind w:left="5400" w:hanging="360"/>
+      </w:pPr>
+      <w:rPr>
+        <w:rFonts w:ascii="Symbol" w:hAnsi="Symbol" w:hint="default"/>
+      </w:rPr>
+    </w:lvl>
+    <w:lvl w:ilvl="7" w:tplc="0C0A0003" w:tentative="1">
+      <w:start w:val="1"/>
+      <w:numFmt w:val="bullet"/>
+      <w:lvlText w:val="o"/>
+      <w:lvlJc w:val="left"/>
+      <w:pPr>
+        <w:ind w:left="6120" w:hanging="360"/>
+      </w:pPr>
+      <w:rPr>
+        <w:rFonts w:ascii="Courier New" w:hAnsi="Courier New" w:cs="Courier New" w:hint="default"/>
+      </w:rPr>
+    </w:lvl>
+    <w:lvl w:ilvl="8" w:tplc="0C0A0005" w:tentative="1">
+      <w:start w:val="1"/>
+      <w:numFmt w:val="bullet"/>
+      <w:lvlText w:val=""/>
+      <w:lvlJc w:val="left"/>
+      <w:pPr>
+        <w:ind w:left="6840" w:hanging="360"/>
+      </w:pPr>
+      <w:rPr>
+        <w:rFonts w:ascii="Wingdings" w:hAnsi="Wingdings" w:hint="default"/>
+      </w:rPr>
+    </w:lvl>
+  </w:abstractNum>
+  <w:abstractNum w:abstractNumId="40" w15:restartNumberingAfterBreak="0">
+    <w:nsid w:val="5EBD51B2"/>
+    <w:multiLevelType w:val="hybridMultilevel"/>
+    <w:tmpl w:val="DC068070"/>
+    <w:lvl w:ilvl="0" w:tplc="0C0A0001">
+      <w:start w:val="1"/>
+      <w:numFmt w:val="bullet"/>
+      <w:lvlText w:val=""/>
+      <w:lvlJc w:val="left"/>
+      <w:pPr>
+        <w:ind w:left="3600" w:hanging="360"/>
+      </w:pPr>
+      <w:rPr>
+        <w:rFonts w:ascii="Symbol" w:hAnsi="Symbol" w:hint="default"/>
+      </w:rPr>
+    </w:lvl>
+    <w:lvl w:ilvl="1" w:tplc="0C0A0003" w:tentative="1">
+      <w:start w:val="1"/>
+      <w:numFmt w:val="bullet"/>
+      <w:lvlText w:val="o"/>
+      <w:lvlJc w:val="left"/>
+      <w:pPr>
+        <w:ind w:left="4320" w:hanging="360"/>
+      </w:pPr>
+      <w:rPr>
+        <w:rFonts w:ascii="Courier New" w:hAnsi="Courier New" w:cs="Courier New" w:hint="default"/>
+      </w:rPr>
+    </w:lvl>
+    <w:lvl w:ilvl="2" w:tplc="0C0A0005" w:tentative="1">
+      <w:start w:val="1"/>
+      <w:numFmt w:val="bullet"/>
+      <w:lvlText w:val=""/>
+      <w:lvlJc w:val="left"/>
+      <w:pPr>
+        <w:ind w:left="5040" w:hanging="360"/>
+      </w:pPr>
+      <w:rPr>
+        <w:rFonts w:ascii="Wingdings" w:hAnsi="Wingdings" w:hint="default"/>
+      </w:rPr>
+    </w:lvl>
+    <w:lvl w:ilvl="3" w:tplc="0C0A0001" w:tentative="1">
+      <w:start w:val="1"/>
+      <w:numFmt w:val="bullet"/>
+      <w:lvlText w:val=""/>
+      <w:lvlJc w:val="left"/>
+      <w:pPr>
+        <w:ind w:left="5760" w:hanging="360"/>
+      </w:pPr>
+      <w:rPr>
+        <w:rFonts w:ascii="Symbol" w:hAnsi="Symbol" w:hint="default"/>
+      </w:rPr>
+    </w:lvl>
+    <w:lvl w:ilvl="4" w:tplc="0C0A0003" w:tentative="1">
+      <w:start w:val="1"/>
+      <w:numFmt w:val="bullet"/>
+      <w:lvlText w:val="o"/>
+      <w:lvlJc w:val="left"/>
+      <w:pPr>
+        <w:ind w:left="6480" w:hanging="360"/>
+      </w:pPr>
+      <w:rPr>
+        <w:rFonts w:ascii="Courier New" w:hAnsi="Courier New" w:cs="Courier New" w:hint="default"/>
+      </w:rPr>
+    </w:lvl>
+    <w:lvl w:ilvl="5" w:tplc="0C0A0005" w:tentative="1">
+      <w:start w:val="1"/>
+      <w:numFmt w:val="bullet"/>
+      <w:lvlText w:val=""/>
+      <w:lvlJc w:val="left"/>
+      <w:pPr>
+        <w:ind w:left="7200" w:hanging="360"/>
+      </w:pPr>
+      <w:rPr>
+        <w:rFonts w:ascii="Wingdings" w:hAnsi="Wingdings" w:hint="default"/>
+      </w:rPr>
+    </w:lvl>
+    <w:lvl w:ilvl="6" w:tplc="0C0A0001" w:tentative="1">
+      <w:start w:val="1"/>
+      <w:numFmt w:val="bullet"/>
+      <w:lvlText w:val=""/>
+      <w:lvlJc w:val="left"/>
+      <w:pPr>
+        <w:ind w:left="7920" w:hanging="360"/>
+      </w:pPr>
+      <w:rPr>
+        <w:rFonts w:ascii="Symbol" w:hAnsi="Symbol" w:hint="default"/>
+      </w:rPr>
+    </w:lvl>
+    <w:lvl w:ilvl="7" w:tplc="0C0A0003" w:tentative="1">
+      <w:start w:val="1"/>
+      <w:numFmt w:val="bullet"/>
+      <w:lvlText w:val="o"/>
+      <w:lvlJc w:val="left"/>
+      <w:pPr>
+        <w:ind w:left="8640" w:hanging="360"/>
+      </w:pPr>
+      <w:rPr>
+        <w:rFonts w:ascii="Courier New" w:hAnsi="Courier New" w:cs="Courier New" w:hint="default"/>
+      </w:rPr>
+    </w:lvl>
+    <w:lvl w:ilvl="8" w:tplc="0C0A0005" w:tentative="1">
+      <w:start w:val="1"/>
+      <w:numFmt w:val="bullet"/>
+      <w:lvlText w:val=""/>
+      <w:lvlJc w:val="left"/>
+      <w:pPr>
+        <w:ind w:left="9360" w:hanging="360"/>
+      </w:pPr>
+      <w:rPr>
+        <w:rFonts w:ascii="Wingdings" w:hAnsi="Wingdings" w:hint="default"/>
+      </w:rPr>
+    </w:lvl>
+  </w:abstractNum>
+  <w:abstractNum w:abstractNumId="41" w15:restartNumberingAfterBreak="0">
+    <w:nsid w:val="637C4692"/>
+    <w:multiLevelType w:val="hybridMultilevel"/>
+    <w:tmpl w:val="9B94FF30"/>
+    <w:lvl w:ilvl="0" w:tplc="0C0A0001">
+      <w:start w:val="1"/>
+      <w:numFmt w:val="bullet"/>
+      <w:lvlText w:val=""/>
+      <w:lvlJc w:val="left"/>
+      <w:pPr>
+        <w:ind w:left="1080" w:hanging="360"/>
+      </w:pPr>
+      <w:rPr>
+        <w:rFonts w:ascii="Symbol" w:hAnsi="Symbol" w:hint="default"/>
+      </w:rPr>
+    </w:lvl>
+    <w:lvl w:ilvl="1" w:tplc="FFFFFFFF" w:tentative="1">
+      <w:start w:val="1"/>
+      <w:numFmt w:val="bullet"/>
+      <w:lvlText w:val="o"/>
+      <w:lvlJc w:val="left"/>
+      <w:pPr>
+        <w:ind w:left="1800" w:hanging="360"/>
+      </w:pPr>
+      <w:rPr>
+        <w:rFonts w:ascii="Courier New" w:hAnsi="Courier New" w:cs="Courier New" w:hint="default"/>
+      </w:rPr>
+    </w:lvl>
+    <w:lvl w:ilvl="2" w:tplc="FFFFFFFF" w:tentative="1">
+      <w:start w:val="1"/>
+      <w:numFmt w:val="bullet"/>
+      <w:lvlText w:val=""/>
+      <w:lvlJc w:val="left"/>
+      <w:pPr>
+        <w:ind w:left="2520" w:hanging="360"/>
+      </w:pPr>
+      <w:rPr>
+        <w:rFonts w:ascii="Wingdings" w:hAnsi="Wingdings" w:hint="default"/>
+      </w:rPr>
+    </w:lvl>
+    <w:lvl w:ilvl="3" w:tplc="FFFFFFFF" w:tentative="1">
+      <w:start w:val="1"/>
+      <w:numFmt w:val="bullet"/>
+      <w:lvlText w:val=""/>
+      <w:lvlJc w:val="left"/>
+      <w:pPr>
+        <w:ind w:left="3240" w:hanging="360"/>
+      </w:pPr>
+      <w:rPr>
+        <w:rFonts w:ascii="Symbol" w:hAnsi="Symbol" w:hint="default"/>
+      </w:rPr>
+    </w:lvl>
+    <w:lvl w:ilvl="4" w:tplc="FFFFFFFF" w:tentative="1">
+      <w:start w:val="1"/>
+      <w:numFmt w:val="bullet"/>
+      <w:lvlText w:val="o"/>
+      <w:lvlJc w:val="left"/>
+      <w:pPr>
+        <w:ind w:left="3960" w:hanging="360"/>
+      </w:pPr>
+      <w:rPr>
+        <w:rFonts w:ascii="Courier New" w:hAnsi="Courier New" w:cs="Courier New" w:hint="default"/>
+      </w:rPr>
+    </w:lvl>
+    <w:lvl w:ilvl="5" w:tplc="FFFFFFFF" w:tentative="1">
+      <w:start w:val="1"/>
+      <w:numFmt w:val="bullet"/>
+      <w:lvlText w:val=""/>
+      <w:lvlJc w:val="left"/>
+      <w:pPr>
+        <w:ind w:left="4680" w:hanging="360"/>
+      </w:pPr>
+      <w:rPr>
+        <w:rFonts w:ascii="Wingdings" w:hAnsi="Wingdings" w:hint="default"/>
+      </w:rPr>
+    </w:lvl>
+    <w:lvl w:ilvl="6" w:tplc="FFFFFFFF" w:tentative="1">
+      <w:start w:val="1"/>
+      <w:numFmt w:val="bullet"/>
+      <w:lvlText w:val=""/>
+      <w:lvlJc w:val="left"/>
+      <w:pPr>
+        <w:ind w:left="5400" w:hanging="360"/>
+      </w:pPr>
+      <w:rPr>
+        <w:rFonts w:ascii="Symbol" w:hAnsi="Symbol" w:hint="default"/>
+      </w:rPr>
+    </w:lvl>
+    <w:lvl w:ilvl="7" w:tplc="FFFFFFFF" w:tentative="1">
+      <w:start w:val="1"/>
+      <w:numFmt w:val="bullet"/>
+      <w:lvlText w:val="o"/>
+      <w:lvlJc w:val="left"/>
+      <w:pPr>
+        <w:ind w:left="6120" w:hanging="360"/>
+      </w:pPr>
+      <w:rPr>
+        <w:rFonts w:ascii="Courier New" w:hAnsi="Courier New" w:cs="Courier New" w:hint="default"/>
+      </w:rPr>
+    </w:lvl>
+    <w:lvl w:ilvl="8" w:tplc="FFFFFFFF" w:tentative="1">
+      <w:start w:val="1"/>
+      <w:numFmt w:val="bullet"/>
+      <w:lvlText w:val=""/>
+      <w:lvlJc w:val="left"/>
+      <w:pPr>
+        <w:ind w:left="6840" w:hanging="360"/>
+      </w:pPr>
+      <w:rPr>
+        <w:rFonts w:ascii="Wingdings" w:hAnsi="Wingdings" w:hint="default"/>
+      </w:rPr>
+    </w:lvl>
+  </w:abstractNum>
+  <w:abstractNum w:abstractNumId="42" w15:restartNumberingAfterBreak="0">
     <w:nsid w:val="63D073A1"/>
     <w:multiLevelType w:val="hybridMultilevel"/>
     <w:tmpl w:val="79FC2B9E"/>
@@ -13638,10 +17883,10 @@
       </w:pPr>
     </w:lvl>
   </w:abstractNum>
-  <w:abstractNum w:abstractNumId="29" w15:restartNumberingAfterBreak="0">
+  <w:abstractNum w:abstractNumId="43" w15:restartNumberingAfterBreak="0">
     <w:nsid w:val="65244FBC"/>
     <w:multiLevelType w:val="hybridMultilevel"/>
-    <w:tmpl w:val="2F425336"/>
+    <w:tmpl w:val="DC0419A6"/>
     <w:lvl w:ilvl="0" w:tplc="B4280ECE">
       <w:start w:val="6"/>
       <w:numFmt w:val="decimal"/>
@@ -13727,7 +17972,120 @@
       </w:pPr>
     </w:lvl>
   </w:abstractNum>
-  <w:abstractNum w:abstractNumId="30" w15:restartNumberingAfterBreak="0">
+  <w:abstractNum w:abstractNumId="44" w15:restartNumberingAfterBreak="0">
+    <w:nsid w:val="68892366"/>
+    <w:multiLevelType w:val="hybridMultilevel"/>
+    <w:tmpl w:val="681EC0FC"/>
+    <w:lvl w:ilvl="0" w:tplc="0C0A0001">
+      <w:start w:val="1"/>
+      <w:numFmt w:val="bullet"/>
+      <w:lvlText w:val=""/>
+      <w:lvlJc w:val="left"/>
+      <w:pPr>
+        <w:ind w:left="720" w:hanging="360"/>
+      </w:pPr>
+      <w:rPr>
+        <w:rFonts w:ascii="Symbol" w:hAnsi="Symbol" w:hint="default"/>
+      </w:rPr>
+    </w:lvl>
+    <w:lvl w:ilvl="1" w:tplc="0C0A0003" w:tentative="1">
+      <w:start w:val="1"/>
+      <w:numFmt w:val="bullet"/>
+      <w:lvlText w:val="o"/>
+      <w:lvlJc w:val="left"/>
+      <w:pPr>
+        <w:ind w:left="1440" w:hanging="360"/>
+      </w:pPr>
+      <w:rPr>
+        <w:rFonts w:ascii="Courier New" w:hAnsi="Courier New" w:cs="Courier New" w:hint="default"/>
+      </w:rPr>
+    </w:lvl>
+    <w:lvl w:ilvl="2" w:tplc="0C0A0005" w:tentative="1">
+      <w:start w:val="1"/>
+      <w:numFmt w:val="bullet"/>
+      <w:lvlText w:val=""/>
+      <w:lvlJc w:val="left"/>
+      <w:pPr>
+        <w:ind w:left="2160" w:hanging="360"/>
+      </w:pPr>
+      <w:rPr>
+        <w:rFonts w:ascii="Wingdings" w:hAnsi="Wingdings" w:hint="default"/>
+      </w:rPr>
+    </w:lvl>
+    <w:lvl w:ilvl="3" w:tplc="0C0A0001" w:tentative="1">
+      <w:start w:val="1"/>
+      <w:numFmt w:val="bullet"/>
+      <w:lvlText w:val=""/>
+      <w:lvlJc w:val="left"/>
+      <w:pPr>
+        <w:ind w:left="2880" w:hanging="360"/>
+      </w:pPr>
+      <w:rPr>
+        <w:rFonts w:ascii="Symbol" w:hAnsi="Symbol" w:hint="default"/>
+      </w:rPr>
+    </w:lvl>
+    <w:lvl w:ilvl="4" w:tplc="0C0A0003" w:tentative="1">
+      <w:start w:val="1"/>
+      <w:numFmt w:val="bullet"/>
+      <w:lvlText w:val="o"/>
+      <w:lvlJc w:val="left"/>
+      <w:pPr>
+        <w:ind w:left="3600" w:hanging="360"/>
+      </w:pPr>
+      <w:rPr>
+        <w:rFonts w:ascii="Courier New" w:hAnsi="Courier New" w:cs="Courier New" w:hint="default"/>
+      </w:rPr>
+    </w:lvl>
+    <w:lvl w:ilvl="5" w:tplc="0C0A0005" w:tentative="1">
+      <w:start w:val="1"/>
+      <w:numFmt w:val="bullet"/>
+      <w:lvlText w:val=""/>
+      <w:lvlJc w:val="left"/>
+      <w:pPr>
+        <w:ind w:left="4320" w:hanging="360"/>
+      </w:pPr>
+      <w:rPr>
+        <w:rFonts w:ascii="Wingdings" w:hAnsi="Wingdings" w:hint="default"/>
+      </w:rPr>
+    </w:lvl>
+    <w:lvl w:ilvl="6" w:tplc="0C0A0001" w:tentative="1">
+      <w:start w:val="1"/>
+      <w:numFmt w:val="bullet"/>
+      <w:lvlText w:val=""/>
+      <w:lvlJc w:val="left"/>
+      <w:pPr>
+        <w:ind w:left="5040" w:hanging="360"/>
+      </w:pPr>
+      <w:rPr>
+        <w:rFonts w:ascii="Symbol" w:hAnsi="Symbol" w:hint="default"/>
+      </w:rPr>
+    </w:lvl>
+    <w:lvl w:ilvl="7" w:tplc="0C0A0003" w:tentative="1">
+      <w:start w:val="1"/>
+      <w:numFmt w:val="bullet"/>
+      <w:lvlText w:val="o"/>
+      <w:lvlJc w:val="left"/>
+      <w:pPr>
+        <w:ind w:left="5760" w:hanging="360"/>
+      </w:pPr>
+      <w:rPr>
+        <w:rFonts w:ascii="Courier New" w:hAnsi="Courier New" w:cs="Courier New" w:hint="default"/>
+      </w:rPr>
+    </w:lvl>
+    <w:lvl w:ilvl="8" w:tplc="0C0A0005" w:tentative="1">
+      <w:start w:val="1"/>
+      <w:numFmt w:val="bullet"/>
+      <w:lvlText w:val=""/>
+      <w:lvlJc w:val="left"/>
+      <w:pPr>
+        <w:ind w:left="6480" w:hanging="360"/>
+      </w:pPr>
+      <w:rPr>
+        <w:rFonts w:ascii="Wingdings" w:hAnsi="Wingdings" w:hint="default"/>
+      </w:rPr>
+    </w:lvl>
+  </w:abstractNum>
+  <w:abstractNum w:abstractNumId="45" w15:restartNumberingAfterBreak="0">
     <w:nsid w:val="6BA97EB3"/>
     <w:multiLevelType w:val="hybridMultilevel"/>
     <w:tmpl w:val="C4B61650"/>
@@ -13813,7 +18171,7 @@
       </w:pPr>
     </w:lvl>
   </w:abstractNum>
-  <w:abstractNum w:abstractNumId="31" w15:restartNumberingAfterBreak="0">
+  <w:abstractNum w:abstractNumId="46" w15:restartNumberingAfterBreak="0">
     <w:nsid w:val="6C2A58C7"/>
     <w:multiLevelType w:val="multilevel"/>
     <w:tmpl w:val="08D42AF6"/>
@@ -13926,7 +18284,120 @@
       </w:rPr>
     </w:lvl>
   </w:abstractNum>
-  <w:abstractNum w:abstractNumId="32" w15:restartNumberingAfterBreak="0">
+  <w:abstractNum w:abstractNumId="47" w15:restartNumberingAfterBreak="0">
+    <w:nsid w:val="6E394EDE"/>
+    <w:multiLevelType w:val="hybridMultilevel"/>
+    <w:tmpl w:val="DCE620DC"/>
+    <w:lvl w:ilvl="0" w:tplc="0C0A0001">
+      <w:start w:val="1"/>
+      <w:numFmt w:val="bullet"/>
+      <w:lvlText w:val=""/>
+      <w:lvlJc w:val="left"/>
+      <w:pPr>
+        <w:ind w:left="720" w:hanging="360"/>
+      </w:pPr>
+      <w:rPr>
+        <w:rFonts w:ascii="Symbol" w:hAnsi="Symbol" w:hint="default"/>
+      </w:rPr>
+    </w:lvl>
+    <w:lvl w:ilvl="1" w:tplc="0C0A0003" w:tentative="1">
+      <w:start w:val="1"/>
+      <w:numFmt w:val="bullet"/>
+      <w:lvlText w:val="o"/>
+      <w:lvlJc w:val="left"/>
+      <w:pPr>
+        <w:ind w:left="1440" w:hanging="360"/>
+      </w:pPr>
+      <w:rPr>
+        <w:rFonts w:ascii="Courier New" w:hAnsi="Courier New" w:cs="Courier New" w:hint="default"/>
+      </w:rPr>
+    </w:lvl>
+    <w:lvl w:ilvl="2" w:tplc="0C0A0005" w:tentative="1">
+      <w:start w:val="1"/>
+      <w:numFmt w:val="bullet"/>
+      <w:lvlText w:val=""/>
+      <w:lvlJc w:val="left"/>
+      <w:pPr>
+        <w:ind w:left="2160" w:hanging="360"/>
+      </w:pPr>
+      <w:rPr>
+        <w:rFonts w:ascii="Wingdings" w:hAnsi="Wingdings" w:hint="default"/>
+      </w:rPr>
+    </w:lvl>
+    <w:lvl w:ilvl="3" w:tplc="0C0A0001" w:tentative="1">
+      <w:start w:val="1"/>
+      <w:numFmt w:val="bullet"/>
+      <w:lvlText w:val=""/>
+      <w:lvlJc w:val="left"/>
+      <w:pPr>
+        <w:ind w:left="2880" w:hanging="360"/>
+      </w:pPr>
+      <w:rPr>
+        <w:rFonts w:ascii="Symbol" w:hAnsi="Symbol" w:hint="default"/>
+      </w:rPr>
+    </w:lvl>
+    <w:lvl w:ilvl="4" w:tplc="0C0A0003" w:tentative="1">
+      <w:start w:val="1"/>
+      <w:numFmt w:val="bullet"/>
+      <w:lvlText w:val="o"/>
+      <w:lvlJc w:val="left"/>
+      <w:pPr>
+        <w:ind w:left="3600" w:hanging="360"/>
+      </w:pPr>
+      <w:rPr>
+        <w:rFonts w:ascii="Courier New" w:hAnsi="Courier New" w:cs="Courier New" w:hint="default"/>
+      </w:rPr>
+    </w:lvl>
+    <w:lvl w:ilvl="5" w:tplc="0C0A0005" w:tentative="1">
+      <w:start w:val="1"/>
+      <w:numFmt w:val="bullet"/>
+      <w:lvlText w:val=""/>
+      <w:lvlJc w:val="left"/>
+      <w:pPr>
+        <w:ind w:left="4320" w:hanging="360"/>
+      </w:pPr>
+      <w:rPr>
+        <w:rFonts w:ascii="Wingdings" w:hAnsi="Wingdings" w:hint="default"/>
+      </w:rPr>
+    </w:lvl>
+    <w:lvl w:ilvl="6" w:tplc="0C0A0001" w:tentative="1">
+      <w:start w:val="1"/>
+      <w:numFmt w:val="bullet"/>
+      <w:lvlText w:val=""/>
+      <w:lvlJc w:val="left"/>
+      <w:pPr>
+        <w:ind w:left="5040" w:hanging="360"/>
+      </w:pPr>
+      <w:rPr>
+        <w:rFonts w:ascii="Symbol" w:hAnsi="Symbol" w:hint="default"/>
+      </w:rPr>
+    </w:lvl>
+    <w:lvl w:ilvl="7" w:tplc="0C0A0003" w:tentative="1">
+      <w:start w:val="1"/>
+      <w:numFmt w:val="bullet"/>
+      <w:lvlText w:val="o"/>
+      <w:lvlJc w:val="left"/>
+      <w:pPr>
+        <w:ind w:left="5760" w:hanging="360"/>
+      </w:pPr>
+      <w:rPr>
+        <w:rFonts w:ascii="Courier New" w:hAnsi="Courier New" w:cs="Courier New" w:hint="default"/>
+      </w:rPr>
+    </w:lvl>
+    <w:lvl w:ilvl="8" w:tplc="0C0A0005" w:tentative="1">
+      <w:start w:val="1"/>
+      <w:numFmt w:val="bullet"/>
+      <w:lvlText w:val=""/>
+      <w:lvlJc w:val="left"/>
+      <w:pPr>
+        <w:ind w:left="6480" w:hanging="360"/>
+      </w:pPr>
+      <w:rPr>
+        <w:rFonts w:ascii="Wingdings" w:hAnsi="Wingdings" w:hint="default"/>
+      </w:rPr>
+    </w:lvl>
+  </w:abstractNum>
+  <w:abstractNum w:abstractNumId="48" w15:restartNumberingAfterBreak="0">
     <w:nsid w:val="6EFB53CC"/>
     <w:multiLevelType w:val="hybridMultilevel"/>
     <w:tmpl w:val="8614321A"/>
@@ -14012,7 +18483,7 @@
       </w:pPr>
     </w:lvl>
   </w:abstractNum>
-  <w:abstractNum w:abstractNumId="33" w15:restartNumberingAfterBreak="0">
+  <w:abstractNum w:abstractNumId="49" w15:restartNumberingAfterBreak="0">
     <w:nsid w:val="71410FF4"/>
     <w:multiLevelType w:val="hybridMultilevel"/>
     <w:tmpl w:val="5B9610CA"/>
@@ -14125,7 +18596,93 @@
       </w:rPr>
     </w:lvl>
   </w:abstractNum>
-  <w:abstractNum w:abstractNumId="34" w15:restartNumberingAfterBreak="0">
+  <w:abstractNum w:abstractNumId="50" w15:restartNumberingAfterBreak="0">
+    <w:nsid w:val="721A3162"/>
+    <w:multiLevelType w:val="hybridMultilevel"/>
+    <w:tmpl w:val="C2C6A98C"/>
+    <w:lvl w:ilvl="0" w:tplc="0C0A000F">
+      <w:start w:val="1"/>
+      <w:numFmt w:val="decimal"/>
+      <w:lvlText w:val="%1."/>
+      <w:lvlJc w:val="left"/>
+      <w:pPr>
+        <w:ind w:left="720" w:hanging="360"/>
+      </w:pPr>
+    </w:lvl>
+    <w:lvl w:ilvl="1" w:tplc="0C0A0019" w:tentative="1">
+      <w:start w:val="1"/>
+      <w:numFmt w:val="lowerLetter"/>
+      <w:lvlText w:val="%2."/>
+      <w:lvlJc w:val="left"/>
+      <w:pPr>
+        <w:ind w:left="1440" w:hanging="360"/>
+      </w:pPr>
+    </w:lvl>
+    <w:lvl w:ilvl="2" w:tplc="0C0A001B" w:tentative="1">
+      <w:start w:val="1"/>
+      <w:numFmt w:val="lowerRoman"/>
+      <w:lvlText w:val="%3."/>
+      <w:lvlJc w:val="right"/>
+      <w:pPr>
+        <w:ind w:left="2160" w:hanging="180"/>
+      </w:pPr>
+    </w:lvl>
+    <w:lvl w:ilvl="3" w:tplc="0C0A000F" w:tentative="1">
+      <w:start w:val="1"/>
+      <w:numFmt w:val="decimal"/>
+      <w:lvlText w:val="%4."/>
+      <w:lvlJc w:val="left"/>
+      <w:pPr>
+        <w:ind w:left="2880" w:hanging="360"/>
+      </w:pPr>
+    </w:lvl>
+    <w:lvl w:ilvl="4" w:tplc="0C0A0019" w:tentative="1">
+      <w:start w:val="1"/>
+      <w:numFmt w:val="lowerLetter"/>
+      <w:lvlText w:val="%5."/>
+      <w:lvlJc w:val="left"/>
+      <w:pPr>
+        <w:ind w:left="3600" w:hanging="360"/>
+      </w:pPr>
+    </w:lvl>
+    <w:lvl w:ilvl="5" w:tplc="0C0A001B" w:tentative="1">
+      <w:start w:val="1"/>
+      <w:numFmt w:val="lowerRoman"/>
+      <w:lvlText w:val="%6."/>
+      <w:lvlJc w:val="right"/>
+      <w:pPr>
+        <w:ind w:left="4320" w:hanging="180"/>
+      </w:pPr>
+    </w:lvl>
+    <w:lvl w:ilvl="6" w:tplc="0C0A000F" w:tentative="1">
+      <w:start w:val="1"/>
+      <w:numFmt w:val="decimal"/>
+      <w:lvlText w:val="%7."/>
+      <w:lvlJc w:val="left"/>
+      <w:pPr>
+        <w:ind w:left="5040" w:hanging="360"/>
+      </w:pPr>
+    </w:lvl>
+    <w:lvl w:ilvl="7" w:tplc="0C0A0019" w:tentative="1">
+      <w:start w:val="1"/>
+      <w:numFmt w:val="lowerLetter"/>
+      <w:lvlText w:val="%8."/>
+      <w:lvlJc w:val="left"/>
+      <w:pPr>
+        <w:ind w:left="5760" w:hanging="360"/>
+      </w:pPr>
+    </w:lvl>
+    <w:lvl w:ilvl="8" w:tplc="0C0A001B" w:tentative="1">
+      <w:start w:val="1"/>
+      <w:numFmt w:val="lowerRoman"/>
+      <w:lvlText w:val="%9."/>
+      <w:lvlJc w:val="right"/>
+      <w:pPr>
+        <w:ind w:left="6480" w:hanging="180"/>
+      </w:pPr>
+    </w:lvl>
+  </w:abstractNum>
+  <w:abstractNum w:abstractNumId="51" w15:restartNumberingAfterBreak="0">
     <w:nsid w:val="7403684D"/>
     <w:multiLevelType w:val="multilevel"/>
     <w:tmpl w:val="72DE3258"/>
@@ -14211,7 +18768,120 @@
       </w:pPr>
     </w:lvl>
   </w:abstractNum>
-  <w:abstractNum w:abstractNumId="35" w15:restartNumberingAfterBreak="0">
+  <w:abstractNum w:abstractNumId="52" w15:restartNumberingAfterBreak="0">
+    <w:nsid w:val="7A4C0CE8"/>
+    <w:multiLevelType w:val="hybridMultilevel"/>
+    <w:tmpl w:val="83609D6C"/>
+    <w:lvl w:ilvl="0" w:tplc="0C0A0001">
+      <w:start w:val="1"/>
+      <w:numFmt w:val="bullet"/>
+      <w:lvlText w:val=""/>
+      <w:lvlJc w:val="left"/>
+      <w:pPr>
+        <w:ind w:left="720" w:hanging="360"/>
+      </w:pPr>
+      <w:rPr>
+        <w:rFonts w:ascii="Symbol" w:hAnsi="Symbol" w:hint="default"/>
+      </w:rPr>
+    </w:lvl>
+    <w:lvl w:ilvl="1" w:tplc="0C0A0003" w:tentative="1">
+      <w:start w:val="1"/>
+      <w:numFmt w:val="bullet"/>
+      <w:lvlText w:val="o"/>
+      <w:lvlJc w:val="left"/>
+      <w:pPr>
+        <w:ind w:left="1440" w:hanging="360"/>
+      </w:pPr>
+      <w:rPr>
+        <w:rFonts w:ascii="Courier New" w:hAnsi="Courier New" w:cs="Courier New" w:hint="default"/>
+      </w:rPr>
+    </w:lvl>
+    <w:lvl w:ilvl="2" w:tplc="0C0A0005" w:tentative="1">
+      <w:start w:val="1"/>
+      <w:numFmt w:val="bullet"/>
+      <w:lvlText w:val=""/>
+      <w:lvlJc w:val="left"/>
+      <w:pPr>
+        <w:ind w:left="2160" w:hanging="360"/>
+      </w:pPr>
+      <w:rPr>
+        <w:rFonts w:ascii="Wingdings" w:hAnsi="Wingdings" w:hint="default"/>
+      </w:rPr>
+    </w:lvl>
+    <w:lvl w:ilvl="3" w:tplc="0C0A0001" w:tentative="1">
+      <w:start w:val="1"/>
+      <w:numFmt w:val="bullet"/>
+      <w:lvlText w:val=""/>
+      <w:lvlJc w:val="left"/>
+      <w:pPr>
+        <w:ind w:left="2880" w:hanging="360"/>
+      </w:pPr>
+      <w:rPr>
+        <w:rFonts w:ascii="Symbol" w:hAnsi="Symbol" w:hint="default"/>
+      </w:rPr>
+    </w:lvl>
+    <w:lvl w:ilvl="4" w:tplc="0C0A0003" w:tentative="1">
+      <w:start w:val="1"/>
+      <w:numFmt w:val="bullet"/>
+      <w:lvlText w:val="o"/>
+      <w:lvlJc w:val="left"/>
+      <w:pPr>
+        <w:ind w:left="3600" w:hanging="360"/>
+      </w:pPr>
+      <w:rPr>
+        <w:rFonts w:ascii="Courier New" w:hAnsi="Courier New" w:cs="Courier New" w:hint="default"/>
+      </w:rPr>
+    </w:lvl>
+    <w:lvl w:ilvl="5" w:tplc="0C0A0005" w:tentative="1">
+      <w:start w:val="1"/>
+      <w:numFmt w:val="bullet"/>
+      <w:lvlText w:val=""/>
+      <w:lvlJc w:val="left"/>
+      <w:pPr>
+        <w:ind w:left="4320" w:hanging="360"/>
+      </w:pPr>
+      <w:rPr>
+        <w:rFonts w:ascii="Wingdings" w:hAnsi="Wingdings" w:hint="default"/>
+      </w:rPr>
+    </w:lvl>
+    <w:lvl w:ilvl="6" w:tplc="0C0A0001" w:tentative="1">
+      <w:start w:val="1"/>
+      <w:numFmt w:val="bullet"/>
+      <w:lvlText w:val=""/>
+      <w:lvlJc w:val="left"/>
+      <w:pPr>
+        <w:ind w:left="5040" w:hanging="360"/>
+      </w:pPr>
+      <w:rPr>
+        <w:rFonts w:ascii="Symbol" w:hAnsi="Symbol" w:hint="default"/>
+      </w:rPr>
+    </w:lvl>
+    <w:lvl w:ilvl="7" w:tplc="0C0A0003" w:tentative="1">
+      <w:start w:val="1"/>
+      <w:numFmt w:val="bullet"/>
+      <w:lvlText w:val="o"/>
+      <w:lvlJc w:val="left"/>
+      <w:pPr>
+        <w:ind w:left="5760" w:hanging="360"/>
+      </w:pPr>
+      <w:rPr>
+        <w:rFonts w:ascii="Courier New" w:hAnsi="Courier New" w:cs="Courier New" w:hint="default"/>
+      </w:rPr>
+    </w:lvl>
+    <w:lvl w:ilvl="8" w:tplc="0C0A0005" w:tentative="1">
+      <w:start w:val="1"/>
+      <w:numFmt w:val="bullet"/>
+      <w:lvlText w:val=""/>
+      <w:lvlJc w:val="left"/>
+      <w:pPr>
+        <w:ind w:left="6480" w:hanging="360"/>
+      </w:pPr>
+      <w:rPr>
+        <w:rFonts w:ascii="Wingdings" w:hAnsi="Wingdings" w:hint="default"/>
+      </w:rPr>
+    </w:lvl>
+  </w:abstractNum>
+  <w:abstractNum w:abstractNumId="53" w15:restartNumberingAfterBreak="0">
     <w:nsid w:val="7B856D64"/>
     <w:multiLevelType w:val="hybridMultilevel"/>
     <w:tmpl w:val="B2D8803E"/>
@@ -14324,7 +18994,7 @@
       </w:rPr>
     </w:lvl>
   </w:abstractNum>
-  <w:abstractNum w:abstractNumId="36" w15:restartNumberingAfterBreak="0">
+  <w:abstractNum w:abstractNumId="54" w15:restartNumberingAfterBreak="0">
     <w:nsid w:val="7E782316"/>
     <w:multiLevelType w:val="hybridMultilevel"/>
     <w:tmpl w:val="64F6CCBC"/>
@@ -14411,37 +19081,37 @@
     </w:lvl>
   </w:abstractNum>
   <w:num w:numId="1" w16cid:durableId="1808430329">
-    <w:abstractNumId w:val="7"/>
+    <w:abstractNumId w:val="11"/>
   </w:num>
   <w:num w:numId="2" w16cid:durableId="525365372">
-    <w:abstractNumId w:val="24"/>
+    <w:abstractNumId w:val="34"/>
   </w:num>
   <w:num w:numId="3" w16cid:durableId="445850461">
-    <w:abstractNumId w:val="34"/>
+    <w:abstractNumId w:val="51"/>
   </w:num>
   <w:num w:numId="4" w16cid:durableId="44373289">
-    <w:abstractNumId w:val="30"/>
+    <w:abstractNumId w:val="45"/>
   </w:num>
   <w:num w:numId="5" w16cid:durableId="1720125812">
-    <w:abstractNumId w:val="27"/>
+    <w:abstractNumId w:val="38"/>
   </w:num>
   <w:num w:numId="6" w16cid:durableId="1743527508">
     <w:abstractNumId w:val="0"/>
   </w:num>
   <w:num w:numId="7" w16cid:durableId="1330479007">
-    <w:abstractNumId w:val="23"/>
+    <w:abstractNumId w:val="33"/>
   </w:num>
   <w:num w:numId="8" w16cid:durableId="1642886724">
-    <w:abstractNumId w:val="26"/>
+    <w:abstractNumId w:val="37"/>
   </w:num>
   <w:num w:numId="9" w16cid:durableId="1803569664">
-    <w:abstractNumId w:val="12"/>
+    <w:abstractNumId w:val="16"/>
   </w:num>
   <w:num w:numId="10" w16cid:durableId="1315373627">
-    <w:abstractNumId w:val="31"/>
+    <w:abstractNumId w:val="46"/>
   </w:num>
   <w:num w:numId="11" w16cid:durableId="792165448">
-    <w:abstractNumId w:val="10"/>
+    <w:abstractNumId w:val="14"/>
   </w:num>
   <w:num w:numId="12" w16cid:durableId="98651057">
     <w:abstractNumId w:val="1"/>
@@ -14450,76 +19120,130 @@
     <w:abstractNumId w:val="2"/>
   </w:num>
   <w:num w:numId="14" w16cid:durableId="1718814728">
+    <w:abstractNumId w:val="30"/>
+  </w:num>
+  <w:num w:numId="15" w16cid:durableId="2125032058">
+    <w:abstractNumId w:val="12"/>
+  </w:num>
+  <w:num w:numId="16" w16cid:durableId="622152661">
+    <w:abstractNumId w:val="49"/>
+  </w:num>
+  <w:num w:numId="17" w16cid:durableId="705258976">
+    <w:abstractNumId w:val="18"/>
+  </w:num>
+  <w:num w:numId="18" w16cid:durableId="81028650">
+    <w:abstractNumId w:val="7"/>
+  </w:num>
+  <w:num w:numId="19" w16cid:durableId="1075862092">
+    <w:abstractNumId w:val="42"/>
+  </w:num>
+  <w:num w:numId="20" w16cid:durableId="387652734">
+    <w:abstractNumId w:val="27"/>
+  </w:num>
+  <w:num w:numId="21" w16cid:durableId="150028905">
+    <w:abstractNumId w:val="54"/>
+  </w:num>
+  <w:num w:numId="22" w16cid:durableId="76438072">
+    <w:abstractNumId w:val="48"/>
+  </w:num>
+  <w:num w:numId="23" w16cid:durableId="1935435967">
+    <w:abstractNumId w:val="19"/>
+  </w:num>
+  <w:num w:numId="24" w16cid:durableId="194586589">
+    <w:abstractNumId w:val="53"/>
+  </w:num>
+  <w:num w:numId="25" w16cid:durableId="1537617219">
+    <w:abstractNumId w:val="20"/>
+  </w:num>
+  <w:num w:numId="26" w16cid:durableId="1328286878">
+    <w:abstractNumId w:val="28"/>
+  </w:num>
+  <w:num w:numId="27" w16cid:durableId="526022435">
+    <w:abstractNumId w:val="29"/>
+  </w:num>
+  <w:num w:numId="28" w16cid:durableId="450051133">
+    <w:abstractNumId w:val="31"/>
+  </w:num>
+  <w:num w:numId="29" w16cid:durableId="65763924">
+    <w:abstractNumId w:val="23"/>
+  </w:num>
+  <w:num w:numId="30" w16cid:durableId="1965840290">
+    <w:abstractNumId w:val="36"/>
+  </w:num>
+  <w:num w:numId="31" w16cid:durableId="491797787">
+    <w:abstractNumId w:val="43"/>
+  </w:num>
+  <w:num w:numId="32" w16cid:durableId="1624507098">
+    <w:abstractNumId w:val="15"/>
+  </w:num>
+  <w:num w:numId="33" w16cid:durableId="1149177547">
     <w:abstractNumId w:val="21"/>
   </w:num>
-  <w:num w:numId="15" w16cid:durableId="2125032058">
+  <w:num w:numId="34" w16cid:durableId="1863785924">
+    <w:abstractNumId w:val="13"/>
+  </w:num>
+  <w:num w:numId="35" w16cid:durableId="405372760">
     <w:abstractNumId w:val="8"/>
   </w:num>
-  <w:num w:numId="16" w16cid:durableId="622152661">
-    <w:abstractNumId w:val="33"/>
+  <w:num w:numId="36" w16cid:durableId="303170066">
+    <w:abstractNumId w:val="10"/>
   </w:num>
-  <w:num w:numId="17" w16cid:durableId="705258976">
-    <w:abstractNumId w:val="13"/>
+  <w:num w:numId="37" w16cid:durableId="1609312753">
+    <w:abstractNumId w:val="5"/>
   </w:num>
-  <w:num w:numId="18" w16cid:durableId="81028650">
+  <w:num w:numId="38" w16cid:durableId="456681731">
+    <w:abstractNumId w:val="50"/>
+  </w:num>
+  <w:num w:numId="39" w16cid:durableId="1491755202">
+    <w:abstractNumId w:val="22"/>
+  </w:num>
+  <w:num w:numId="40" w16cid:durableId="2017224436">
+    <w:abstractNumId w:val="52"/>
+  </w:num>
+  <w:num w:numId="41" w16cid:durableId="1950775857">
     <w:abstractNumId w:val="4"/>
   </w:num>
-  <w:num w:numId="19" w16cid:durableId="1075862092">
-    <w:abstractNumId w:val="28"/>
+  <w:num w:numId="42" w16cid:durableId="382683566">
+    <w:abstractNumId w:val="44"/>
   </w:num>
-  <w:num w:numId="20" w16cid:durableId="387652734">
-    <w:abstractNumId w:val="18"/>
+  <w:num w:numId="43" w16cid:durableId="1950888031">
+    <w:abstractNumId w:val="40"/>
   </w:num>
-  <w:num w:numId="21" w16cid:durableId="150028905">
-    <w:abstractNumId w:val="36"/>
-  </w:num>
-  <w:num w:numId="22" w16cid:durableId="76438072">
+  <w:num w:numId="44" w16cid:durableId="1731267612">
     <w:abstractNumId w:val="32"/>
   </w:num>
-  <w:num w:numId="23" w16cid:durableId="1935435967">
-    <w:abstractNumId w:val="14"/>
+  <w:num w:numId="45" w16cid:durableId="1376195737">
+    <w:abstractNumId w:val="47"/>
   </w:num>
-  <w:num w:numId="24" w16cid:durableId="194586589">
+  <w:num w:numId="46" w16cid:durableId="609973863">
+    <w:abstractNumId w:val="17"/>
+  </w:num>
+  <w:num w:numId="47" w16cid:durableId="306400740">
+    <w:abstractNumId w:val="39"/>
+  </w:num>
+  <w:num w:numId="48" w16cid:durableId="923417315">
+    <w:abstractNumId w:val="3"/>
+  </w:num>
+  <w:num w:numId="49" w16cid:durableId="1500123344">
+    <w:abstractNumId w:val="24"/>
+  </w:num>
+  <w:num w:numId="50" w16cid:durableId="707414066">
+    <w:abstractNumId w:val="26"/>
+  </w:num>
+  <w:num w:numId="51" w16cid:durableId="121310076">
     <w:abstractNumId w:val="35"/>
   </w:num>
-  <w:num w:numId="25" w16cid:durableId="1537617219">
-    <w:abstractNumId w:val="15"/>
+  <w:num w:numId="52" w16cid:durableId="1269003738">
+    <w:abstractNumId w:val="9"/>
   </w:num>
-  <w:num w:numId="26" w16cid:durableId="1328286878">
-    <w:abstractNumId w:val="19"/>
-  </w:num>
-  <w:num w:numId="27" w16cid:durableId="526022435">
-    <w:abstractNumId w:val="20"/>
-  </w:num>
-  <w:num w:numId="28" w16cid:durableId="450051133">
-    <w:abstractNumId w:val="22"/>
-  </w:num>
-  <w:num w:numId="29" w16cid:durableId="65763924">
-    <w:abstractNumId w:val="17"/>
-  </w:num>
-  <w:num w:numId="30" w16cid:durableId="1965840290">
+  <w:num w:numId="53" w16cid:durableId="561864846">
     <w:abstractNumId w:val="25"/>
   </w:num>
-  <w:num w:numId="31" w16cid:durableId="491797787">
-    <w:abstractNumId w:val="29"/>
+  <w:num w:numId="54" w16cid:durableId="52429602">
+    <w:abstractNumId w:val="41"/>
   </w:num>
-  <w:num w:numId="32" w16cid:durableId="1624507098">
-    <w:abstractNumId w:val="11"/>
-  </w:num>
-  <w:num w:numId="33" w16cid:durableId="1149177547">
-    <w:abstractNumId w:val="16"/>
-  </w:num>
-  <w:num w:numId="34" w16cid:durableId="1863785924">
-    <w:abstractNumId w:val="9"/>
-  </w:num>
-  <w:num w:numId="35" w16cid:durableId="405372760">
-    <w:abstractNumId w:val="5"/>
-  </w:num>
-  <w:num w:numId="36" w16cid:durableId="303170066">
+  <w:num w:numId="55" w16cid:durableId="1826776504">
     <w:abstractNumId w:val="6"/>
-  </w:num>
-  <w:num w:numId="37" w16cid:durableId="1609312753">
-    <w:abstractNumId w:val="3"/>
   </w:num>
 </w:numbering>
 </file>
@@ -15310,6 +20034,18 @@
       <w:shd w:val="clear" w:color="auto" w:fill="E1DFDD"/>
     </w:rPr>
   </w:style>
+  <w:style w:type="paragraph" w:styleId="Sinespaciado">
+    <w:name w:val="No Spacing"/>
+    <w:uiPriority w:val="1"/>
+    <w:qFormat/>
+    <w:rsid w:val="00194486"/>
+    <w:pPr>
+      <w:spacing w:before="0" w:line="240" w:lineRule="auto"/>
+    </w:pPr>
+    <w:rPr>
+      <w:sz w:val="22"/>
+    </w:rPr>
+  </w:style>
 </w:styles>
 </file>
 
